--- a/dissertation/code-101/appendix_a_system_user_and_technical_manual.docx
+++ b/dissertation/code-101/appendix_a_system_user_and_technical_manual.docx
@@ -104,59 +104,76 @@
     </w:p>
     <w:p>
       <w:pPr>
-        <w:spacing w:line="360" w:lineRule="auto"/>
-        <w:rPr>
-          <w:rFonts w:ascii="Cambria" w:hAnsi="Cambria"/>
+        <w:autoSpaceDE w:val="0"/>
+        <w:autoSpaceDN w:val="0"/>
+        <w:adjustRightInd w:val="0"/>
+        <w:spacing w:after="0" w:line="360" w:lineRule="auto"/>
+        <w:rPr>
+          <w:rFonts w:ascii="Cambria" w:hAnsi="Cambria" w:cs="Helvetica Neue"/>
           <w:b/>
           <w:bCs/>
-          <w:sz w:val="22"/>
-          <w:szCs w:val="22"/>
-        </w:rPr>
-      </w:pPr>
-      <w:r>
-        <w:rPr>
-          <w:rFonts w:ascii="Cambria" w:hAnsi="Cambria"/>
+          <w:kern w:val="0"/>
+          <w:sz w:val="22"/>
+          <w:szCs w:val="22"/>
+          <w:lang w:val="en-GB"/>
+        </w:rPr>
+      </w:pPr>
+      <w:r>
+        <w:rPr>
+          <w:rFonts w:ascii="Cambria" w:hAnsi="Cambria" w:cs="Helvetica Neue"/>
           <w:b/>
           <w:bCs/>
-          <w:sz w:val="22"/>
-          <w:szCs w:val="22"/>
+          <w:kern w:val="0"/>
+          <w:sz w:val="22"/>
+          <w:szCs w:val="22"/>
+          <w:lang w:val="en-GB"/>
         </w:rPr>
         <w:t>A.2 Main Project Files</w:t>
       </w:r>
     </w:p>
     <w:tbl>
       <w:tblPr>
-        <w:tblStyle w:val="ListTable1Light"/>
-        <w:tblW w:w="0" w:type="auto"/>
-        <w:tblLook w:val="04A0" w:firstRow="1" w:lastRow="0" w:firstColumn="1" w:lastColumn="0" w:noHBand="0" w:noVBand="1"/>
+        <w:tblStyle w:val="PlainTable1"/>
+        <w:tblW w:w="9889" w:type="dxa"/>
+        <w:tblLayout w:type="fixed"/>
+        <w:tblLook w:val="0000" w:firstRow="0" w:lastRow="0" w:firstColumn="0" w:lastColumn="0" w:noHBand="0" w:noVBand="0"/>
       </w:tblPr>
       <w:tblGrid>
-        <w:gridCol w:w="2789"/>
-        <w:gridCol w:w="6453"/>
+        <w:gridCol w:w="4428"/>
+        <w:gridCol w:w="5461"/>
       </w:tblGrid>
       <w:tr>
         <w:trPr>
-          <w:cnfStyle w:val="100000000000" w:firstRow="1" w:lastRow="0" w:firstColumn="0" w:lastColumn="0" w:oddVBand="0" w:evenVBand="0" w:oddHBand="0" w:evenHBand="0" w:firstRowFirstColumn="0" w:firstRowLastColumn="0" w:lastRowFirstColumn="0" w:lastRowLastColumn="0"/>
+          <w:cnfStyle w:val="000000100000" w:firstRow="0" w:lastRow="0" w:firstColumn="0" w:lastColumn="0" w:oddVBand="0" w:evenVBand="0" w:oddHBand="1" w:evenHBand="0" w:firstRowFirstColumn="0" w:firstRowLastColumn="0" w:lastRowFirstColumn="0" w:lastRowLastColumn="0"/>
         </w:trPr>
         <w:tc>
           <w:tcPr>
-            <w:cnfStyle w:val="001000000000" w:firstRow="0" w:lastRow="0" w:firstColumn="1" w:lastColumn="0" w:oddVBand="0" w:evenVBand="0" w:oddHBand="0" w:evenHBand="0" w:firstRowFirstColumn="0" w:firstRowLastColumn="0" w:lastRowFirstColumn="0" w:lastRowLastColumn="0"/>
-            <w:tcW w:w="0" w:type="auto"/>
-          </w:tcPr>
-          <w:p>
-            <w:pPr>
+            <w:cnfStyle w:val="000010000000" w:firstRow="0" w:lastRow="0" w:firstColumn="0" w:lastColumn="0" w:oddVBand="1" w:evenVBand="0" w:oddHBand="0" w:evenHBand="0" w:firstRowFirstColumn="0" w:firstRowLastColumn="0" w:lastRowFirstColumn="0" w:lastRowLastColumn="0"/>
+            <w:tcW w:w="4428" w:type="dxa"/>
+          </w:tcPr>
+          <w:p>
+            <w:pPr>
+              <w:autoSpaceDE w:val="0"/>
+              <w:autoSpaceDN w:val="0"/>
+              <w:adjustRightInd w:val="0"/>
               <w:spacing w:line="360" w:lineRule="auto"/>
               <w:rPr>
-                <w:rFonts w:ascii="Cambria" w:hAnsi="Cambria"/>
+                <w:rFonts w:ascii="Cambria" w:hAnsi="Cambria" w:cs="Helvetica"/>
+                <w:kern w:val="0"/>
                 <w:sz w:val="22"/>
                 <w:szCs w:val="22"/>
-              </w:rPr>
-            </w:pPr>
-            <w:r>
-              <w:rPr>
-                <w:rFonts w:ascii="Cambria" w:hAnsi="Cambria"/>
+                <w:lang w:val="en-GB"/>
+              </w:rPr>
+            </w:pPr>
+            <w:r>
+              <w:rPr>
+                <w:rFonts w:ascii="Cambria" w:hAnsi="Cambria" w:cs="Helvetica Neue"/>
+                <w:b/>
+                <w:bCs/>
+                <w:kern w:val="0"/>
                 <w:sz w:val="22"/>
                 <w:szCs w:val="22"/>
+                <w:lang w:val="en-GB"/>
               </w:rPr>
               <w:t>File</w:t>
             </w:r>
@@ -164,25 +181,98 @@
         </w:tc>
         <w:tc>
           <w:tcPr>
-            <w:tcW w:w="0" w:type="auto"/>
-          </w:tcPr>
-          <w:p>
-            <w:pPr>
+            <w:tcW w:w="5461" w:type="dxa"/>
+          </w:tcPr>
+          <w:p>
+            <w:pPr>
+              <w:autoSpaceDE w:val="0"/>
+              <w:autoSpaceDN w:val="0"/>
+              <w:adjustRightInd w:val="0"/>
               <w:spacing w:line="360" w:lineRule="auto"/>
-              <w:cnfStyle w:val="100000000000" w:firstRow="1" w:lastRow="0" w:firstColumn="0" w:lastColumn="0" w:oddVBand="0" w:evenVBand="0" w:oddHBand="0" w:evenHBand="0" w:firstRowFirstColumn="0" w:firstRowLastColumn="0" w:lastRowFirstColumn="0" w:lastRowLastColumn="0"/>
-              <w:rPr>
-                <w:rFonts w:ascii="Cambria" w:hAnsi="Cambria"/>
+              <w:cnfStyle w:val="000000100000" w:firstRow="0" w:lastRow="0" w:firstColumn="0" w:lastColumn="0" w:oddVBand="0" w:evenVBand="0" w:oddHBand="1" w:evenHBand="0" w:firstRowFirstColumn="0" w:firstRowLastColumn="0" w:lastRowFirstColumn="0" w:lastRowLastColumn="0"/>
+              <w:rPr>
+                <w:rFonts w:ascii="Cambria" w:hAnsi="Cambria" w:cs="Helvetica"/>
+                <w:kern w:val="0"/>
                 <w:sz w:val="22"/>
                 <w:szCs w:val="22"/>
-              </w:rPr>
-            </w:pPr>
-            <w:r>
-              <w:rPr>
-                <w:rFonts w:ascii="Cambria" w:hAnsi="Cambria"/>
+                <w:lang w:val="en-GB"/>
+              </w:rPr>
+            </w:pPr>
+            <w:r>
+              <w:rPr>
+                <w:rFonts w:ascii="Cambria" w:hAnsi="Cambria" w:cs="Helvetica Neue"/>
+                <w:b/>
+                <w:bCs/>
+                <w:kern w:val="0"/>
                 <w:sz w:val="22"/>
                 <w:szCs w:val="22"/>
+                <w:lang w:val="en-GB"/>
               </w:rPr>
               <w:t>Purpose</w:t>
+            </w:r>
+          </w:p>
+        </w:tc>
+      </w:tr>
+      <w:tr>
+        <w:tc>
+          <w:tcPr>
+            <w:cnfStyle w:val="000010000000" w:firstRow="0" w:lastRow="0" w:firstColumn="0" w:lastColumn="0" w:oddVBand="1" w:evenVBand="0" w:oddHBand="0" w:evenHBand="0" w:firstRowFirstColumn="0" w:firstRowLastColumn="0" w:lastRowFirstColumn="0" w:lastRowLastColumn="0"/>
+            <w:tcW w:w="4428" w:type="dxa"/>
+          </w:tcPr>
+          <w:p>
+            <w:pPr>
+              <w:autoSpaceDE w:val="0"/>
+              <w:autoSpaceDN w:val="0"/>
+              <w:adjustRightInd w:val="0"/>
+              <w:spacing w:line="360" w:lineRule="auto"/>
+              <w:rPr>
+                <w:rFonts w:ascii="Cambria" w:hAnsi="Cambria" w:cs="Helvetica"/>
+                <w:kern w:val="0"/>
+                <w:sz w:val="22"/>
+                <w:szCs w:val="22"/>
+                <w:lang w:val="en-GB"/>
+              </w:rPr>
+            </w:pPr>
+            <w:r>
+              <w:rPr>
+                <w:rFonts w:ascii="Cambria" w:hAnsi="Cambria" w:cs="Helvetica Neue"/>
+                <w:kern w:val="0"/>
+                <w:sz w:val="22"/>
+                <w:szCs w:val="22"/>
+                <w:lang w:val="en-GB"/>
+              </w:rPr>
+              <w:t>task1.py</w:t>
+            </w:r>
+          </w:p>
+        </w:tc>
+        <w:tc>
+          <w:tcPr>
+            <w:tcW w:w="5461" w:type="dxa"/>
+          </w:tcPr>
+          <w:p>
+            <w:pPr>
+              <w:autoSpaceDE w:val="0"/>
+              <w:autoSpaceDN w:val="0"/>
+              <w:adjustRightInd w:val="0"/>
+              <w:spacing w:line="360" w:lineRule="auto"/>
+              <w:cnfStyle w:val="000000000000" w:firstRow="0" w:lastRow="0" w:firstColumn="0" w:lastColumn="0" w:oddVBand="0" w:evenVBand="0" w:oddHBand="0" w:evenHBand="0" w:firstRowFirstColumn="0" w:firstRowLastColumn="0" w:lastRowFirstColumn="0" w:lastRowLastColumn="0"/>
+              <w:rPr>
+                <w:rFonts w:ascii="Cambria" w:hAnsi="Cambria" w:cs="Helvetica"/>
+                <w:kern w:val="0"/>
+                <w:sz w:val="22"/>
+                <w:szCs w:val="22"/>
+                <w:lang w:val="en-GB"/>
+              </w:rPr>
+            </w:pPr>
+            <w:r>
+              <w:rPr>
+                <w:rFonts w:ascii="Cambria" w:hAnsi="Cambria" w:cs="Helvetica Neue"/>
+                <w:kern w:val="0"/>
+                <w:sz w:val="22"/>
+                <w:szCs w:val="22"/>
+                <w:lang w:val="en-GB"/>
+              </w:rPr>
+              <w:t>Trains, evaluates, compares, and saves the best-performing model</w:t>
             </w:r>
           </w:p>
         </w:tc>
@@ -193,53 +283,63 @@
         </w:trPr>
         <w:tc>
           <w:tcPr>
-            <w:cnfStyle w:val="001000000000" w:firstRow="0" w:lastRow="0" w:firstColumn="1" w:lastColumn="0" w:oddVBand="0" w:evenVBand="0" w:oddHBand="0" w:evenHBand="0" w:firstRowFirstColumn="0" w:firstRowLastColumn="0" w:lastRowFirstColumn="0" w:lastRowLastColumn="0"/>
-            <w:tcW w:w="0" w:type="auto"/>
-          </w:tcPr>
-          <w:p>
-            <w:pPr>
+            <w:cnfStyle w:val="000010000000" w:firstRow="0" w:lastRow="0" w:firstColumn="0" w:lastColumn="0" w:oddVBand="1" w:evenVBand="0" w:oddHBand="0" w:evenHBand="0" w:firstRowFirstColumn="0" w:firstRowLastColumn="0" w:lastRowFirstColumn="0" w:lastRowLastColumn="0"/>
+            <w:tcW w:w="4428" w:type="dxa"/>
+          </w:tcPr>
+          <w:p>
+            <w:pPr>
+              <w:autoSpaceDE w:val="0"/>
+              <w:autoSpaceDN w:val="0"/>
+              <w:adjustRightInd w:val="0"/>
               <w:spacing w:line="360" w:lineRule="auto"/>
               <w:rPr>
-                <w:rFonts w:ascii="Cambria" w:hAnsi="Cambria"/>
-                <w:b w:val="0"/>
-                <w:bCs w:val="0"/>
-                <w:sz w:val="18"/>
-                <w:szCs w:val="18"/>
-              </w:rPr>
-            </w:pPr>
-            <w:r>
-              <w:rPr>
-                <w:rFonts w:ascii="Cambria" w:hAnsi="Cambria"/>
-                <w:b w:val="0"/>
-                <w:bCs w:val="0"/>
-                <w:sz w:val="18"/>
-                <w:szCs w:val="18"/>
-              </w:rPr>
-              <w:t>task1.py</w:t>
-            </w:r>
-          </w:p>
-        </w:tc>
-        <w:tc>
-          <w:tcPr>
-            <w:tcW w:w="0" w:type="auto"/>
-          </w:tcPr>
-          <w:p>
-            <w:pPr>
+                <w:rFonts w:ascii="Cambria" w:hAnsi="Cambria" w:cs="Helvetica"/>
+                <w:kern w:val="0"/>
+                <w:sz w:val="22"/>
+                <w:szCs w:val="22"/>
+                <w:lang w:val="en-GB"/>
+              </w:rPr>
+            </w:pPr>
+            <w:r>
+              <w:rPr>
+                <w:rFonts w:ascii="Cambria" w:hAnsi="Cambria" w:cs="Helvetica Neue"/>
+                <w:kern w:val="0"/>
+                <w:sz w:val="22"/>
+                <w:szCs w:val="22"/>
+                <w:lang w:val="en-GB"/>
+              </w:rPr>
+              <w:t>sql_injection_middleware.py</w:t>
+            </w:r>
+          </w:p>
+        </w:tc>
+        <w:tc>
+          <w:tcPr>
+            <w:tcW w:w="5461" w:type="dxa"/>
+          </w:tcPr>
+          <w:p>
+            <w:pPr>
+              <w:autoSpaceDE w:val="0"/>
+              <w:autoSpaceDN w:val="0"/>
+              <w:adjustRightInd w:val="0"/>
               <w:spacing w:line="360" w:lineRule="auto"/>
               <w:cnfStyle w:val="000000100000" w:firstRow="0" w:lastRow="0" w:firstColumn="0" w:lastColumn="0" w:oddVBand="0" w:evenVBand="0" w:oddHBand="1" w:evenHBand="0" w:firstRowFirstColumn="0" w:firstRowLastColumn="0" w:lastRowFirstColumn="0" w:lastRowLastColumn="0"/>
               <w:rPr>
-                <w:rFonts w:ascii="Cambria" w:hAnsi="Cambria"/>
+                <w:rFonts w:ascii="Cambria" w:hAnsi="Cambria" w:cs="Helvetica"/>
+                <w:kern w:val="0"/>
                 <w:sz w:val="22"/>
                 <w:szCs w:val="22"/>
-              </w:rPr>
-            </w:pPr>
-            <w:r>
-              <w:rPr>
-                <w:rFonts w:ascii="Cambria" w:hAnsi="Cambria"/>
+                <w:lang w:val="en-GB"/>
+              </w:rPr>
+            </w:pPr>
+            <w:r>
+              <w:rPr>
+                <w:rFonts w:ascii="Cambria" w:hAnsi="Cambria" w:cs="Helvetica Neue"/>
+                <w:kern w:val="0"/>
                 <w:sz w:val="22"/>
                 <w:szCs w:val="22"/>
-              </w:rPr>
-              <w:t>Trains, evaluates, compares, and saves the best-performing model</w:t>
+                <w:lang w:val="en-GB"/>
+              </w:rPr>
+              <w:t>Implements the Flask API, middleware inspection, prediction, timing, and logging logic</w:t>
             </w:r>
           </w:p>
         </w:tc>
@@ -247,53 +347,63 @@
       <w:tr>
         <w:tc>
           <w:tcPr>
-            <w:cnfStyle w:val="001000000000" w:firstRow="0" w:lastRow="0" w:firstColumn="1" w:lastColumn="0" w:oddVBand="0" w:evenVBand="0" w:oddHBand="0" w:evenHBand="0" w:firstRowFirstColumn="0" w:firstRowLastColumn="0" w:lastRowFirstColumn="0" w:lastRowLastColumn="0"/>
-            <w:tcW w:w="0" w:type="auto"/>
-          </w:tcPr>
-          <w:p>
-            <w:pPr>
+            <w:cnfStyle w:val="000010000000" w:firstRow="0" w:lastRow="0" w:firstColumn="0" w:lastColumn="0" w:oddVBand="1" w:evenVBand="0" w:oddHBand="0" w:evenHBand="0" w:firstRowFirstColumn="0" w:firstRowLastColumn="0" w:lastRowFirstColumn="0" w:lastRowLastColumn="0"/>
+            <w:tcW w:w="4428" w:type="dxa"/>
+          </w:tcPr>
+          <w:p>
+            <w:pPr>
+              <w:autoSpaceDE w:val="0"/>
+              <w:autoSpaceDN w:val="0"/>
+              <w:adjustRightInd w:val="0"/>
               <w:spacing w:line="360" w:lineRule="auto"/>
               <w:rPr>
-                <w:rFonts w:ascii="Cambria" w:hAnsi="Cambria"/>
-                <w:b w:val="0"/>
-                <w:bCs w:val="0"/>
-                <w:sz w:val="18"/>
-                <w:szCs w:val="18"/>
-              </w:rPr>
-            </w:pPr>
-            <w:r>
-              <w:rPr>
-                <w:rFonts w:ascii="Cambria" w:hAnsi="Cambria"/>
-                <w:b w:val="0"/>
-                <w:bCs w:val="0"/>
-                <w:sz w:val="18"/>
-                <w:szCs w:val="18"/>
-              </w:rPr>
-              <w:t>sql_injection_middleware.py</w:t>
-            </w:r>
-          </w:p>
-        </w:tc>
-        <w:tc>
-          <w:tcPr>
-            <w:tcW w:w="0" w:type="auto"/>
-          </w:tcPr>
-          <w:p>
-            <w:pPr>
+                <w:rFonts w:ascii="Cambria" w:hAnsi="Cambria" w:cs="Helvetica"/>
+                <w:kern w:val="0"/>
+                <w:sz w:val="22"/>
+                <w:szCs w:val="22"/>
+                <w:lang w:val="en-GB"/>
+              </w:rPr>
+            </w:pPr>
+            <w:r>
+              <w:rPr>
+                <w:rFonts w:ascii="Cambria" w:hAnsi="Cambria" w:cs="Helvetica Neue"/>
+                <w:kern w:val="0"/>
+                <w:sz w:val="22"/>
+                <w:szCs w:val="22"/>
+                <w:lang w:val="en-GB"/>
+              </w:rPr>
+              <w:t>app.py</w:t>
+            </w:r>
+          </w:p>
+        </w:tc>
+        <w:tc>
+          <w:tcPr>
+            <w:tcW w:w="5461" w:type="dxa"/>
+          </w:tcPr>
+          <w:p>
+            <w:pPr>
+              <w:autoSpaceDE w:val="0"/>
+              <w:autoSpaceDN w:val="0"/>
+              <w:adjustRightInd w:val="0"/>
               <w:spacing w:line="360" w:lineRule="auto"/>
               <w:cnfStyle w:val="000000000000" w:firstRow="0" w:lastRow="0" w:firstColumn="0" w:lastColumn="0" w:oddVBand="0" w:evenVBand="0" w:oddHBand="0" w:evenHBand="0" w:firstRowFirstColumn="0" w:firstRowLastColumn="0" w:lastRowFirstColumn="0" w:lastRowLastColumn="0"/>
               <w:rPr>
-                <w:rFonts w:ascii="Cambria" w:hAnsi="Cambria"/>
+                <w:rFonts w:ascii="Cambria" w:hAnsi="Cambria" w:cs="Helvetica"/>
+                <w:kern w:val="0"/>
                 <w:sz w:val="22"/>
                 <w:szCs w:val="22"/>
-              </w:rPr>
-            </w:pPr>
-            <w:r>
-              <w:rPr>
-                <w:rFonts w:ascii="Cambria" w:hAnsi="Cambria"/>
+                <w:lang w:val="en-GB"/>
+              </w:rPr>
+            </w:pPr>
+            <w:r>
+              <w:rPr>
+                <w:rFonts w:ascii="Cambria" w:hAnsi="Cambria" w:cs="Helvetica Neue"/>
+                <w:kern w:val="0"/>
                 <w:sz w:val="22"/>
                 <w:szCs w:val="22"/>
-              </w:rPr>
-              <w:t>Implements the Flask API, middleware inspection, prediction, and logging logic</w:t>
+                <w:lang w:val="en-GB"/>
+              </w:rPr>
+              <w:t>Starts the Flask application on the dissertation-facing port</w:t>
             </w:r>
           </w:p>
         </w:tc>
@@ -304,53 +414,63 @@
         </w:trPr>
         <w:tc>
           <w:tcPr>
-            <w:cnfStyle w:val="001000000000" w:firstRow="0" w:lastRow="0" w:firstColumn="1" w:lastColumn="0" w:oddVBand="0" w:evenVBand="0" w:oddHBand="0" w:evenHBand="0" w:firstRowFirstColumn="0" w:firstRowLastColumn="0" w:lastRowFirstColumn="0" w:lastRowLastColumn="0"/>
-            <w:tcW w:w="0" w:type="auto"/>
-          </w:tcPr>
-          <w:p>
-            <w:pPr>
+            <w:cnfStyle w:val="000010000000" w:firstRow="0" w:lastRow="0" w:firstColumn="0" w:lastColumn="0" w:oddVBand="1" w:evenVBand="0" w:oddHBand="0" w:evenHBand="0" w:firstRowFirstColumn="0" w:firstRowLastColumn="0" w:lastRowFirstColumn="0" w:lastRowLastColumn="0"/>
+            <w:tcW w:w="4428" w:type="dxa"/>
+          </w:tcPr>
+          <w:p>
+            <w:pPr>
+              <w:autoSpaceDE w:val="0"/>
+              <w:autoSpaceDN w:val="0"/>
+              <w:adjustRightInd w:val="0"/>
               <w:spacing w:line="360" w:lineRule="auto"/>
               <w:rPr>
-                <w:rFonts w:ascii="Cambria" w:hAnsi="Cambria"/>
-                <w:b w:val="0"/>
-                <w:bCs w:val="0"/>
-                <w:sz w:val="18"/>
-                <w:szCs w:val="18"/>
-              </w:rPr>
-            </w:pPr>
-            <w:r>
-              <w:rPr>
-                <w:rFonts w:ascii="Cambria" w:hAnsi="Cambria"/>
-                <w:b w:val="0"/>
-                <w:bCs w:val="0"/>
-                <w:sz w:val="18"/>
-                <w:szCs w:val="18"/>
-              </w:rPr>
-              <w:t>app.py</w:t>
-            </w:r>
-          </w:p>
-        </w:tc>
-        <w:tc>
-          <w:tcPr>
-            <w:tcW w:w="0" w:type="auto"/>
-          </w:tcPr>
-          <w:p>
-            <w:pPr>
+                <w:rFonts w:ascii="Cambria" w:hAnsi="Cambria" w:cs="Helvetica"/>
+                <w:kern w:val="0"/>
+                <w:sz w:val="22"/>
+                <w:szCs w:val="22"/>
+                <w:lang w:val="en-GB"/>
+              </w:rPr>
+            </w:pPr>
+            <w:r>
+              <w:rPr>
+                <w:rFonts w:ascii="Cambria" w:hAnsi="Cambria" w:cs="Helvetica Neue"/>
+                <w:kern w:val="0"/>
+                <w:sz w:val="22"/>
+                <w:szCs w:val="22"/>
+                <w:lang w:val="en-GB"/>
+              </w:rPr>
+              <w:t>train_and_save_model.py</w:t>
+            </w:r>
+          </w:p>
+        </w:tc>
+        <w:tc>
+          <w:tcPr>
+            <w:tcW w:w="5461" w:type="dxa"/>
+          </w:tcPr>
+          <w:p>
+            <w:pPr>
+              <w:autoSpaceDE w:val="0"/>
+              <w:autoSpaceDN w:val="0"/>
+              <w:adjustRightInd w:val="0"/>
               <w:spacing w:line="360" w:lineRule="auto"/>
               <w:cnfStyle w:val="000000100000" w:firstRow="0" w:lastRow="0" w:firstColumn="0" w:lastColumn="0" w:oddVBand="0" w:evenVBand="0" w:oddHBand="1" w:evenHBand="0" w:firstRowFirstColumn="0" w:firstRowLastColumn="0" w:lastRowFirstColumn="0" w:lastRowLastColumn="0"/>
               <w:rPr>
-                <w:rFonts w:ascii="Cambria" w:hAnsi="Cambria"/>
+                <w:rFonts w:ascii="Cambria" w:hAnsi="Cambria" w:cs="Helvetica"/>
+                <w:kern w:val="0"/>
                 <w:sz w:val="22"/>
                 <w:szCs w:val="22"/>
-              </w:rPr>
-            </w:pPr>
-            <w:r>
-              <w:rPr>
-                <w:rFonts w:ascii="Cambria" w:hAnsi="Cambria"/>
+                <w:lang w:val="en-GB"/>
+              </w:rPr>
+            </w:pPr>
+            <w:r>
+              <w:rPr>
+                <w:rFonts w:ascii="Cambria" w:hAnsi="Cambria" w:cs="Helvetica Neue"/>
+                <w:kern w:val="0"/>
                 <w:sz w:val="22"/>
                 <w:szCs w:val="22"/>
-              </w:rPr>
-              <w:t>Starts the Flask application</w:t>
+                <w:lang w:val="en-GB"/>
+              </w:rPr>
+              <w:t>Convenience wrapper for running the training pipeline</w:t>
             </w:r>
           </w:p>
         </w:tc>
@@ -358,53 +478,63 @@
       <w:tr>
         <w:tc>
           <w:tcPr>
-            <w:cnfStyle w:val="001000000000" w:firstRow="0" w:lastRow="0" w:firstColumn="1" w:lastColumn="0" w:oddVBand="0" w:evenVBand="0" w:oddHBand="0" w:evenHBand="0" w:firstRowFirstColumn="0" w:firstRowLastColumn="0" w:lastRowFirstColumn="0" w:lastRowLastColumn="0"/>
-            <w:tcW w:w="0" w:type="auto"/>
-          </w:tcPr>
-          <w:p>
-            <w:pPr>
+            <w:cnfStyle w:val="000010000000" w:firstRow="0" w:lastRow="0" w:firstColumn="0" w:lastColumn="0" w:oddVBand="1" w:evenVBand="0" w:oddHBand="0" w:evenHBand="0" w:firstRowFirstColumn="0" w:firstRowLastColumn="0" w:lastRowFirstColumn="0" w:lastRowLastColumn="0"/>
+            <w:tcW w:w="4428" w:type="dxa"/>
+          </w:tcPr>
+          <w:p>
+            <w:pPr>
+              <w:autoSpaceDE w:val="0"/>
+              <w:autoSpaceDN w:val="0"/>
+              <w:adjustRightInd w:val="0"/>
               <w:spacing w:line="360" w:lineRule="auto"/>
               <w:rPr>
-                <w:rFonts w:ascii="Cambria" w:hAnsi="Cambria"/>
-                <w:b w:val="0"/>
-                <w:bCs w:val="0"/>
-                <w:sz w:val="18"/>
-                <w:szCs w:val="18"/>
-              </w:rPr>
-            </w:pPr>
-            <w:r>
-              <w:rPr>
-                <w:rFonts w:ascii="Cambria" w:hAnsi="Cambria"/>
-                <w:b w:val="0"/>
-                <w:bCs w:val="0"/>
-                <w:sz w:val="18"/>
-                <w:szCs w:val="18"/>
-              </w:rPr>
-              <w:t>train_and_save_model.py</w:t>
-            </w:r>
-          </w:p>
-        </w:tc>
-        <w:tc>
-          <w:tcPr>
-            <w:tcW w:w="0" w:type="auto"/>
-          </w:tcPr>
-          <w:p>
-            <w:pPr>
+                <w:rFonts w:ascii="Cambria" w:hAnsi="Cambria" w:cs="Helvetica"/>
+                <w:kern w:val="0"/>
+                <w:sz w:val="22"/>
+                <w:szCs w:val="22"/>
+                <w:lang w:val="en-GB"/>
+              </w:rPr>
+            </w:pPr>
+            <w:r>
+              <w:rPr>
+                <w:rFonts w:ascii="Cambria" w:hAnsi="Cambria" w:cs="Helvetica Neue"/>
+                <w:kern w:val="0"/>
+                <w:sz w:val="22"/>
+                <w:szCs w:val="22"/>
+                <w:lang w:val="en-GB"/>
+              </w:rPr>
+              <w:t>generate_methodology_figures.py</w:t>
+            </w:r>
+          </w:p>
+        </w:tc>
+        <w:tc>
+          <w:tcPr>
+            <w:tcW w:w="5461" w:type="dxa"/>
+          </w:tcPr>
+          <w:p>
+            <w:pPr>
+              <w:autoSpaceDE w:val="0"/>
+              <w:autoSpaceDN w:val="0"/>
+              <w:adjustRightInd w:val="0"/>
               <w:spacing w:line="360" w:lineRule="auto"/>
               <w:cnfStyle w:val="000000000000" w:firstRow="0" w:lastRow="0" w:firstColumn="0" w:lastColumn="0" w:oddVBand="0" w:evenVBand="0" w:oddHBand="0" w:evenHBand="0" w:firstRowFirstColumn="0" w:firstRowLastColumn="0" w:lastRowFirstColumn="0" w:lastRowLastColumn="0"/>
               <w:rPr>
-                <w:rFonts w:ascii="Cambria" w:hAnsi="Cambria"/>
+                <w:rFonts w:ascii="Cambria" w:hAnsi="Cambria" w:cs="Helvetica"/>
+                <w:kern w:val="0"/>
                 <w:sz w:val="22"/>
                 <w:szCs w:val="22"/>
-              </w:rPr>
-            </w:pPr>
-            <w:r>
-              <w:rPr>
-                <w:rFonts w:ascii="Cambria" w:hAnsi="Cambria"/>
+                <w:lang w:val="en-GB"/>
+              </w:rPr>
+            </w:pPr>
+            <w:r>
+              <w:rPr>
+                <w:rFonts w:ascii="Cambria" w:hAnsi="Cambria" w:cs="Helvetica Neue"/>
+                <w:kern w:val="0"/>
                 <w:sz w:val="22"/>
                 <w:szCs w:val="22"/>
-              </w:rPr>
-              <w:t>Convenience wrapper for running the training pipeline</w:t>
+                <w:lang w:val="en-GB"/>
+              </w:rPr>
+              <w:t>Generates dissertation figures, tables, and log-based analytics</w:t>
             </w:r>
           </w:p>
         </w:tc>
@@ -415,53 +545,63 @@
         </w:trPr>
         <w:tc>
           <w:tcPr>
-            <w:cnfStyle w:val="001000000000" w:firstRow="0" w:lastRow="0" w:firstColumn="1" w:lastColumn="0" w:oddVBand="0" w:evenVBand="0" w:oddHBand="0" w:evenHBand="0" w:firstRowFirstColumn="0" w:firstRowLastColumn="0" w:lastRowFirstColumn="0" w:lastRowLastColumn="0"/>
-            <w:tcW w:w="0" w:type="auto"/>
-          </w:tcPr>
-          <w:p>
-            <w:pPr>
+            <w:cnfStyle w:val="000010000000" w:firstRow="0" w:lastRow="0" w:firstColumn="0" w:lastColumn="0" w:oddVBand="1" w:evenVBand="0" w:oddHBand="0" w:evenHBand="0" w:firstRowFirstColumn="0" w:firstRowLastColumn="0" w:lastRowFirstColumn="0" w:lastRowLastColumn="0"/>
+            <w:tcW w:w="4428" w:type="dxa"/>
+          </w:tcPr>
+          <w:p>
+            <w:pPr>
+              <w:autoSpaceDE w:val="0"/>
+              <w:autoSpaceDN w:val="0"/>
+              <w:adjustRightInd w:val="0"/>
               <w:spacing w:line="360" w:lineRule="auto"/>
               <w:rPr>
-                <w:rFonts w:ascii="Cambria" w:hAnsi="Cambria"/>
-                <w:b w:val="0"/>
-                <w:bCs w:val="0"/>
-                <w:sz w:val="18"/>
-                <w:szCs w:val="18"/>
-              </w:rPr>
-            </w:pPr>
-            <w:r>
-              <w:rPr>
-                <w:rFonts w:ascii="Cambria" w:hAnsi="Cambria"/>
-                <w:b w:val="0"/>
-                <w:bCs w:val="0"/>
-                <w:sz w:val="18"/>
-                <w:szCs w:val="18"/>
-              </w:rPr>
-              <w:t>generate_methodology_figures.py</w:t>
-            </w:r>
-          </w:p>
-        </w:tc>
-        <w:tc>
-          <w:tcPr>
-            <w:tcW w:w="0" w:type="auto"/>
-          </w:tcPr>
-          <w:p>
-            <w:pPr>
+                <w:rFonts w:ascii="Cambria" w:hAnsi="Cambria" w:cs="Helvetica"/>
+                <w:kern w:val="0"/>
+                <w:sz w:val="22"/>
+                <w:szCs w:val="22"/>
+                <w:lang w:val="en-GB"/>
+              </w:rPr>
+            </w:pPr>
+            <w:r>
+              <w:rPr>
+                <w:rFonts w:ascii="Cambria" w:hAnsi="Cambria" w:cs="Helvetica Neue"/>
+                <w:kern w:val="0"/>
+                <w:sz w:val="22"/>
+                <w:szCs w:val="22"/>
+                <w:lang w:val="en-GB"/>
+              </w:rPr>
+              <w:t>smoke_test_and_regenerate_latency.sh</w:t>
+            </w:r>
+          </w:p>
+        </w:tc>
+        <w:tc>
+          <w:tcPr>
+            <w:tcW w:w="5461" w:type="dxa"/>
+          </w:tcPr>
+          <w:p>
+            <w:pPr>
+              <w:autoSpaceDE w:val="0"/>
+              <w:autoSpaceDN w:val="0"/>
+              <w:adjustRightInd w:val="0"/>
               <w:spacing w:line="360" w:lineRule="auto"/>
               <w:cnfStyle w:val="000000100000" w:firstRow="0" w:lastRow="0" w:firstColumn="0" w:lastColumn="0" w:oddVBand="0" w:evenVBand="0" w:oddHBand="1" w:evenHBand="0" w:firstRowFirstColumn="0" w:firstRowLastColumn="0" w:lastRowFirstColumn="0" w:lastRowLastColumn="0"/>
               <w:rPr>
-                <w:rFonts w:ascii="Cambria" w:hAnsi="Cambria"/>
+                <w:rFonts w:ascii="Cambria" w:hAnsi="Cambria" w:cs="Helvetica"/>
+                <w:kern w:val="0"/>
                 <w:sz w:val="22"/>
                 <w:szCs w:val="22"/>
-              </w:rPr>
-            </w:pPr>
-            <w:r>
-              <w:rPr>
-                <w:rFonts w:ascii="Cambria" w:hAnsi="Cambria"/>
+                <w:lang w:val="en-GB"/>
+              </w:rPr>
+            </w:pPr>
+            <w:r>
+              <w:rPr>
+                <w:rFonts w:ascii="Cambria" w:hAnsi="Cambria" w:cs="Helvetica Neue"/>
+                <w:kern w:val="0"/>
                 <w:sz w:val="22"/>
                 <w:szCs w:val="22"/>
-              </w:rPr>
-              <w:t>Generates dissertation figures and log-based analytics</w:t>
+                <w:lang w:val="en-GB"/>
+              </w:rPr>
+              <w:t>Runs randomized endpoint smoke tests and regenerates the latency report</w:t>
             </w:r>
           </w:p>
         </w:tc>
@@ -469,51 +609,75 @@
       <w:tr>
         <w:tc>
           <w:tcPr>
-            <w:cnfStyle w:val="001000000000" w:firstRow="0" w:lastRow="0" w:firstColumn="1" w:lastColumn="0" w:oddVBand="0" w:evenVBand="0" w:oddHBand="0" w:evenHBand="0" w:firstRowFirstColumn="0" w:firstRowLastColumn="0" w:lastRowFirstColumn="0" w:lastRowLastColumn="0"/>
-            <w:tcW w:w="0" w:type="auto"/>
-          </w:tcPr>
-          <w:p>
-            <w:pPr>
+            <w:cnfStyle w:val="000010000000" w:firstRow="0" w:lastRow="0" w:firstColumn="0" w:lastColumn="0" w:oddVBand="1" w:evenVBand="0" w:oddHBand="0" w:evenHBand="0" w:firstRowFirstColumn="0" w:firstRowLastColumn="0" w:lastRowFirstColumn="0" w:lastRowLastColumn="0"/>
+            <w:tcW w:w="4428" w:type="dxa"/>
+          </w:tcPr>
+          <w:p>
+            <w:pPr>
+              <w:autoSpaceDE w:val="0"/>
+              <w:autoSpaceDN w:val="0"/>
+              <w:adjustRightInd w:val="0"/>
               <w:spacing w:line="360" w:lineRule="auto"/>
               <w:rPr>
-                <w:rFonts w:ascii="Cambria" w:hAnsi="Cambria"/>
-                <w:b w:val="0"/>
-                <w:bCs w:val="0"/>
-                <w:sz w:val="18"/>
-                <w:szCs w:val="18"/>
-              </w:rPr>
-            </w:pPr>
-            <w:r>
-              <w:rPr>
-                <w:rFonts w:ascii="Cambria" w:hAnsi="Cambria"/>
-                <w:b w:val="0"/>
-                <w:bCs w:val="0"/>
-                <w:sz w:val="18"/>
-                <w:szCs w:val="18"/>
-              </w:rPr>
-              <w:t>postman_testing.json</w:t>
-            </w:r>
-          </w:p>
-        </w:tc>
-        <w:tc>
-          <w:tcPr>
-            <w:tcW w:w="0" w:type="auto"/>
-          </w:tcPr>
-          <w:p>
-            <w:pPr>
+                <w:rFonts w:ascii="Cambria" w:hAnsi="Cambria" w:cs="Helvetica"/>
+                <w:kern w:val="0"/>
+                <w:sz w:val="22"/>
+                <w:szCs w:val="22"/>
+                <w:lang w:val="en-GB"/>
+              </w:rPr>
+            </w:pPr>
+            <w:proofErr w:type="spellStart"/>
+            <w:r>
+              <w:rPr>
+                <w:rFonts w:ascii="Cambria" w:hAnsi="Cambria" w:cs="Helvetica Neue"/>
+                <w:kern w:val="0"/>
+                <w:sz w:val="22"/>
+                <w:szCs w:val="22"/>
+                <w:lang w:val="en-GB"/>
+              </w:rPr>
+              <w:t>postman_</w:t>
+            </w:r>
+            <w:proofErr w:type="gramStart"/>
+            <w:r>
+              <w:rPr>
+                <w:rFonts w:ascii="Cambria" w:hAnsi="Cambria" w:cs="Helvetica Neue"/>
+                <w:kern w:val="0"/>
+                <w:sz w:val="22"/>
+                <w:szCs w:val="22"/>
+                <w:lang w:val="en-GB"/>
+              </w:rPr>
+              <w:t>testing.json</w:t>
+            </w:r>
+            <w:proofErr w:type="spellEnd"/>
+            <w:proofErr w:type="gramEnd"/>
+          </w:p>
+        </w:tc>
+        <w:tc>
+          <w:tcPr>
+            <w:tcW w:w="5461" w:type="dxa"/>
+          </w:tcPr>
+          <w:p>
+            <w:pPr>
+              <w:autoSpaceDE w:val="0"/>
+              <w:autoSpaceDN w:val="0"/>
+              <w:adjustRightInd w:val="0"/>
               <w:spacing w:line="360" w:lineRule="auto"/>
               <w:cnfStyle w:val="000000000000" w:firstRow="0" w:lastRow="0" w:firstColumn="0" w:lastColumn="0" w:oddVBand="0" w:evenVBand="0" w:oddHBand="0" w:evenHBand="0" w:firstRowFirstColumn="0" w:firstRowLastColumn="0" w:lastRowFirstColumn="0" w:lastRowLastColumn="0"/>
               <w:rPr>
-                <w:rFonts w:ascii="Cambria" w:hAnsi="Cambria"/>
+                <w:rFonts w:ascii="Cambria" w:hAnsi="Cambria" w:cs="Helvetica"/>
+                <w:kern w:val="0"/>
                 <w:sz w:val="22"/>
                 <w:szCs w:val="22"/>
-              </w:rPr>
-            </w:pPr>
-            <w:r>
-              <w:rPr>
-                <w:rFonts w:ascii="Cambria" w:hAnsi="Cambria"/>
+                <w:lang w:val="en-GB"/>
+              </w:rPr>
+            </w:pPr>
+            <w:r>
+              <w:rPr>
+                <w:rFonts w:ascii="Cambria" w:hAnsi="Cambria" w:cs="Helvetica Neue"/>
+                <w:kern w:val="0"/>
                 <w:sz w:val="22"/>
                 <w:szCs w:val="22"/>
+                <w:lang w:val="en-GB"/>
               </w:rPr>
               <w:t>Contains sample API requests for Postman testing</w:t>
             </w:r>
@@ -526,51 +690,75 @@
         </w:trPr>
         <w:tc>
           <w:tcPr>
-            <w:cnfStyle w:val="001000000000" w:firstRow="0" w:lastRow="0" w:firstColumn="1" w:lastColumn="0" w:oddVBand="0" w:evenVBand="0" w:oddHBand="0" w:evenHBand="0" w:firstRowFirstColumn="0" w:firstRowLastColumn="0" w:lastRowFirstColumn="0" w:lastRowLastColumn="0"/>
-            <w:tcW w:w="0" w:type="auto"/>
-          </w:tcPr>
-          <w:p>
-            <w:pPr>
+            <w:cnfStyle w:val="000010000000" w:firstRow="0" w:lastRow="0" w:firstColumn="0" w:lastColumn="0" w:oddVBand="1" w:evenVBand="0" w:oddHBand="0" w:evenHBand="0" w:firstRowFirstColumn="0" w:firstRowLastColumn="0" w:lastRowFirstColumn="0" w:lastRowLastColumn="0"/>
+            <w:tcW w:w="4428" w:type="dxa"/>
+          </w:tcPr>
+          <w:p>
+            <w:pPr>
+              <w:autoSpaceDE w:val="0"/>
+              <w:autoSpaceDN w:val="0"/>
+              <w:adjustRightInd w:val="0"/>
               <w:spacing w:line="360" w:lineRule="auto"/>
               <w:rPr>
-                <w:rFonts w:ascii="Cambria" w:hAnsi="Cambria"/>
-                <w:b w:val="0"/>
-                <w:bCs w:val="0"/>
-                <w:sz w:val="18"/>
-                <w:szCs w:val="18"/>
-              </w:rPr>
-            </w:pPr>
-            <w:r>
-              <w:rPr>
-                <w:rFonts w:ascii="Cambria" w:hAnsi="Cambria"/>
-                <w:b w:val="0"/>
-                <w:bCs w:val="0"/>
-                <w:sz w:val="18"/>
-                <w:szCs w:val="18"/>
-              </w:rPr>
-              <w:t>sql_injection_logs.json</w:t>
-            </w:r>
-          </w:p>
-        </w:tc>
-        <w:tc>
-          <w:tcPr>
-            <w:tcW w:w="0" w:type="auto"/>
-          </w:tcPr>
-          <w:p>
-            <w:pPr>
+                <w:rFonts w:ascii="Cambria" w:hAnsi="Cambria" w:cs="Helvetica"/>
+                <w:kern w:val="0"/>
+                <w:sz w:val="22"/>
+                <w:szCs w:val="22"/>
+                <w:lang w:val="en-GB"/>
+              </w:rPr>
+            </w:pPr>
+            <w:proofErr w:type="spellStart"/>
+            <w:r>
+              <w:rPr>
+                <w:rFonts w:ascii="Cambria" w:hAnsi="Cambria" w:cs="Helvetica Neue"/>
+                <w:kern w:val="0"/>
+                <w:sz w:val="22"/>
+                <w:szCs w:val="22"/>
+                <w:lang w:val="en-GB"/>
+              </w:rPr>
+              <w:t>sql_injection_</w:t>
+            </w:r>
+            <w:proofErr w:type="gramStart"/>
+            <w:r>
+              <w:rPr>
+                <w:rFonts w:ascii="Cambria" w:hAnsi="Cambria" w:cs="Helvetica Neue"/>
+                <w:kern w:val="0"/>
+                <w:sz w:val="22"/>
+                <w:szCs w:val="22"/>
+                <w:lang w:val="en-GB"/>
+              </w:rPr>
+              <w:t>logs.json</w:t>
+            </w:r>
+            <w:proofErr w:type="spellEnd"/>
+            <w:proofErr w:type="gramEnd"/>
+          </w:p>
+        </w:tc>
+        <w:tc>
+          <w:tcPr>
+            <w:tcW w:w="5461" w:type="dxa"/>
+          </w:tcPr>
+          <w:p>
+            <w:pPr>
+              <w:autoSpaceDE w:val="0"/>
+              <w:autoSpaceDN w:val="0"/>
+              <w:adjustRightInd w:val="0"/>
               <w:spacing w:line="360" w:lineRule="auto"/>
               <w:cnfStyle w:val="000000100000" w:firstRow="0" w:lastRow="0" w:firstColumn="0" w:lastColumn="0" w:oddVBand="0" w:evenVBand="0" w:oddHBand="1" w:evenHBand="0" w:firstRowFirstColumn="0" w:firstRowLastColumn="0" w:lastRowFirstColumn="0" w:lastRowLastColumn="0"/>
               <w:rPr>
-                <w:rFonts w:ascii="Cambria" w:hAnsi="Cambria"/>
+                <w:rFonts w:ascii="Cambria" w:hAnsi="Cambria" w:cs="Helvetica"/>
+                <w:kern w:val="0"/>
                 <w:sz w:val="22"/>
                 <w:szCs w:val="22"/>
-              </w:rPr>
-            </w:pPr>
-            <w:r>
-              <w:rPr>
-                <w:rFonts w:ascii="Cambria" w:hAnsi="Cambria"/>
+                <w:lang w:val="en-GB"/>
+              </w:rPr>
+            </w:pPr>
+            <w:r>
+              <w:rPr>
+                <w:rFonts w:ascii="Cambria" w:hAnsi="Cambria" w:cs="Helvetica Neue"/>
+                <w:kern w:val="0"/>
                 <w:sz w:val="22"/>
                 <w:szCs w:val="22"/>
+                <w:lang w:val="en-GB"/>
               </w:rPr>
               <w:t>Stores runtime logs generated by the middleware</w:t>
             </w:r>
@@ -580,51 +768,142 @@
       <w:tr>
         <w:tc>
           <w:tcPr>
-            <w:cnfStyle w:val="001000000000" w:firstRow="0" w:lastRow="0" w:firstColumn="1" w:lastColumn="0" w:oddVBand="0" w:evenVBand="0" w:oddHBand="0" w:evenHBand="0" w:firstRowFirstColumn="0" w:firstRowLastColumn="0" w:lastRowFirstColumn="0" w:lastRowLastColumn="0"/>
-            <w:tcW w:w="0" w:type="auto"/>
-          </w:tcPr>
-          <w:p>
-            <w:pPr>
+            <w:cnfStyle w:val="000010000000" w:firstRow="0" w:lastRow="0" w:firstColumn="0" w:lastColumn="0" w:oddVBand="1" w:evenVBand="0" w:oddHBand="0" w:evenHBand="0" w:firstRowFirstColumn="0" w:firstRowLastColumn="0" w:lastRowFirstColumn="0" w:lastRowLastColumn="0"/>
+            <w:tcW w:w="4428" w:type="dxa"/>
+          </w:tcPr>
+          <w:p>
+            <w:pPr>
+              <w:autoSpaceDE w:val="0"/>
+              <w:autoSpaceDN w:val="0"/>
+              <w:adjustRightInd w:val="0"/>
               <w:spacing w:line="360" w:lineRule="auto"/>
               <w:rPr>
-                <w:rFonts w:ascii="Cambria" w:hAnsi="Cambria"/>
-                <w:b w:val="0"/>
-                <w:bCs w:val="0"/>
-                <w:sz w:val="18"/>
-                <w:szCs w:val="18"/>
-              </w:rPr>
-            </w:pPr>
-            <w:r>
-              <w:rPr>
-                <w:rFonts w:ascii="Cambria" w:hAnsi="Cambria"/>
-                <w:b w:val="0"/>
-                <w:bCs w:val="0"/>
-                <w:sz w:val="18"/>
-                <w:szCs w:val="18"/>
-              </w:rPr>
-              <w:t>sql_injection_plots/</w:t>
-            </w:r>
-          </w:p>
-        </w:tc>
-        <w:tc>
-          <w:tcPr>
-            <w:tcW w:w="0" w:type="auto"/>
-          </w:tcPr>
-          <w:p>
-            <w:pPr>
+                <w:rFonts w:ascii="Cambria" w:hAnsi="Cambria" w:cs="Helvetica"/>
+                <w:kern w:val="0"/>
+                <w:sz w:val="22"/>
+                <w:szCs w:val="22"/>
+                <w:lang w:val="en-GB"/>
+              </w:rPr>
+            </w:pPr>
+            <w:proofErr w:type="spellStart"/>
+            <w:r>
+              <w:rPr>
+                <w:rFonts w:ascii="Cambria" w:hAnsi="Cambria" w:cs="Helvetica Neue"/>
+                <w:kern w:val="0"/>
+                <w:sz w:val="22"/>
+                <w:szCs w:val="22"/>
+                <w:lang w:val="en-GB"/>
+              </w:rPr>
+              <w:t>best_sql_injection_model.pkl</w:t>
+            </w:r>
+            <w:proofErr w:type="spellEnd"/>
+          </w:p>
+        </w:tc>
+        <w:tc>
+          <w:tcPr>
+            <w:tcW w:w="5461" w:type="dxa"/>
+          </w:tcPr>
+          <w:p>
+            <w:pPr>
+              <w:autoSpaceDE w:val="0"/>
+              <w:autoSpaceDN w:val="0"/>
+              <w:adjustRightInd w:val="0"/>
               <w:spacing w:line="360" w:lineRule="auto"/>
               <w:cnfStyle w:val="000000000000" w:firstRow="0" w:lastRow="0" w:firstColumn="0" w:lastColumn="0" w:oddVBand="0" w:evenVBand="0" w:oddHBand="0" w:evenHBand="0" w:firstRowFirstColumn="0" w:firstRowLastColumn="0" w:lastRowFirstColumn="0" w:lastRowLastColumn="0"/>
               <w:rPr>
-                <w:rFonts w:ascii="Cambria" w:hAnsi="Cambria"/>
+                <w:rFonts w:ascii="Cambria" w:hAnsi="Cambria" w:cs="Helvetica"/>
+                <w:kern w:val="0"/>
                 <w:sz w:val="22"/>
                 <w:szCs w:val="22"/>
-              </w:rPr>
-            </w:pPr>
-            <w:r>
-              <w:rPr>
-                <w:rFonts w:ascii="Cambria" w:hAnsi="Cambria"/>
+                <w:lang w:val="en-GB"/>
+              </w:rPr>
+            </w:pPr>
+            <w:r>
+              <w:rPr>
+                <w:rFonts w:ascii="Cambria" w:hAnsi="Cambria" w:cs="Helvetica Neue"/>
+                <w:kern w:val="0"/>
                 <w:sz w:val="22"/>
                 <w:szCs w:val="22"/>
+                <w:lang w:val="en-GB"/>
+              </w:rPr>
+              <w:t>Stores the selected trained model and preprocessing artefacts</w:t>
+            </w:r>
+          </w:p>
+        </w:tc>
+      </w:tr>
+      <w:tr>
+        <w:trPr>
+          <w:cnfStyle w:val="000000100000" w:firstRow="0" w:lastRow="0" w:firstColumn="0" w:lastColumn="0" w:oddVBand="0" w:evenVBand="0" w:oddHBand="1" w:evenHBand="0" w:firstRowFirstColumn="0" w:firstRowLastColumn="0" w:lastRowFirstColumn="0" w:lastRowLastColumn="0"/>
+        </w:trPr>
+        <w:tc>
+          <w:tcPr>
+            <w:cnfStyle w:val="000010000000" w:firstRow="0" w:lastRow="0" w:firstColumn="0" w:lastColumn="0" w:oddVBand="1" w:evenVBand="0" w:oddHBand="0" w:evenHBand="0" w:firstRowFirstColumn="0" w:firstRowLastColumn="0" w:lastRowFirstColumn="0" w:lastRowLastColumn="0"/>
+            <w:tcW w:w="4428" w:type="dxa"/>
+          </w:tcPr>
+          <w:p>
+            <w:pPr>
+              <w:autoSpaceDE w:val="0"/>
+              <w:autoSpaceDN w:val="0"/>
+              <w:adjustRightInd w:val="0"/>
+              <w:spacing w:line="360" w:lineRule="auto"/>
+              <w:rPr>
+                <w:rFonts w:ascii="Cambria" w:hAnsi="Cambria" w:cs="Helvetica"/>
+                <w:kern w:val="0"/>
+                <w:sz w:val="22"/>
+                <w:szCs w:val="22"/>
+                <w:lang w:val="en-GB"/>
+              </w:rPr>
+            </w:pPr>
+            <w:proofErr w:type="spellStart"/>
+            <w:r>
+              <w:rPr>
+                <w:rFonts w:ascii="Cambria" w:hAnsi="Cambria" w:cs="Helvetica Neue"/>
+                <w:kern w:val="0"/>
+                <w:sz w:val="22"/>
+                <w:szCs w:val="22"/>
+                <w:lang w:val="en-GB"/>
+              </w:rPr>
+              <w:t>sql_injection_plots</w:t>
+            </w:r>
+            <w:proofErr w:type="spellEnd"/>
+            <w:r>
+              <w:rPr>
+                <w:rFonts w:ascii="Cambria" w:hAnsi="Cambria" w:cs="Helvetica Neue"/>
+                <w:kern w:val="0"/>
+                <w:sz w:val="22"/>
+                <w:szCs w:val="22"/>
+                <w:lang w:val="en-GB"/>
+              </w:rPr>
+              <w:t>/</w:t>
+            </w:r>
+          </w:p>
+        </w:tc>
+        <w:tc>
+          <w:tcPr>
+            <w:tcW w:w="5461" w:type="dxa"/>
+          </w:tcPr>
+          <w:p>
+            <w:pPr>
+              <w:autoSpaceDE w:val="0"/>
+              <w:autoSpaceDN w:val="0"/>
+              <w:adjustRightInd w:val="0"/>
+              <w:spacing w:line="360" w:lineRule="auto"/>
+              <w:cnfStyle w:val="000000100000" w:firstRow="0" w:lastRow="0" w:firstColumn="0" w:lastColumn="0" w:oddVBand="0" w:evenVBand="0" w:oddHBand="1" w:evenHBand="0" w:firstRowFirstColumn="0" w:firstRowLastColumn="0" w:lastRowFirstColumn="0" w:lastRowLastColumn="0"/>
+              <w:rPr>
+                <w:rFonts w:ascii="Cambria" w:hAnsi="Cambria" w:cs="Helvetica Neue"/>
+                <w:kern w:val="0"/>
+                <w:sz w:val="22"/>
+                <w:szCs w:val="22"/>
+                <w:lang w:val="en-GB"/>
+              </w:rPr>
+            </w:pPr>
+            <w:r>
+              <w:rPr>
+                <w:rFonts w:ascii="Cambria" w:hAnsi="Cambria" w:cs="Helvetica Neue"/>
+                <w:kern w:val="0"/>
+                <w:sz w:val="22"/>
+                <w:szCs w:val="22"/>
+                <w:lang w:val="en-GB"/>
               </w:rPr>
               <w:t>Directory containing generated figures and CSV summaries</w:t>
             </w:r>
@@ -632,66 +911,6 @@
         </w:tc>
       </w:tr>
     </w:tbl>
-    <w:p>
-      <w:pPr>
-        <w:spacing w:line="360" w:lineRule="auto"/>
-        <w:rPr>
-          <w:rFonts w:ascii="Cambria" w:hAnsi="Cambria"/>
-          <w:sz w:val="22"/>
-          <w:szCs w:val="22"/>
-        </w:rPr>
-      </w:pPr>
-    </w:p>
-    <w:p>
-      <w:pPr>
-        <w:spacing w:line="360" w:lineRule="auto"/>
-        <w:rPr>
-          <w:rFonts w:ascii="Cambria" w:hAnsi="Cambria"/>
-          <w:sz w:val="22"/>
-          <w:szCs w:val="22"/>
-        </w:rPr>
-      </w:pPr>
-    </w:p>
-    <w:p>
-      <w:pPr>
-        <w:spacing w:line="360" w:lineRule="auto"/>
-        <w:rPr>
-          <w:rFonts w:ascii="Cambria" w:hAnsi="Cambria"/>
-          <w:sz w:val="22"/>
-          <w:szCs w:val="22"/>
-        </w:rPr>
-      </w:pPr>
-    </w:p>
-    <w:p>
-      <w:pPr>
-        <w:spacing w:line="360" w:lineRule="auto"/>
-        <w:rPr>
-          <w:rFonts w:ascii="Cambria" w:hAnsi="Cambria"/>
-          <w:sz w:val="22"/>
-          <w:szCs w:val="22"/>
-        </w:rPr>
-      </w:pPr>
-    </w:p>
-    <w:p>
-      <w:pPr>
-        <w:spacing w:line="360" w:lineRule="auto"/>
-        <w:rPr>
-          <w:rFonts w:ascii="Cambria" w:hAnsi="Cambria"/>
-          <w:sz w:val="22"/>
-          <w:szCs w:val="22"/>
-        </w:rPr>
-      </w:pPr>
-    </w:p>
-    <w:p>
-      <w:pPr>
-        <w:spacing w:line="360" w:lineRule="auto"/>
-        <w:rPr>
-          <w:rFonts w:ascii="Cambria" w:hAnsi="Cambria"/>
-          <w:sz w:val="22"/>
-          <w:szCs w:val="22"/>
-        </w:rPr>
-      </w:pPr>
-    </w:p>
     <w:p>
       <w:pPr>
         <w:spacing w:line="360" w:lineRule="auto"/>
@@ -2755,8 +2974,14 @@
     <w:p>
       <w:pPr>
         <w:pStyle w:val="NoSpacing"/>
-      </w:pPr>
-      <w:r>
+        <w:rPr>
+          <w:rFonts w:ascii="Cambria" w:hAnsi="Cambria"/>
+        </w:rPr>
+      </w:pPr>
+      <w:r>
+        <w:rPr>
+          <w:rFonts w:ascii="Cambria" w:hAnsi="Cambria"/>
+        </w:rPr>
         <w:t xml:space="preserve">Config </w:t>
       </w:r>
     </w:p>
@@ -2764,12 +2989,14 @@
       <w:pPr>
         <w:pStyle w:val="NoSpacing"/>
         <w:rPr>
+          <w:rFonts w:ascii="Cambria" w:hAnsi="Cambria"/>
           <w:sz w:val="18"/>
           <w:szCs w:val="18"/>
         </w:rPr>
       </w:pPr>
       <w:r>
         <w:rPr>
+          <w:rFonts w:ascii="Cambria" w:hAnsi="Cambria"/>
           <w:sz w:val="18"/>
           <w:szCs w:val="18"/>
         </w:rPr>
@@ -2779,13 +3006,22 @@
     <w:p>
       <w:pPr>
         <w:pStyle w:val="NoSpacing"/>
+        <w:rPr>
+          <w:rFonts w:ascii="Cambria" w:hAnsi="Cambria"/>
+        </w:rPr>
       </w:pPr>
     </w:p>
     <w:p>
       <w:pPr>
         <w:pStyle w:val="NoSpacing"/>
-      </w:pPr>
-      <w:r>
+        <w:rPr>
+          <w:rFonts w:ascii="Cambria" w:hAnsi="Cambria"/>
+        </w:rPr>
+      </w:pPr>
+      <w:r>
+        <w:rPr>
+          <w:rFonts w:ascii="Cambria" w:hAnsi="Cambria"/>
+        </w:rPr>
         <w:t>SQLInjectionPredictor</w:t>
       </w:r>
     </w:p>
@@ -2793,12 +3029,14 @@
       <w:pPr>
         <w:pStyle w:val="NoSpacing"/>
         <w:rPr>
+          <w:rFonts w:ascii="Cambria" w:hAnsi="Cambria"/>
           <w:sz w:val="18"/>
           <w:szCs w:val="18"/>
         </w:rPr>
       </w:pPr>
       <w:r>
         <w:rPr>
+          <w:rFonts w:ascii="Cambria" w:hAnsi="Cambria"/>
           <w:sz w:val="18"/>
           <w:szCs w:val="18"/>
         </w:rPr>
@@ -2809,6 +3047,7 @@
       <w:pPr>
         <w:pStyle w:val="NoSpacing"/>
         <w:rPr>
+          <w:rFonts w:ascii="Cambria" w:hAnsi="Cambria"/>
           <w:sz w:val="18"/>
           <w:szCs w:val="18"/>
         </w:rPr>
@@ -2817,8 +3056,14 @@
     <w:p>
       <w:pPr>
         <w:pStyle w:val="NoSpacing"/>
-      </w:pPr>
-      <w:r>
+        <w:rPr>
+          <w:rFonts w:ascii="Cambria" w:hAnsi="Cambria"/>
+        </w:rPr>
+      </w:pPr>
+      <w:r>
+        <w:rPr>
+          <w:rFonts w:ascii="Cambria" w:hAnsi="Cambria"/>
+        </w:rPr>
         <w:t>SQLInjectionLogger</w:t>
       </w:r>
     </w:p>
@@ -2826,12 +3071,14 @@
       <w:pPr>
         <w:pStyle w:val="NoSpacing"/>
         <w:rPr>
+          <w:rFonts w:ascii="Cambria" w:hAnsi="Cambria"/>
           <w:sz w:val="18"/>
           <w:szCs w:val="18"/>
         </w:rPr>
       </w:pPr>
       <w:r>
         <w:rPr>
+          <w:rFonts w:ascii="Cambria" w:hAnsi="Cambria"/>
           <w:sz w:val="18"/>
           <w:szCs w:val="18"/>
         </w:rPr>
@@ -2842,6 +3089,7 @@
       <w:pPr>
         <w:pStyle w:val="NoSpacing"/>
         <w:rPr>
+          <w:rFonts w:ascii="Cambria" w:hAnsi="Cambria"/>
           <w:sz w:val="18"/>
           <w:szCs w:val="18"/>
         </w:rPr>
@@ -2851,6 +3099,7 @@
       <w:pPr>
         <w:pStyle w:val="NoSpacing"/>
         <w:rPr>
+          <w:rFonts w:ascii="Cambria" w:hAnsi="Cambria"/>
           <w:sz w:val="18"/>
           <w:szCs w:val="18"/>
         </w:rPr>
@@ -2859,8 +3108,14 @@
     <w:p>
       <w:pPr>
         <w:pStyle w:val="NoSpacing"/>
-      </w:pPr>
-      <w:r>
+        <w:rPr>
+          <w:rFonts w:ascii="Cambria" w:hAnsi="Cambria"/>
+        </w:rPr>
+      </w:pPr>
+      <w:r>
+        <w:rPr>
+          <w:rFonts w:ascii="Cambria" w:hAnsi="Cambria"/>
+        </w:rPr>
         <w:t>extract_sql_from_request()</w:t>
       </w:r>
     </w:p>
@@ -2868,12 +3123,14 @@
       <w:pPr>
         <w:pStyle w:val="NoSpacing"/>
         <w:rPr>
+          <w:rFonts w:ascii="Cambria" w:hAnsi="Cambria"/>
           <w:sz w:val="18"/>
           <w:szCs w:val="18"/>
         </w:rPr>
       </w:pPr>
       <w:r>
         <w:rPr>
+          <w:rFonts w:ascii="Cambria" w:hAnsi="Cambria"/>
           <w:sz w:val="18"/>
           <w:szCs w:val="18"/>
         </w:rPr>
@@ -2883,13 +3140,22 @@
     <w:p>
       <w:pPr>
         <w:pStyle w:val="NoSpacing"/>
+        <w:rPr>
+          <w:rFonts w:ascii="Cambria" w:hAnsi="Cambria"/>
+        </w:rPr>
       </w:pPr>
     </w:p>
     <w:p>
       <w:pPr>
         <w:pStyle w:val="NoSpacing"/>
-      </w:pPr>
-      <w:r>
+        <w:rPr>
+          <w:rFonts w:ascii="Cambria" w:hAnsi="Cambria"/>
+        </w:rPr>
+      </w:pPr>
+      <w:r>
+        <w:rPr>
+          <w:rFonts w:ascii="Cambria" w:hAnsi="Cambria"/>
+        </w:rPr>
         <w:t>is_sql_query()</w:t>
       </w:r>
     </w:p>
@@ -2897,12 +3163,14 @@
       <w:pPr>
         <w:pStyle w:val="NoSpacing"/>
         <w:rPr>
+          <w:rFonts w:ascii="Cambria" w:hAnsi="Cambria"/>
           <w:sz w:val="18"/>
           <w:szCs w:val="18"/>
         </w:rPr>
       </w:pPr>
       <w:r>
         <w:rPr>
+          <w:rFonts w:ascii="Cambria" w:hAnsi="Cambria"/>
           <w:sz w:val="18"/>
           <w:szCs w:val="18"/>
         </w:rPr>
@@ -2912,13 +3180,22 @@
     <w:p>
       <w:pPr>
         <w:pStyle w:val="NoSpacing"/>
+        <w:rPr>
+          <w:rFonts w:ascii="Cambria" w:hAnsi="Cambria"/>
+        </w:rPr>
       </w:pPr>
     </w:p>
     <w:p>
       <w:pPr>
         <w:pStyle w:val="NoSpacing"/>
-      </w:pPr>
-      <w:r>
+        <w:rPr>
+          <w:rFonts w:ascii="Cambria" w:hAnsi="Cambria"/>
+        </w:rPr>
+      </w:pPr>
+      <w:r>
+        <w:rPr>
+          <w:rFonts w:ascii="Cambria" w:hAnsi="Cambria"/>
+        </w:rPr>
         <w:t>sql_injection_middleware()</w:t>
       </w:r>
     </w:p>
@@ -2926,12 +3203,14 @@
       <w:pPr>
         <w:pStyle w:val="NoSpacing"/>
         <w:rPr>
+          <w:rFonts w:ascii="Cambria" w:hAnsi="Cambria"/>
           <w:sz w:val="18"/>
           <w:szCs w:val="18"/>
         </w:rPr>
       </w:pPr>
       <w:r>
         <w:rPr>
+          <w:rFonts w:ascii="Cambria" w:hAnsi="Cambria"/>
           <w:sz w:val="18"/>
           <w:szCs w:val="18"/>
         </w:rPr>
@@ -2941,13 +3220,22 @@
     <w:p>
       <w:pPr>
         <w:pStyle w:val="NoSpacing"/>
+        <w:rPr>
+          <w:rFonts w:ascii="Cambria" w:hAnsi="Cambria"/>
+        </w:rPr>
       </w:pPr>
     </w:p>
     <w:p>
       <w:pPr>
         <w:pStyle w:val="NoSpacing"/>
-      </w:pPr>
-      <w:r>
+        <w:rPr>
+          <w:rFonts w:ascii="Cambria" w:hAnsi="Cambria"/>
+        </w:rPr>
+      </w:pPr>
+      <w:r>
+        <w:rPr>
+          <w:rFonts w:ascii="Cambria" w:hAnsi="Cambria"/>
+        </w:rPr>
         <w:t>detect_single()</w:t>
       </w:r>
     </w:p>
@@ -2955,12 +3243,14 @@
       <w:pPr>
         <w:pStyle w:val="NoSpacing"/>
         <w:rPr>
+          <w:rFonts w:ascii="Cambria" w:hAnsi="Cambria"/>
           <w:sz w:val="18"/>
           <w:szCs w:val="18"/>
         </w:rPr>
       </w:pPr>
       <w:r>
         <w:rPr>
+          <w:rFonts w:ascii="Cambria" w:hAnsi="Cambria"/>
           <w:sz w:val="18"/>
           <w:szCs w:val="18"/>
         </w:rPr>
@@ -2980,58 +3270,77 @@
     <w:p>
       <w:pPr>
         <w:pStyle w:val="NoSpacing"/>
-      </w:pPr>
-      <w:r>
+        <w:rPr>
+          <w:rFonts w:ascii="Cambria" w:hAnsi="Cambria"/>
+        </w:rPr>
+      </w:pPr>
+      <w:r>
+        <w:rPr>
+          <w:rFonts w:ascii="Cambria" w:hAnsi="Cambria"/>
+        </w:rPr>
         <w:t>batch_detect()</w:t>
       </w:r>
     </w:p>
     <w:p>
       <w:pPr>
         <w:pStyle w:val="NoSpacing"/>
-      </w:pPr>
-      <w:r>
-        <w:rPr>
+        <w:rPr>
+          <w:rFonts w:ascii="Cambria" w:hAnsi="Cambria"/>
+        </w:rPr>
+      </w:pPr>
+      <w:r>
+        <w:rPr>
+          <w:rFonts w:ascii="Cambria" w:hAnsi="Cambria"/>
           <w:sz w:val="18"/>
           <w:szCs w:val="18"/>
         </w:rPr>
         <w:t>Tests a manually supplied batch of queries</w:t>
       </w:r>
       <w:r>
+        <w:rPr>
+          <w:rFonts w:ascii="Cambria" w:hAnsi="Cambria"/>
+        </w:rPr>
         <w:t>.</w:t>
       </w:r>
     </w:p>
     <w:p>
       <w:pPr>
         <w:pStyle w:val="NoSpacing"/>
+        <w:rPr>
+          <w:rFonts w:ascii="Cambria" w:hAnsi="Cambria"/>
+        </w:rPr>
       </w:pPr>
     </w:p>
     <w:p>
       <w:pPr>
         <w:pStyle w:val="NoSpacing"/>
-      </w:pPr>
-    </w:p>
-    <w:p>
-      <w:pPr>
-        <w:pStyle w:val="NoSpacing"/>
-      </w:pPr>
-      <w:r>
+        <w:rPr>
+          <w:rFonts w:ascii="Cambria" w:hAnsi="Cambria"/>
+        </w:rPr>
+      </w:pPr>
+      <w:r>
+        <w:rPr>
+          <w:rFonts w:ascii="Cambria" w:hAnsi="Cambria"/>
+        </w:rPr>
         <w:t>dataset_batch_detect()</w:t>
       </w:r>
     </w:p>
     <w:p>
       <w:pPr>
-        <w:pStyle w:val="NoSpacing"/>
-        <w:rPr>
+        <w:spacing w:line="360" w:lineRule="auto"/>
+        <w:rPr>
+          <w:rFonts w:ascii="Cambria" w:hAnsi="Cambria"/>
           <w:sz w:val="18"/>
           <w:szCs w:val="18"/>
         </w:rPr>
       </w:pPr>
       <w:r>
         <w:rPr>
+          <w:rFonts w:ascii="Cambria" w:hAnsi="Cambria"/>
           <w:sz w:val="18"/>
           <w:szCs w:val="18"/>
         </w:rPr>
-        <w:t>Reads sampled rows from the RbSQLi CSV file, runs them through the middleware automatically, and generates richer runtime analytics for dissertation analysis.</w:t>
+        <w:t>Reads sampled rows from the RbSQLi CSV file, runs them through the middleware automatically, and generates richer runtime analytics for dissertation analysis. This endpoint is used for the automated deployment behaviour analysis in Chapter 4.</w:t>
       </w:r>
     </w:p>
     <w:p>
@@ -3054,6 +3363,127 @@
           <w:szCs w:val="22"/>
         </w:rPr>
         <w:lastRenderedPageBreak/>
+        <w:t>New logging support</w:t>
+      </w:r>
+    </w:p>
+    <w:p>
+      <w:pPr>
+        <w:spacing w:line="360" w:lineRule="auto"/>
+        <w:rPr>
+          <w:rFonts w:ascii="Cambria" w:hAnsi="Cambria"/>
+          <w:sz w:val="22"/>
+          <w:szCs w:val="22"/>
+        </w:rPr>
+      </w:pPr>
+      <w:r>
+        <w:rPr>
+          <w:rFonts w:ascii="Cambria" w:hAnsi="Cambria"/>
+          <w:sz w:val="22"/>
+          <w:szCs w:val="22"/>
+        </w:rPr>
+        <w:t>The middleware now records:</w:t>
+      </w:r>
+    </w:p>
+    <w:p>
+      <w:pPr>
+        <w:pStyle w:val="ListParagraph"/>
+        <w:numPr>
+          <w:ilvl w:val="0"/>
+          <w:numId w:val="4"/>
+        </w:numPr>
+        <w:spacing w:line="360" w:lineRule="auto"/>
+        <w:rPr>
+          <w:rFonts w:ascii="Cambria" w:hAnsi="Cambria"/>
+          <w:sz w:val="22"/>
+          <w:szCs w:val="22"/>
+        </w:rPr>
+      </w:pPr>
+      <w:r>
+        <w:rPr>
+          <w:rFonts w:ascii="Cambria" w:hAnsi="Cambria"/>
+          <w:sz w:val="22"/>
+          <w:szCs w:val="22"/>
+        </w:rPr>
+        <w:t>inference_ms</w:t>
+      </w:r>
+    </w:p>
+    <w:p>
+      <w:pPr>
+        <w:pStyle w:val="ListParagraph"/>
+        <w:numPr>
+          <w:ilvl w:val="0"/>
+          <w:numId w:val="4"/>
+        </w:numPr>
+        <w:spacing w:line="360" w:lineRule="auto"/>
+        <w:rPr>
+          <w:rFonts w:ascii="Cambria" w:hAnsi="Cambria"/>
+          <w:sz w:val="22"/>
+          <w:szCs w:val="22"/>
+        </w:rPr>
+      </w:pPr>
+      <w:r>
+        <w:rPr>
+          <w:rFonts w:ascii="Cambria" w:hAnsi="Cambria"/>
+          <w:sz w:val="22"/>
+          <w:szCs w:val="22"/>
+        </w:rPr>
+        <w:t>request-level latency per route</w:t>
+      </w:r>
+    </w:p>
+    <w:p>
+      <w:pPr>
+        <w:pStyle w:val="ListParagraph"/>
+        <w:numPr>
+          <w:ilvl w:val="0"/>
+          <w:numId w:val="4"/>
+        </w:numPr>
+        <w:spacing w:line="360" w:lineRule="auto"/>
+        <w:rPr>
+          <w:rFonts w:ascii="Cambria" w:hAnsi="Cambria"/>
+          <w:sz w:val="22"/>
+          <w:szCs w:val="22"/>
+        </w:rPr>
+      </w:pPr>
+      <w:r>
+        <w:rPr>
+          <w:rFonts w:ascii="Cambria" w:hAnsi="Cambria"/>
+          <w:sz w:val="22"/>
+          <w:szCs w:val="22"/>
+        </w:rPr>
+        <w:t>prediction-level latency for batch and single-query runs</w:t>
+      </w:r>
+    </w:p>
+    <w:p>
+      <w:pPr>
+        <w:spacing w:line="360" w:lineRule="auto"/>
+        <w:rPr>
+          <w:rFonts w:ascii="Cambria" w:hAnsi="Cambria"/>
+          <w:b/>
+          <w:bCs/>
+          <w:sz w:val="18"/>
+          <w:szCs w:val="18"/>
+        </w:rPr>
+      </w:pPr>
+    </w:p>
+    <w:p>
+      <w:pPr>
+        <w:spacing w:line="360" w:lineRule="auto"/>
+        <w:rPr>
+          <w:rFonts w:ascii="Cambria" w:hAnsi="Cambria"/>
+          <w:b/>
+          <w:bCs/>
+          <w:sz w:val="22"/>
+          <w:szCs w:val="22"/>
+        </w:rPr>
+      </w:pPr>
+      <w:r>
+        <w:rPr>
+          <w:rFonts w:ascii="Cambria" w:hAnsi="Cambria"/>
+          <w:b/>
+          <w:bCs/>
+          <w:sz w:val="22"/>
+          <w:szCs w:val="22"/>
+        </w:rPr>
         <w:t>A.8 API Endpoints</w:t>
       </w:r>
     </w:p>
@@ -3826,20 +4256,28 @@
           <w:ilvl w:val="0"/>
           <w:numId w:val="3"/>
         </w:numPr>
-        <w:spacing w:line="360" w:lineRule="auto"/>
-        <w:rPr>
-          <w:rFonts w:ascii="Cambria" w:hAnsi="Cambria"/>
-          <w:sz w:val="22"/>
-          <w:szCs w:val="22"/>
-        </w:rPr>
-      </w:pPr>
-      <w:r>
-        <w:rPr>
-          <w:rFonts w:ascii="Cambria" w:hAnsi="Cambria"/>
-          <w:sz w:val="22"/>
-          <w:szCs w:val="22"/>
-        </w:rPr>
-        <w:t>Activate the local environment: cd /Users/oeze/Documents/wlv/dissertation/code-101 &amp;&amp; source sqli/bin/activate</w:t>
+        <w:spacing w:line="240" w:lineRule="auto"/>
+        <w:rPr>
+          <w:rFonts w:ascii="Consolas" w:hAnsi="Consolas" w:cs="Consolas"/>
+          <w:sz w:val="18"/>
+          <w:szCs w:val="18"/>
+        </w:rPr>
+      </w:pPr>
+      <w:r>
+        <w:rPr>
+          <w:rFonts w:ascii="Cambria" w:hAnsi="Cambria"/>
+          <w:sz w:val="22"/>
+          <w:szCs w:val="22"/>
+        </w:rPr>
+        <w:t xml:space="preserve">Activate the local environment: </w:t>
+      </w:r>
+      <w:r>
+        <w:rPr>
+          <w:rFonts w:ascii="Consolas" w:hAnsi="Consolas" w:cs="Consolas"/>
+          <w:sz w:val="18"/>
+          <w:szCs w:val="18"/>
+        </w:rPr>
+        <w:t>cd /Users/oeze/Documents/wlv/dissertation/code-101 &amp;&amp; source sqli/bin/activate</w:t>
       </w:r>
     </w:p>
     <w:p>
@@ -3862,7 +4300,15 @@
           <w:sz w:val="22"/>
           <w:szCs w:val="22"/>
         </w:rPr>
-        <w:t>Install dependencies: pip install -r requirements.txt</w:t>
+        <w:t xml:space="preserve">Install dependencies: </w:t>
+      </w:r>
+      <w:r>
+        <w:rPr>
+          <w:rFonts w:ascii="Consolas" w:hAnsi="Consolas" w:cs="Consolas"/>
+          <w:sz w:val="18"/>
+          <w:szCs w:val="18"/>
+        </w:rPr>
+        <w:t>pip install -r requirements.txt</w:t>
       </w:r>
     </w:p>
     <w:p>
@@ -3872,20 +4318,28 @@
           <w:ilvl w:val="0"/>
           <w:numId w:val="3"/>
         </w:numPr>
-        <w:spacing w:line="360" w:lineRule="auto"/>
-        <w:rPr>
-          <w:rFonts w:ascii="Cambria" w:hAnsi="Cambria"/>
-          <w:sz w:val="22"/>
-          <w:szCs w:val="22"/>
-        </w:rPr>
-      </w:pPr>
-      <w:r>
-        <w:rPr>
-          <w:rFonts w:ascii="Cambria" w:hAnsi="Cambria"/>
-          <w:sz w:val="22"/>
-          <w:szCs w:val="22"/>
-        </w:rPr>
-        <w:t>Train and save the best model: python task1.py or python train_and_save_model.py</w:t>
+        <w:spacing w:line="240" w:lineRule="auto"/>
+        <w:rPr>
+          <w:rFonts w:ascii="Cambria" w:hAnsi="Cambria"/>
+          <w:sz w:val="22"/>
+          <w:szCs w:val="22"/>
+        </w:rPr>
+      </w:pPr>
+      <w:r>
+        <w:rPr>
+          <w:rFonts w:ascii="Cambria" w:hAnsi="Cambria"/>
+          <w:sz w:val="22"/>
+          <w:szCs w:val="22"/>
+        </w:rPr>
+        <w:t xml:space="preserve">Train and save the best model: </w:t>
+      </w:r>
+      <w:r>
+        <w:rPr>
+          <w:rFonts w:ascii="Consolas" w:hAnsi="Consolas" w:cs="Consolas"/>
+          <w:sz w:val="18"/>
+          <w:szCs w:val="18"/>
+        </w:rPr>
+        <w:t>python task1.py or python train_and_save_model.py</w:t>
       </w:r>
     </w:p>
     <w:p>
@@ -3895,78 +4349,217 @@
           <w:ilvl w:val="0"/>
           <w:numId w:val="3"/>
         </w:numPr>
-        <w:spacing w:line="360" w:lineRule="auto"/>
-        <w:rPr>
-          <w:rFonts w:ascii="Cambria" w:hAnsi="Cambria"/>
-          <w:sz w:val="22"/>
-          <w:szCs w:val="22"/>
-        </w:rPr>
-      </w:pPr>
-      <w:r>
-        <w:rPr>
-          <w:rFonts w:ascii="Cambria" w:hAnsi="Cambria"/>
-          <w:sz w:val="22"/>
-          <w:szCs w:val="22"/>
-        </w:rPr>
-        <w:t>Start the Flask application: python app.py</w:t>
-      </w:r>
-    </w:p>
-    <w:p>
-      <w:pPr>
-        <w:spacing w:line="360" w:lineRule="auto"/>
-        <w:rPr>
-          <w:rFonts w:ascii="Cambria" w:hAnsi="Cambria"/>
-          <w:sz w:val="22"/>
-          <w:szCs w:val="22"/>
-        </w:rPr>
-      </w:pPr>
-    </w:p>
-    <w:p>
-      <w:pPr>
-        <w:spacing w:line="360" w:lineRule="auto"/>
-        <w:rPr>
-          <w:rFonts w:ascii="Cambria" w:hAnsi="Cambria"/>
-          <w:b/>
-          <w:bCs/>
-          <w:sz w:val="22"/>
-          <w:szCs w:val="22"/>
-        </w:rPr>
-      </w:pPr>
-      <w:r>
-        <w:rPr>
-          <w:rFonts w:ascii="Cambria" w:hAnsi="Cambria"/>
-          <w:b/>
-          <w:bCs/>
-          <w:sz w:val="22"/>
-          <w:szCs w:val="22"/>
-        </w:rPr>
-        <w:t>A.10 Testing the API</w:t>
-      </w:r>
-    </w:p>
-    <w:p>
-      <w:pPr>
-        <w:spacing w:line="360" w:lineRule="auto"/>
-        <w:rPr>
-          <w:rFonts w:ascii="Cambria" w:hAnsi="Cambria"/>
-          <w:sz w:val="22"/>
-          <w:szCs w:val="22"/>
-        </w:rPr>
-      </w:pPr>
-      <w:r>
-        <w:rPr>
-          <w:rFonts w:ascii="Cambria" w:hAnsi="Cambria"/>
-          <w:sz w:val="22"/>
-          <w:szCs w:val="22"/>
-        </w:rPr>
-        <w:t xml:space="preserve">Example health check: curl </w:t>
+        <w:spacing w:line="240" w:lineRule="auto"/>
+        <w:rPr>
+          <w:rFonts w:ascii="Cambria" w:hAnsi="Cambria"/>
+          <w:sz w:val="22"/>
+          <w:szCs w:val="22"/>
+        </w:rPr>
+      </w:pPr>
+      <w:r>
+        <w:rPr>
+          <w:rFonts w:ascii="Cambria" w:hAnsi="Cambria"/>
+          <w:sz w:val="22"/>
+          <w:szCs w:val="22"/>
+        </w:rPr>
+        <w:t xml:space="preserve">Start the Flask application: </w:t>
+      </w:r>
+      <w:r>
+        <w:rPr>
+          <w:rFonts w:ascii="Consolas" w:hAnsi="Consolas" w:cs="Consolas"/>
+          <w:sz w:val="18"/>
+          <w:szCs w:val="18"/>
+        </w:rPr>
+        <w:t>python app.py</w:t>
+      </w:r>
+    </w:p>
+    <w:p>
+      <w:pPr>
+        <w:pStyle w:val="ListParagraph"/>
+        <w:numPr>
+          <w:ilvl w:val="0"/>
+          <w:numId w:val="3"/>
+        </w:numPr>
+        <w:spacing w:line="240" w:lineRule="auto"/>
+        <w:rPr>
+          <w:rFonts w:ascii="Cambria" w:hAnsi="Cambria"/>
+          <w:sz w:val="22"/>
+          <w:szCs w:val="22"/>
+        </w:rPr>
+      </w:pPr>
+      <w:r>
+        <w:rPr>
+          <w:rFonts w:ascii="Cambria" w:hAnsi="Cambria"/>
+          <w:sz w:val="22"/>
+          <w:szCs w:val="22"/>
+        </w:rPr>
+        <w:t xml:space="preserve">This starts the API on: </w:t>
+      </w:r>
+      <w:r>
+        <w:rPr>
+          <w:rFonts w:ascii="Consolas" w:hAnsi="Consolas" w:cs="Consolas"/>
+          <w:sz w:val="18"/>
+          <w:szCs w:val="18"/>
+        </w:rPr>
+        <w:t xml:space="preserve"> </w:t>
       </w:r>
       <w:hyperlink r:id="rId5" w:history="1">
         <w:r>
           <w:rPr>
             <w:rStyle w:val="Hyperlink"/>
-            <w:rFonts w:ascii="Cambria" w:hAnsi="Cambria"/>
-            <w:sz w:val="22"/>
-            <w:szCs w:val="22"/>
+            <w:rFonts w:ascii="Consolas" w:hAnsi="Consolas" w:cs="Consolas"/>
+            <w:sz w:val="18"/>
+            <w:szCs w:val="18"/>
+          </w:rPr>
+          <w:t>http://localhost:5100</w:t>
+        </w:r>
+      </w:hyperlink>
+    </w:p>
+    <w:p>
+      <w:pPr>
+        <w:spacing w:line="360" w:lineRule="auto"/>
+        <w:rPr>
+          <w:rFonts w:ascii="Cambria" w:hAnsi="Cambria"/>
+          <w:sz w:val="22"/>
+          <w:szCs w:val="22"/>
+        </w:rPr>
+      </w:pPr>
+      <w:r>
+        <w:rPr>
+          <w:rFonts w:ascii="Cambria" w:hAnsi="Cambria"/>
+          <w:sz w:val="22"/>
+          <w:szCs w:val="22"/>
+        </w:rPr>
+        <w:t>If you need to run the middleware directly for testing, the lower-level runner can also be started separately, but app.py is the preferred entry point for the dissertation.</w:t>
+      </w:r>
+    </w:p>
+    <w:p>
+      <w:pPr>
+        <w:spacing w:line="360" w:lineRule="auto"/>
+        <w:rPr>
+          <w:rFonts w:ascii="Cambria" w:hAnsi="Cambria"/>
+          <w:sz w:val="22"/>
+          <w:szCs w:val="22"/>
+        </w:rPr>
+      </w:pPr>
+    </w:p>
+    <w:p>
+      <w:pPr>
+        <w:spacing w:line="360" w:lineRule="auto"/>
+        <w:rPr>
+          <w:rFonts w:ascii="Cambria" w:hAnsi="Cambria"/>
+          <w:sz w:val="22"/>
+          <w:szCs w:val="22"/>
+        </w:rPr>
+      </w:pPr>
+    </w:p>
+    <w:p>
+      <w:pPr>
+        <w:spacing w:line="360" w:lineRule="auto"/>
+        <w:rPr>
+          <w:rFonts w:ascii="Cambria" w:hAnsi="Cambria"/>
+          <w:sz w:val="22"/>
+          <w:szCs w:val="22"/>
+        </w:rPr>
+      </w:pPr>
+    </w:p>
+    <w:p>
+      <w:pPr>
+        <w:spacing w:line="360" w:lineRule="auto"/>
+        <w:rPr>
+          <w:rFonts w:ascii="Cambria" w:hAnsi="Cambria"/>
+          <w:sz w:val="22"/>
+          <w:szCs w:val="22"/>
+        </w:rPr>
+      </w:pPr>
+    </w:p>
+    <w:p>
+      <w:pPr>
+        <w:spacing w:line="360" w:lineRule="auto"/>
+        <w:rPr>
+          <w:rFonts w:ascii="Cambria" w:hAnsi="Cambria"/>
+          <w:b/>
+          <w:bCs/>
+          <w:sz w:val="22"/>
+          <w:szCs w:val="22"/>
+        </w:rPr>
+      </w:pPr>
+      <w:r>
+        <w:rPr>
+          <w:rFonts w:ascii="Cambria" w:hAnsi="Cambria"/>
+          <w:b/>
+          <w:bCs/>
+          <w:sz w:val="22"/>
+          <w:szCs w:val="22"/>
+        </w:rPr>
+        <w:lastRenderedPageBreak/>
+        <w:t>A.10 Testing the API</w:t>
+      </w:r>
+    </w:p>
+    <w:p>
+      <w:pPr>
+        <w:spacing w:line="360" w:lineRule="auto"/>
+        <w:rPr>
+          <w:rFonts w:ascii="Cambria" w:hAnsi="Cambria"/>
+          <w:sz w:val="22"/>
+          <w:szCs w:val="22"/>
+        </w:rPr>
+      </w:pPr>
+      <w:r>
+        <w:rPr>
+          <w:rFonts w:ascii="Cambria" w:hAnsi="Cambria"/>
+          <w:sz w:val="22"/>
+          <w:szCs w:val="22"/>
+        </w:rPr>
+        <w:t>Use the following examples to test the endpoints.</w:t>
+      </w:r>
+    </w:p>
+    <w:p>
+      <w:pPr>
+        <w:spacing w:line="360" w:lineRule="auto"/>
+        <w:rPr>
+          <w:rFonts w:ascii="Cambria" w:hAnsi="Cambria"/>
+          <w:b/>
+          <w:bCs/>
+          <w:sz w:val="22"/>
+          <w:szCs w:val="22"/>
+        </w:rPr>
+      </w:pPr>
+      <w:r>
+        <w:rPr>
+          <w:rFonts w:ascii="Cambria" w:hAnsi="Cambria"/>
+          <w:b/>
+          <w:bCs/>
+          <w:sz w:val="22"/>
+          <w:szCs w:val="22"/>
+        </w:rPr>
+        <w:t>Health check</w:t>
+      </w:r>
+    </w:p>
+    <w:p>
+      <w:pPr>
+        <w:spacing w:line="240" w:lineRule="auto"/>
+        <w:rPr>
+          <w:rFonts w:ascii="Cambria" w:hAnsi="Cambria" w:cs="Consolas"/>
+          <w:sz w:val="18"/>
+          <w:szCs w:val="18"/>
+        </w:rPr>
+      </w:pPr>
+      <w:r>
+        <w:rPr>
+          <w:rFonts w:ascii="Cambria" w:hAnsi="Cambria" w:cs="Consolas"/>
+          <w:sz w:val="18"/>
+          <w:szCs w:val="18"/>
+        </w:rPr>
+        <w:t xml:space="preserve">curl </w:t>
+      </w:r>
+      <w:hyperlink r:id="rId6" w:history="1">
+        <w:r>
+          <w:rPr>
+            <w:rStyle w:val="Hyperlink"/>
+            <w:rFonts w:ascii="Cambria" w:hAnsi="Cambria" w:cs="Consolas"/>
+            <w:sz w:val="18"/>
+            <w:szCs w:val="18"/>
           </w:rPr>
           <w:t>http://localhost:5100/health</w:t>
         </w:r>
@@ -3987,90 +4580,6 @@
         <w:spacing w:line="360" w:lineRule="auto"/>
         <w:rPr>
           <w:rFonts w:ascii="Cambria" w:hAnsi="Cambria"/>
-          <w:sz w:val="22"/>
-          <w:szCs w:val="22"/>
-        </w:rPr>
-      </w:pPr>
-      <w:r>
-        <w:rPr>
-          <w:rFonts w:ascii="Cambria" w:hAnsi="Cambria"/>
-          <w:sz w:val="22"/>
-          <w:szCs w:val="22"/>
-        </w:rPr>
-        <w:t>Example SQLi detection test: curl -X POST "http://localhost:5100/detect_single" -H "Content-Type: application/json" -d {"sql_query":"SELECT * FROM users WHERE id = 1 OR 1=1 --"}</w:t>
-      </w:r>
-    </w:p>
-    <w:p>
-      <w:pPr>
-        <w:spacing w:line="360" w:lineRule="auto"/>
-        <w:rPr>
-          <w:rFonts w:ascii="Cambria" w:hAnsi="Cambria"/>
-          <w:sz w:val="22"/>
-          <w:szCs w:val="22"/>
-        </w:rPr>
-      </w:pPr>
-    </w:p>
-    <w:p>
-      <w:pPr>
-        <w:spacing w:line="360" w:lineRule="auto"/>
-        <w:rPr>
-          <w:rFonts w:ascii="Cambria" w:hAnsi="Cambria"/>
-          <w:sz w:val="22"/>
-          <w:szCs w:val="22"/>
-        </w:rPr>
-      </w:pPr>
-      <w:r>
-        <w:rPr>
-          <w:rFonts w:ascii="Cambria" w:hAnsi="Cambria"/>
-          <w:sz w:val="22"/>
-          <w:szCs w:val="22"/>
-        </w:rPr>
-        <w:t>Example benign route test: curl "http://localhost:5100/api/users?user_id=123&amp;name=john"</w:t>
-      </w:r>
-    </w:p>
-    <w:p>
-      <w:pPr>
-        <w:spacing w:line="360" w:lineRule="auto"/>
-        <w:rPr>
-          <w:rFonts w:ascii="Cambria" w:hAnsi="Cambria"/>
-          <w:sz w:val="22"/>
-          <w:szCs w:val="22"/>
-        </w:rPr>
-      </w:pPr>
-    </w:p>
-    <w:p>
-      <w:pPr>
-        <w:spacing w:line="360" w:lineRule="auto"/>
-        <w:rPr>
-          <w:rFonts w:ascii="Cambria" w:hAnsi="Cambria"/>
-          <w:sz w:val="22"/>
-          <w:szCs w:val="22"/>
-        </w:rPr>
-      </w:pPr>
-      <w:r>
-        <w:rPr>
-          <w:rFonts w:ascii="Cambria" w:hAnsi="Cambria"/>
-          <w:sz w:val="22"/>
-          <w:szCs w:val="22"/>
-        </w:rPr>
-        <w:t>Example dataset-batch test: curl "http://localhost:5100/dataset_batch_detect?sample_size=150"</w:t>
-      </w:r>
-    </w:p>
-    <w:p>
-      <w:pPr>
-        <w:spacing w:line="360" w:lineRule="auto"/>
-        <w:rPr>
-          <w:rFonts w:ascii="Cambria" w:hAnsi="Cambria"/>
-          <w:sz w:val="22"/>
-          <w:szCs w:val="22"/>
-        </w:rPr>
-      </w:pPr>
-    </w:p>
-    <w:p>
-      <w:pPr>
-        <w:spacing w:line="360" w:lineRule="auto"/>
-        <w:rPr>
-          <w:rFonts w:ascii="Cambria" w:hAnsi="Cambria"/>
           <w:b/>
           <w:bCs/>
           <w:sz w:val="22"/>
@@ -4085,43 +4594,61 @@
           <w:sz w:val="22"/>
           <w:szCs w:val="22"/>
         </w:rPr>
-        <w:t>A.11 Generating Figures and Reports</w:t>
-      </w:r>
-    </w:p>
-    <w:p>
-      <w:pPr>
-        <w:spacing w:line="360" w:lineRule="auto"/>
-        <w:rPr>
-          <w:rFonts w:ascii="Cambria" w:hAnsi="Cambria"/>
-          <w:sz w:val="22"/>
-          <w:szCs w:val="22"/>
-        </w:rPr>
-      </w:pPr>
-      <w:r>
-        <w:rPr>
-          <w:rFonts w:ascii="Cambria" w:hAnsi="Cambria"/>
-          <w:sz w:val="22"/>
-          <w:szCs w:val="22"/>
-        </w:rPr>
-        <w:t>Run the generator script with the project virtual environment active: MPLCONFIGDIR=/private/tmp ./sqli/bin/python generate_methodology_figures.py</w:t>
-      </w:r>
-    </w:p>
-    <w:p>
-      <w:pPr>
-        <w:spacing w:line="360" w:lineRule="auto"/>
-        <w:rPr>
-          <w:rFonts w:ascii="Cambria" w:hAnsi="Cambria"/>
-          <w:sz w:val="22"/>
-          <w:szCs w:val="22"/>
-        </w:rPr>
-      </w:pPr>
-      <w:r>
-        <w:rPr>
-          <w:rFonts w:ascii="Cambria" w:hAnsi="Cambria"/>
-          <w:sz w:val="22"/>
-          <w:szCs w:val="22"/>
-        </w:rPr>
-        <w:t>This generates the sample-size sensitivity plots, model comparison plots, class distribution charts, injection-type distribution charts, runtime dashboard summaries, and dataset-batch analytics plots and CSV summaries.</w:t>
+        <w:t>SQLi detection test</w:t>
+      </w:r>
+    </w:p>
+    <w:p>
+      <w:pPr>
+        <w:spacing w:line="240" w:lineRule="auto"/>
+        <w:rPr>
+          <w:rFonts w:ascii="Cambria" w:hAnsi="Cambria" w:cs="Consolas"/>
+          <w:sz w:val="18"/>
+          <w:szCs w:val="18"/>
+        </w:rPr>
+      </w:pPr>
+      <w:r>
+        <w:rPr>
+          <w:rFonts w:ascii="Cambria" w:hAnsi="Cambria" w:cs="Consolas"/>
+          <w:sz w:val="18"/>
+          <w:szCs w:val="18"/>
+        </w:rPr>
+        <w:t>curl -X POST "http://localhost:5100/detect_single" \</w:t>
+      </w:r>
+    </w:p>
+    <w:p>
+      <w:pPr>
+        <w:spacing w:line="240" w:lineRule="auto"/>
+        <w:rPr>
+          <w:rFonts w:ascii="Cambria" w:hAnsi="Cambria" w:cs="Consolas"/>
+          <w:sz w:val="18"/>
+          <w:szCs w:val="18"/>
+        </w:rPr>
+      </w:pPr>
+      <w:r>
+        <w:rPr>
+          <w:rFonts w:ascii="Cambria" w:hAnsi="Cambria" w:cs="Consolas"/>
+          <w:sz w:val="18"/>
+          <w:szCs w:val="18"/>
+        </w:rPr>
+        <w:t xml:space="preserve">  -H "Content-Type: application/json" \</w:t>
+      </w:r>
+    </w:p>
+    <w:p>
+      <w:pPr>
+        <w:spacing w:line="240" w:lineRule="auto"/>
+        <w:rPr>
+          <w:rFonts w:ascii="Cambria" w:hAnsi="Cambria" w:cs="Consolas"/>
+          <w:sz w:val="18"/>
+          <w:szCs w:val="18"/>
+        </w:rPr>
+      </w:pPr>
+      <w:r>
+        <w:rPr>
+          <w:rFonts w:ascii="Cambria" w:hAnsi="Cambria" w:cs="Consolas"/>
+          <w:sz w:val="18"/>
+          <w:szCs w:val="18"/>
+        </w:rPr>
+        <w:t xml:space="preserve">  -d '{"sql_query":"SELECT * FROM users WHERE id = 1 OR 1=1 --"}'</w:t>
       </w:r>
     </w:p>
     <w:p>
@@ -4153,42 +4680,708 @@
           <w:sz w:val="22"/>
           <w:szCs w:val="22"/>
         </w:rPr>
+        <w:t>Benign route test</w:t>
+      </w:r>
+    </w:p>
+    <w:p>
+      <w:pPr>
+        <w:spacing w:line="240" w:lineRule="auto"/>
+        <w:rPr>
+          <w:rFonts w:ascii="Cambria" w:hAnsi="Cambria" w:cs="Consolas"/>
+          <w:sz w:val="18"/>
+          <w:szCs w:val="18"/>
+        </w:rPr>
+      </w:pPr>
+      <w:r>
+        <w:rPr>
+          <w:rFonts w:ascii="Cambria" w:hAnsi="Cambria" w:cs="Consolas"/>
+          <w:sz w:val="18"/>
+          <w:szCs w:val="18"/>
+        </w:rPr>
+        <w:t xml:space="preserve">curl </w:t>
+      </w:r>
+      <w:hyperlink r:id="rId7" w:history="1">
+        <w:r>
+          <w:rPr>
+            <w:rStyle w:val="Hyperlink"/>
+            <w:rFonts w:ascii="Cambria" w:hAnsi="Cambria" w:cs="Consolas"/>
+            <w:sz w:val="18"/>
+            <w:szCs w:val="18"/>
+          </w:rPr>
+          <w:t>http://localhost:5100/api/users?user_id=123&amp;name=john</w:t>
+        </w:r>
+      </w:hyperlink>
+    </w:p>
+    <w:p>
+      <w:pPr>
+        <w:spacing w:line="360" w:lineRule="auto"/>
+        <w:rPr>
+          <w:rFonts w:ascii="Cambria" w:hAnsi="Cambria"/>
+          <w:sz w:val="22"/>
+          <w:szCs w:val="22"/>
+        </w:rPr>
+      </w:pPr>
+    </w:p>
+    <w:p>
+      <w:pPr>
+        <w:spacing w:line="360" w:lineRule="auto"/>
+        <w:rPr>
+          <w:rFonts w:ascii="Cambria" w:hAnsi="Cambria"/>
+          <w:b/>
+          <w:bCs/>
+          <w:sz w:val="22"/>
+          <w:szCs w:val="22"/>
+        </w:rPr>
+      </w:pPr>
+      <w:r>
+        <w:rPr>
+          <w:rFonts w:ascii="Cambria" w:hAnsi="Cambria"/>
+          <w:b/>
+          <w:bCs/>
+          <w:sz w:val="22"/>
+          <w:szCs w:val="22"/>
+        </w:rPr>
+        <w:t>Dataset-batch test</w:t>
+      </w:r>
+    </w:p>
+    <w:p>
+      <w:pPr>
+        <w:spacing w:line="240" w:lineRule="auto"/>
+        <w:rPr>
+          <w:rFonts w:ascii="Cambria" w:hAnsi="Cambria" w:cs="Consolas"/>
+          <w:sz w:val="18"/>
+          <w:szCs w:val="18"/>
+        </w:rPr>
+      </w:pPr>
+      <w:r>
+        <w:rPr>
+          <w:rFonts w:ascii="Cambria" w:hAnsi="Cambria" w:cs="Consolas"/>
+          <w:sz w:val="18"/>
+          <w:szCs w:val="18"/>
+        </w:rPr>
+        <w:t xml:space="preserve">curl </w:t>
+      </w:r>
+      <w:hyperlink r:id="rId8" w:history="1">
+        <w:r>
+          <w:rPr>
+            <w:rStyle w:val="Hyperlink"/>
+            <w:rFonts w:ascii="Cambria" w:hAnsi="Cambria" w:cs="Consolas"/>
+            <w:sz w:val="18"/>
+            <w:szCs w:val="18"/>
+          </w:rPr>
+          <w:t>http://localhost:5100/dataset_batch_detect?sample_size=150</w:t>
+        </w:r>
+      </w:hyperlink>
+    </w:p>
+    <w:p>
+      <w:pPr>
+        <w:spacing w:line="360" w:lineRule="auto"/>
+        <w:rPr>
+          <w:rFonts w:ascii="Cambria" w:hAnsi="Cambria"/>
+          <w:sz w:val="22"/>
+          <w:szCs w:val="22"/>
+        </w:rPr>
+      </w:pPr>
+    </w:p>
+    <w:p>
+      <w:pPr>
+        <w:spacing w:line="360" w:lineRule="auto"/>
+        <w:rPr>
+          <w:rFonts w:ascii="Cambria" w:hAnsi="Cambria"/>
+          <w:b/>
+          <w:bCs/>
+          <w:sz w:val="22"/>
+          <w:szCs w:val="22"/>
+        </w:rPr>
+      </w:pPr>
+      <w:r>
+        <w:rPr>
+          <w:rFonts w:ascii="Cambria" w:hAnsi="Cambria"/>
+          <w:b/>
+          <w:bCs/>
+          <w:sz w:val="22"/>
+          <w:szCs w:val="22"/>
+        </w:rPr>
+        <w:t>Smoke-test script</w:t>
+      </w:r>
+    </w:p>
+    <w:p>
+      <w:pPr>
+        <w:spacing w:line="360" w:lineRule="auto"/>
+        <w:rPr>
+          <w:rFonts w:ascii="Cambria" w:hAnsi="Cambria"/>
+          <w:sz w:val="22"/>
+          <w:szCs w:val="22"/>
+        </w:rPr>
+      </w:pPr>
+      <w:r>
+        <w:rPr>
+          <w:rFonts w:ascii="Cambria" w:hAnsi="Cambria"/>
+          <w:sz w:val="22"/>
+          <w:szCs w:val="22"/>
+        </w:rPr>
+        <w:t>You can also run the smoke-test script to send a random mix of benign and malicious requests, then regenerate the latency report automatically:</w:t>
+      </w:r>
+    </w:p>
+    <w:p>
+      <w:pPr>
+        <w:spacing w:line="240" w:lineRule="auto"/>
+        <w:rPr>
+          <w:rFonts w:ascii="Cambria" w:hAnsi="Cambria" w:cs="Consolas"/>
+          <w:sz w:val="18"/>
+          <w:szCs w:val="18"/>
+        </w:rPr>
+      </w:pPr>
+      <w:r>
+        <w:rPr>
+          <w:rFonts w:ascii="Cambria" w:hAnsi="Cambria" w:cs="Consolas"/>
+          <w:sz w:val="18"/>
+          <w:szCs w:val="18"/>
+        </w:rPr>
+        <w:t>BASE_URL=http://localhost:5100</w:t>
+      </w:r>
+      <w:r>
+        <w:rPr>
+          <w:rFonts w:ascii="Cambria" w:hAnsi="Cambria" w:cs="Consolas"/>
+          <w:sz w:val="18"/>
+          <w:szCs w:val="18"/>
+        </w:rPr>
+        <w:t xml:space="preserve"> </w:t>
+      </w:r>
+      <w:r>
+        <w:rPr>
+          <w:rFonts w:ascii="Cambria" w:hAnsi="Cambria" w:cs="Consolas"/>
+          <w:sz w:val="18"/>
+          <w:szCs w:val="18"/>
+        </w:rPr>
+        <w:t>./smoke_test_and_regenerate_latency.sh</w:t>
+      </w:r>
+    </w:p>
+    <w:p>
+      <w:pPr>
+        <w:spacing w:line="360" w:lineRule="auto"/>
+        <w:rPr>
+          <w:rFonts w:ascii="Cambria" w:hAnsi="Cambria"/>
+          <w:sz w:val="22"/>
+          <w:szCs w:val="22"/>
+        </w:rPr>
+      </w:pPr>
+    </w:p>
+    <w:p>
+      <w:pPr>
+        <w:spacing w:line="360" w:lineRule="auto"/>
+        <w:rPr>
+          <w:rFonts w:ascii="Cambria" w:hAnsi="Cambria"/>
+          <w:sz w:val="22"/>
+          <w:szCs w:val="22"/>
+        </w:rPr>
+      </w:pPr>
+      <w:r>
+        <w:rPr>
+          <w:rFonts w:ascii="Cambria" w:hAnsi="Cambria"/>
+          <w:b/>
+          <w:bCs/>
+          <w:sz w:val="22"/>
+          <w:szCs w:val="22"/>
+        </w:rPr>
+        <w:t>Optional example with custom settings</w:t>
+      </w:r>
+      <w:r>
+        <w:rPr>
+          <w:rFonts w:ascii="Cambria" w:hAnsi="Cambria"/>
+          <w:sz w:val="22"/>
+          <w:szCs w:val="22"/>
+        </w:rPr>
+        <w:t>:</w:t>
+      </w:r>
+    </w:p>
+    <w:p>
+      <w:pPr>
+        <w:spacing w:line="240" w:lineRule="auto"/>
+        <w:rPr>
+          <w:rFonts w:ascii="Cambria" w:hAnsi="Cambria" w:cs="Consolas"/>
+          <w:sz w:val="18"/>
+          <w:szCs w:val="18"/>
+        </w:rPr>
+      </w:pPr>
+      <w:r>
+        <w:rPr>
+          <w:rFonts w:ascii="Cambria" w:hAnsi="Cambria" w:cs="Consolas"/>
+          <w:sz w:val="18"/>
+          <w:szCs w:val="18"/>
+        </w:rPr>
+        <w:t>BASE_URL=http://localhost:5100</w:t>
+      </w:r>
+      <w:r>
+        <w:rPr>
+          <w:rFonts w:ascii="Cambria" w:hAnsi="Cambria" w:cs="Consolas"/>
+          <w:sz w:val="18"/>
+          <w:szCs w:val="18"/>
+        </w:rPr>
+        <w:t xml:space="preserve"> </w:t>
+      </w:r>
+      <w:r>
+        <w:rPr>
+          <w:rFonts w:ascii="Cambria" w:hAnsi="Cambria" w:cs="Consolas"/>
+          <w:sz w:val="18"/>
+          <w:szCs w:val="18"/>
+        </w:rPr>
+        <w:t>RANDOM_REQUESTS=40 DATASET_BATCH_SAMPLE_SIZE=300 ./smoke_test_and_regenerate_latency.sh</w:t>
+      </w:r>
+    </w:p>
+    <w:p>
+      <w:pPr>
+        <w:spacing w:line="360" w:lineRule="auto"/>
+        <w:rPr>
+          <w:rFonts w:ascii="Cambria" w:hAnsi="Cambria"/>
+          <w:sz w:val="22"/>
+          <w:szCs w:val="22"/>
+        </w:rPr>
+      </w:pPr>
+    </w:p>
+    <w:p>
+      <w:pPr>
+        <w:spacing w:line="360" w:lineRule="auto"/>
+        <w:rPr>
+          <w:rFonts w:ascii="Cambria" w:hAnsi="Cambria"/>
+          <w:b/>
+          <w:bCs/>
+          <w:sz w:val="22"/>
+          <w:szCs w:val="22"/>
+        </w:rPr>
+      </w:pPr>
+      <w:r>
+        <w:rPr>
+          <w:rFonts w:ascii="Cambria" w:hAnsi="Cambria"/>
+          <w:b/>
+          <w:bCs/>
+          <w:sz w:val="22"/>
+          <w:szCs w:val="22"/>
+        </w:rPr>
+        <w:t>A.11 Generating Figures and Reports</w:t>
+      </w:r>
+    </w:p>
+    <w:p>
+      <w:pPr>
+        <w:spacing w:line="240" w:lineRule="auto"/>
+        <w:rPr>
+          <w:rFonts w:ascii="Cambria" w:hAnsi="Cambria"/>
+          <w:sz w:val="22"/>
+          <w:szCs w:val="22"/>
+        </w:rPr>
+      </w:pPr>
+      <w:r>
+        <w:rPr>
+          <w:rFonts w:ascii="Cambria" w:hAnsi="Cambria"/>
+          <w:sz w:val="22"/>
+          <w:szCs w:val="22"/>
+        </w:rPr>
+        <w:t xml:space="preserve">Run the generator script with the project virtual environment active: </w:t>
+      </w:r>
+    </w:p>
+    <w:p>
+      <w:pPr>
+        <w:spacing w:line="240" w:lineRule="auto"/>
+        <w:rPr>
+          <w:rFonts w:ascii="Cambria" w:hAnsi="Cambria"/>
+          <w:sz w:val="22"/>
+          <w:szCs w:val="22"/>
+        </w:rPr>
+      </w:pPr>
+      <w:r>
+        <w:rPr>
+          <w:rFonts w:ascii="Consolas" w:hAnsi="Consolas" w:cs="Consolas"/>
+          <w:sz w:val="18"/>
+          <w:szCs w:val="18"/>
+        </w:rPr>
+        <w:t>MPLCONFIGDIR=/private/tmp ./sqli/bin/python generate_methodology_figures.py</w:t>
+      </w:r>
+    </w:p>
+    <w:p>
+      <w:pPr>
+        <w:spacing w:line="360" w:lineRule="auto"/>
+        <w:rPr>
+          <w:rFonts w:ascii="Cambria" w:hAnsi="Cambria"/>
+          <w:sz w:val="22"/>
+          <w:szCs w:val="22"/>
+        </w:rPr>
+      </w:pPr>
+    </w:p>
+    <w:p>
+      <w:pPr>
+        <w:spacing w:line="360" w:lineRule="auto"/>
+        <w:rPr>
+          <w:rFonts w:ascii="Cambria" w:hAnsi="Cambria"/>
+          <w:sz w:val="22"/>
+          <w:szCs w:val="22"/>
+        </w:rPr>
+      </w:pPr>
+    </w:p>
+    <w:p>
+      <w:pPr>
+        <w:spacing w:line="360" w:lineRule="auto"/>
+        <w:rPr>
+          <w:rFonts w:ascii="Cambria" w:hAnsi="Cambria"/>
+          <w:sz w:val="22"/>
+          <w:szCs w:val="22"/>
+        </w:rPr>
+      </w:pPr>
+      <w:r>
+        <w:rPr>
+          <w:rFonts w:ascii="Cambria" w:hAnsi="Cambria"/>
+          <w:sz w:val="22"/>
+          <w:szCs w:val="22"/>
+        </w:rPr>
+        <w:lastRenderedPageBreak/>
+        <w:t>This generates:</w:t>
+      </w:r>
+    </w:p>
+    <w:p>
+      <w:pPr>
+        <w:pStyle w:val="ListParagraph"/>
+        <w:numPr>
+          <w:ilvl w:val="0"/>
+          <w:numId w:val="5"/>
+        </w:numPr>
+        <w:spacing w:line="360" w:lineRule="auto"/>
+        <w:rPr>
+          <w:rFonts w:ascii="Cambria" w:hAnsi="Cambria"/>
+          <w:sz w:val="22"/>
+          <w:szCs w:val="22"/>
+        </w:rPr>
+      </w:pPr>
+      <w:r>
+        <w:rPr>
+          <w:rFonts w:ascii="Cambria" w:hAnsi="Cambria"/>
+          <w:sz w:val="22"/>
+          <w:szCs w:val="22"/>
+        </w:rPr>
+        <w:t>sample-size sensitivity plots</w:t>
+      </w:r>
+    </w:p>
+    <w:p>
+      <w:pPr>
+        <w:pStyle w:val="ListParagraph"/>
+        <w:numPr>
+          <w:ilvl w:val="0"/>
+          <w:numId w:val="5"/>
+        </w:numPr>
+        <w:spacing w:line="360" w:lineRule="auto"/>
+        <w:rPr>
+          <w:rFonts w:ascii="Cambria" w:hAnsi="Cambria"/>
+          <w:sz w:val="22"/>
+          <w:szCs w:val="22"/>
+        </w:rPr>
+      </w:pPr>
+      <w:r>
+        <w:rPr>
+          <w:rFonts w:ascii="Cambria" w:hAnsi="Cambria"/>
+          <w:sz w:val="22"/>
+          <w:szCs w:val="22"/>
+        </w:rPr>
+        <w:t>model comparison plots</w:t>
+      </w:r>
+    </w:p>
+    <w:p>
+      <w:pPr>
+        <w:pStyle w:val="ListParagraph"/>
+        <w:numPr>
+          <w:ilvl w:val="0"/>
+          <w:numId w:val="5"/>
+        </w:numPr>
+        <w:spacing w:line="360" w:lineRule="auto"/>
+        <w:rPr>
+          <w:rFonts w:ascii="Cambria" w:hAnsi="Cambria"/>
+          <w:sz w:val="22"/>
+          <w:szCs w:val="22"/>
+        </w:rPr>
+      </w:pPr>
+      <w:r>
+        <w:rPr>
+          <w:rFonts w:ascii="Cambria" w:hAnsi="Cambria"/>
+          <w:sz w:val="22"/>
+          <w:szCs w:val="22"/>
+        </w:rPr>
+        <w:t>class distribution charts</w:t>
+      </w:r>
+    </w:p>
+    <w:p>
+      <w:pPr>
+        <w:pStyle w:val="ListParagraph"/>
+        <w:numPr>
+          <w:ilvl w:val="0"/>
+          <w:numId w:val="5"/>
+        </w:numPr>
+        <w:spacing w:line="360" w:lineRule="auto"/>
+        <w:rPr>
+          <w:rFonts w:ascii="Cambria" w:hAnsi="Cambria"/>
+          <w:sz w:val="22"/>
+          <w:szCs w:val="22"/>
+        </w:rPr>
+      </w:pPr>
+      <w:r>
+        <w:rPr>
+          <w:rFonts w:ascii="Cambria" w:hAnsi="Cambria"/>
+          <w:sz w:val="22"/>
+          <w:szCs w:val="22"/>
+        </w:rPr>
+        <w:t>injection-type distribution charts</w:t>
+      </w:r>
+    </w:p>
+    <w:p>
+      <w:pPr>
+        <w:pStyle w:val="ListParagraph"/>
+        <w:numPr>
+          <w:ilvl w:val="0"/>
+          <w:numId w:val="5"/>
+        </w:numPr>
+        <w:spacing w:line="360" w:lineRule="auto"/>
+        <w:rPr>
+          <w:rFonts w:ascii="Cambria" w:hAnsi="Cambria"/>
+          <w:sz w:val="22"/>
+          <w:szCs w:val="22"/>
+        </w:rPr>
+      </w:pPr>
+      <w:r>
+        <w:rPr>
+          <w:rFonts w:ascii="Cambria" w:hAnsi="Cambria"/>
+          <w:sz w:val="22"/>
+          <w:szCs w:val="22"/>
+        </w:rPr>
+        <w:t>runtime dashboard summaries</w:t>
+      </w:r>
+    </w:p>
+    <w:p>
+      <w:pPr>
+        <w:pStyle w:val="ListParagraph"/>
+        <w:numPr>
+          <w:ilvl w:val="0"/>
+          <w:numId w:val="5"/>
+        </w:numPr>
+        <w:spacing w:line="360" w:lineRule="auto"/>
+        <w:rPr>
+          <w:rFonts w:ascii="Cambria" w:hAnsi="Cambria"/>
+          <w:sz w:val="22"/>
+          <w:szCs w:val="22"/>
+        </w:rPr>
+      </w:pPr>
+      <w:r>
+        <w:rPr>
+          <w:rFonts w:ascii="Cambria" w:hAnsi="Cambria"/>
+          <w:sz w:val="22"/>
+          <w:szCs w:val="22"/>
+        </w:rPr>
+        <w:t>dataset-batch analytics plots and CSV summaries</w:t>
+      </w:r>
+    </w:p>
+    <w:p>
+      <w:pPr>
+        <w:pStyle w:val="ListParagraph"/>
+        <w:numPr>
+          <w:ilvl w:val="0"/>
+          <w:numId w:val="5"/>
+        </w:numPr>
+        <w:spacing w:line="360" w:lineRule="auto"/>
+        <w:rPr>
+          <w:rFonts w:ascii="Cambria" w:hAnsi="Cambria"/>
+          <w:sz w:val="22"/>
+          <w:szCs w:val="22"/>
+        </w:rPr>
+      </w:pPr>
+      <w:r>
+        <w:rPr>
+          <w:rFonts w:ascii="Cambria" w:hAnsi="Cambria"/>
+          <w:sz w:val="22"/>
+          <w:szCs w:val="22"/>
+        </w:rPr>
+        <w:t>route-level block/allow frequency reports</w:t>
+      </w:r>
+    </w:p>
+    <w:p>
+      <w:pPr>
+        <w:pStyle w:val="ListParagraph"/>
+        <w:numPr>
+          <w:ilvl w:val="0"/>
+          <w:numId w:val="5"/>
+        </w:numPr>
+        <w:spacing w:line="360" w:lineRule="auto"/>
+        <w:rPr>
+          <w:rFonts w:ascii="Cambria" w:hAnsi="Cambria"/>
+          <w:sz w:val="22"/>
+          <w:szCs w:val="22"/>
+        </w:rPr>
+      </w:pPr>
+      <w:r>
+        <w:rPr>
+          <w:rFonts w:ascii="Cambria" w:hAnsi="Cambria"/>
+          <w:sz w:val="22"/>
+          <w:szCs w:val="22"/>
+        </w:rPr>
+        <w:t>attack-family precision reports</w:t>
+      </w:r>
+    </w:p>
+    <w:p>
+      <w:pPr>
+        <w:pStyle w:val="ListParagraph"/>
+        <w:numPr>
+          <w:ilvl w:val="0"/>
+          <w:numId w:val="5"/>
+        </w:numPr>
+        <w:spacing w:line="360" w:lineRule="auto"/>
+        <w:rPr>
+          <w:rFonts w:ascii="Cambria" w:hAnsi="Cambria"/>
+          <w:sz w:val="22"/>
+          <w:szCs w:val="22"/>
+        </w:rPr>
+      </w:pPr>
+      <w:r>
+        <w:rPr>
+          <w:rFonts w:ascii="Cambria" w:hAnsi="Cambria"/>
+          <w:sz w:val="22"/>
+          <w:szCs w:val="22"/>
+        </w:rPr>
+        <w:t>unknown attack-type error analysis</w:t>
+      </w:r>
+    </w:p>
+    <w:p>
+      <w:pPr>
+        <w:pStyle w:val="ListParagraph"/>
+        <w:numPr>
+          <w:ilvl w:val="0"/>
+          <w:numId w:val="5"/>
+        </w:numPr>
+        <w:spacing w:line="360" w:lineRule="auto"/>
+        <w:rPr>
+          <w:rFonts w:ascii="Cambria" w:hAnsi="Cambria"/>
+          <w:sz w:val="22"/>
+          <w:szCs w:val="22"/>
+        </w:rPr>
+      </w:pPr>
+      <w:r>
+        <w:rPr>
+          <w:rFonts w:ascii="Cambria" w:hAnsi="Cambria"/>
+          <w:sz w:val="22"/>
+          <w:szCs w:val="22"/>
+        </w:rPr>
+        <w:t>Random Forest feature-importance plots</w:t>
+      </w:r>
+    </w:p>
+    <w:p>
+      <w:pPr>
+        <w:pStyle w:val="ListParagraph"/>
+        <w:numPr>
+          <w:ilvl w:val="0"/>
+          <w:numId w:val="5"/>
+        </w:numPr>
+        <w:spacing w:line="360" w:lineRule="auto"/>
+        <w:rPr>
+          <w:rFonts w:ascii="Cambria" w:hAnsi="Cambria"/>
+          <w:sz w:val="22"/>
+          <w:szCs w:val="22"/>
+        </w:rPr>
+      </w:pPr>
+      <w:r>
+        <w:rPr>
+          <w:rFonts w:ascii="Cambria" w:hAnsi="Cambria"/>
+          <w:sz w:val="22"/>
+          <w:szCs w:val="22"/>
+        </w:rPr>
+        <w:t>inference latency summary plots</w:t>
+      </w:r>
+    </w:p>
+    <w:p>
+      <w:pPr>
+        <w:spacing w:line="360" w:lineRule="auto"/>
+        <w:rPr>
+          <w:rFonts w:ascii="Cambria" w:hAnsi="Cambria"/>
+          <w:sz w:val="20"/>
+          <w:szCs w:val="20"/>
+        </w:rPr>
+      </w:pPr>
+    </w:p>
+    <w:p>
+      <w:pPr>
+        <w:spacing w:line="360" w:lineRule="auto"/>
+        <w:rPr>
+          <w:rFonts w:ascii="Cambria" w:hAnsi="Cambria"/>
+          <w:b/>
+          <w:bCs/>
+          <w:sz w:val="20"/>
+          <w:szCs w:val="20"/>
+        </w:rPr>
+      </w:pPr>
+      <w:r>
+        <w:rPr>
+          <w:rFonts w:ascii="Cambria" w:hAnsi="Cambria"/>
+          <w:b/>
+          <w:bCs/>
+          <w:sz w:val="20"/>
+          <w:szCs w:val="20"/>
+        </w:rPr>
         <w:t>A.12 Outputs Most Relevant to the Dissertation</w:t>
+      </w:r>
+    </w:p>
+    <w:p>
+      <w:pPr>
+        <w:spacing w:line="360" w:lineRule="auto"/>
+        <w:rPr>
+          <w:rFonts w:ascii="Cambria" w:hAnsi="Cambria"/>
+          <w:sz w:val="20"/>
+          <w:szCs w:val="20"/>
+        </w:rPr>
+      </w:pPr>
+      <w:r>
+        <w:rPr>
+          <w:rFonts w:ascii="Cambria" w:hAnsi="Cambria"/>
+          <w:sz w:val="20"/>
+          <w:szCs w:val="20"/>
+        </w:rPr>
+        <w:t xml:space="preserve">Place the outputs in a table like this:  </w:t>
       </w:r>
     </w:p>
     <w:tbl>
       <w:tblPr>
-        <w:tblStyle w:val="PlainTable4"/>
-        <w:tblW w:w="9606" w:type="dxa"/>
-        <w:tblLook w:val="04A0" w:firstRow="1" w:lastRow="0" w:firstColumn="1" w:lastColumn="0" w:noHBand="0" w:noVBand="1"/>
+        <w:tblStyle w:val="PlainTable1"/>
+        <w:tblW w:w="0" w:type="auto"/>
+        <w:tblLayout w:type="fixed"/>
+        <w:tblLook w:val="0000" w:firstRow="0" w:lastRow="0" w:firstColumn="0" w:lastColumn="0" w:noHBand="0" w:noVBand="0"/>
       </w:tblPr>
       <w:tblGrid>
-        <w:gridCol w:w="4800"/>
-        <w:gridCol w:w="4806"/>
+        <w:gridCol w:w="4428"/>
+        <w:gridCol w:w="4320"/>
       </w:tblGrid>
       <w:tr>
         <w:trPr>
-          <w:cnfStyle w:val="100000000000" w:firstRow="1" w:lastRow="0" w:firstColumn="0" w:lastColumn="0" w:oddVBand="0" w:evenVBand="0" w:oddHBand="0" w:evenHBand="0" w:firstRowFirstColumn="0" w:firstRowLastColumn="0" w:lastRowFirstColumn="0" w:lastRowLastColumn="0"/>
+          <w:cnfStyle w:val="000000100000" w:firstRow="0" w:lastRow="0" w:firstColumn="0" w:lastColumn="0" w:oddVBand="0" w:evenVBand="0" w:oddHBand="1" w:evenHBand="0" w:firstRowFirstColumn="0" w:firstRowLastColumn="0" w:lastRowFirstColumn="0" w:lastRowLastColumn="0"/>
         </w:trPr>
         <w:tc>
           <w:tcPr>
-            <w:cnfStyle w:val="001000000000" w:firstRow="0" w:lastRow="0" w:firstColumn="1" w:lastColumn="0" w:oddVBand="0" w:evenVBand="0" w:oddHBand="0" w:evenHBand="0" w:firstRowFirstColumn="0" w:firstRowLastColumn="0" w:lastRowFirstColumn="0" w:lastRowLastColumn="0"/>
-            <w:tcW w:w="0" w:type="auto"/>
-          </w:tcPr>
-          <w:p>
-            <w:pPr>
-              <w:spacing w:line="360" w:lineRule="auto"/>
-              <w:rPr>
-                <w:rFonts w:ascii="Cambria" w:hAnsi="Cambria"/>
-                <w:sz w:val="22"/>
-                <w:szCs w:val="22"/>
-              </w:rPr>
-            </w:pPr>
-            <w:r>
-              <w:rPr>
-                <w:rFonts w:ascii="Cambria" w:hAnsi="Cambria"/>
-                <w:sz w:val="22"/>
-                <w:szCs w:val="22"/>
+            <w:cnfStyle w:val="000010000000" w:firstRow="0" w:lastRow="0" w:firstColumn="0" w:lastColumn="0" w:oddVBand="1" w:evenVBand="0" w:oddHBand="0" w:evenHBand="0" w:firstRowFirstColumn="0" w:firstRowLastColumn="0" w:lastRowFirstColumn="0" w:lastRowLastColumn="0"/>
+            <w:tcW w:w="4428" w:type="dxa"/>
+          </w:tcPr>
+          <w:p>
+            <w:pPr>
+              <w:autoSpaceDE w:val="0"/>
+              <w:autoSpaceDN w:val="0"/>
+              <w:adjustRightInd w:val="0"/>
+              <w:spacing w:line="480" w:lineRule="auto"/>
+              <w:rPr>
+                <w:rFonts w:ascii="Cambria" w:hAnsi="Cambria" w:cs="Helvetica"/>
+                <w:kern w:val="0"/>
+                <w:sz w:val="20"/>
+                <w:szCs w:val="20"/>
+                <w:lang w:val="en-GB"/>
+              </w:rPr>
+            </w:pPr>
+            <w:r>
+              <w:rPr>
+                <w:rFonts w:ascii="Cambria" w:hAnsi="Cambria" w:cs="Helvetica Neue"/>
+                <w:b/>
+                <w:bCs/>
+                <w:kern w:val="0"/>
+                <w:sz w:val="20"/>
+                <w:szCs w:val="20"/>
+                <w:lang w:val="en-GB"/>
               </w:rPr>
               <w:t>Output</w:t>
             </w:r>
@@ -4196,25 +5389,98 @@
         </w:tc>
         <w:tc>
           <w:tcPr>
-            <w:tcW w:w="4806" w:type="dxa"/>
-          </w:tcPr>
-          <w:p>
-            <w:pPr>
-              <w:spacing w:line="360" w:lineRule="auto"/>
-              <w:cnfStyle w:val="100000000000" w:firstRow="1" w:lastRow="0" w:firstColumn="0" w:lastColumn="0" w:oddVBand="0" w:evenVBand="0" w:oddHBand="0" w:evenHBand="0" w:firstRowFirstColumn="0" w:firstRowLastColumn="0" w:lastRowFirstColumn="0" w:lastRowLastColumn="0"/>
-              <w:rPr>
-                <w:rFonts w:ascii="Cambria" w:hAnsi="Cambria"/>
-                <w:sz w:val="22"/>
-                <w:szCs w:val="22"/>
-              </w:rPr>
-            </w:pPr>
-            <w:r>
-              <w:rPr>
-                <w:rFonts w:ascii="Cambria" w:hAnsi="Cambria"/>
-                <w:sz w:val="22"/>
-                <w:szCs w:val="22"/>
+            <w:tcW w:w="4320" w:type="dxa"/>
+          </w:tcPr>
+          <w:p>
+            <w:pPr>
+              <w:autoSpaceDE w:val="0"/>
+              <w:autoSpaceDN w:val="0"/>
+              <w:adjustRightInd w:val="0"/>
+              <w:spacing w:line="480" w:lineRule="auto"/>
+              <w:cnfStyle w:val="000000100000" w:firstRow="0" w:lastRow="0" w:firstColumn="0" w:lastColumn="0" w:oddVBand="0" w:evenVBand="0" w:oddHBand="1" w:evenHBand="0" w:firstRowFirstColumn="0" w:firstRowLastColumn="0" w:lastRowFirstColumn="0" w:lastRowLastColumn="0"/>
+              <w:rPr>
+                <w:rFonts w:ascii="Cambria" w:hAnsi="Cambria" w:cs="Helvetica"/>
+                <w:kern w:val="0"/>
+                <w:sz w:val="20"/>
+                <w:szCs w:val="20"/>
+                <w:lang w:val="en-GB"/>
+              </w:rPr>
+            </w:pPr>
+            <w:r>
+              <w:rPr>
+                <w:rFonts w:ascii="Cambria" w:hAnsi="Cambria" w:cs="Helvetica Neue"/>
+                <w:b/>
+                <w:bCs/>
+                <w:kern w:val="0"/>
+                <w:sz w:val="20"/>
+                <w:szCs w:val="20"/>
+                <w:lang w:val="en-GB"/>
               </w:rPr>
               <w:t>Use in Dissertation</w:t>
+            </w:r>
+          </w:p>
+        </w:tc>
+      </w:tr>
+      <w:tr>
+        <w:tc>
+          <w:tcPr>
+            <w:cnfStyle w:val="000010000000" w:firstRow="0" w:lastRow="0" w:firstColumn="0" w:lastColumn="0" w:oddVBand="1" w:evenVBand="0" w:oddHBand="0" w:evenHBand="0" w:firstRowFirstColumn="0" w:firstRowLastColumn="0" w:lastRowFirstColumn="0" w:lastRowLastColumn="0"/>
+            <w:tcW w:w="4428" w:type="dxa"/>
+          </w:tcPr>
+          <w:p>
+            <w:pPr>
+              <w:autoSpaceDE w:val="0"/>
+              <w:autoSpaceDN w:val="0"/>
+              <w:adjustRightInd w:val="0"/>
+              <w:spacing w:line="480" w:lineRule="auto"/>
+              <w:rPr>
+                <w:rFonts w:ascii="Cambria" w:hAnsi="Cambria" w:cs="Helvetica"/>
+                <w:kern w:val="0"/>
+                <w:sz w:val="20"/>
+                <w:szCs w:val="20"/>
+                <w:lang w:val="en-GB"/>
+              </w:rPr>
+            </w:pPr>
+            <w:r>
+              <w:rPr>
+                <w:rFonts w:ascii="Cambria" w:hAnsi="Cambria" w:cs="Helvetica Neue"/>
+                <w:kern w:val="0"/>
+                <w:sz w:val="20"/>
+                <w:szCs w:val="20"/>
+                <w:lang w:val="en-GB"/>
+              </w:rPr>
+              <w:t>runtime_dashboard_summary.png</w:t>
+            </w:r>
+          </w:p>
+        </w:tc>
+        <w:tc>
+          <w:tcPr>
+            <w:tcW w:w="4320" w:type="dxa"/>
+          </w:tcPr>
+          <w:p>
+            <w:pPr>
+              <w:autoSpaceDE w:val="0"/>
+              <w:autoSpaceDN w:val="0"/>
+              <w:adjustRightInd w:val="0"/>
+              <w:spacing w:line="480" w:lineRule="auto"/>
+              <w:cnfStyle w:val="000000000000" w:firstRow="0" w:lastRow="0" w:firstColumn="0" w:lastColumn="0" w:oddVBand="0" w:evenVBand="0" w:oddHBand="0" w:evenHBand="0" w:firstRowFirstColumn="0" w:firstRowLastColumn="0" w:lastRowFirstColumn="0" w:lastRowLastColumn="0"/>
+              <w:rPr>
+                <w:rFonts w:ascii="Cambria" w:hAnsi="Cambria" w:cs="Helvetica"/>
+                <w:kern w:val="0"/>
+                <w:sz w:val="20"/>
+                <w:szCs w:val="20"/>
+                <w:lang w:val="en-GB"/>
+              </w:rPr>
+            </w:pPr>
+            <w:r>
+              <w:rPr>
+                <w:rFonts w:ascii="Cambria" w:hAnsi="Cambria" w:cs="Helvetica Neue"/>
+                <w:kern w:val="0"/>
+                <w:sz w:val="20"/>
+                <w:szCs w:val="20"/>
+                <w:lang w:val="en-GB"/>
+              </w:rPr>
+              <w:t>Overall middleware behaviour across all logs</w:t>
             </w:r>
           </w:p>
         </w:tc>
@@ -4225,53 +5491,63 @@
         </w:trPr>
         <w:tc>
           <w:tcPr>
-            <w:cnfStyle w:val="001000000000" w:firstRow="0" w:lastRow="0" w:firstColumn="1" w:lastColumn="0" w:oddVBand="0" w:evenVBand="0" w:oddHBand="0" w:evenHBand="0" w:firstRowFirstColumn="0" w:firstRowLastColumn="0" w:lastRowFirstColumn="0" w:lastRowLastColumn="0"/>
-            <w:tcW w:w="0" w:type="auto"/>
-          </w:tcPr>
-          <w:p>
-            <w:pPr>
-              <w:spacing w:line="360" w:lineRule="auto"/>
-              <w:rPr>
-                <w:rFonts w:ascii="Cambria" w:hAnsi="Cambria"/>
-                <w:b w:val="0"/>
-                <w:bCs w:val="0"/>
-                <w:sz w:val="22"/>
-                <w:szCs w:val="22"/>
-              </w:rPr>
-            </w:pPr>
-            <w:r>
-              <w:rPr>
-                <w:rFonts w:ascii="Cambria" w:hAnsi="Cambria"/>
-                <w:b w:val="0"/>
-                <w:bCs w:val="0"/>
-                <w:sz w:val="22"/>
-                <w:szCs w:val="22"/>
-              </w:rPr>
-              <w:t>runtime_dashboard_summary.png</w:t>
-            </w:r>
-          </w:p>
-        </w:tc>
-        <w:tc>
-          <w:tcPr>
-            <w:tcW w:w="4806" w:type="dxa"/>
-          </w:tcPr>
-          <w:p>
-            <w:pPr>
-              <w:spacing w:line="360" w:lineRule="auto"/>
+            <w:cnfStyle w:val="000010000000" w:firstRow="0" w:lastRow="0" w:firstColumn="0" w:lastColumn="0" w:oddVBand="1" w:evenVBand="0" w:oddHBand="0" w:evenHBand="0" w:firstRowFirstColumn="0" w:firstRowLastColumn="0" w:lastRowFirstColumn="0" w:lastRowLastColumn="0"/>
+            <w:tcW w:w="4428" w:type="dxa"/>
+          </w:tcPr>
+          <w:p>
+            <w:pPr>
+              <w:autoSpaceDE w:val="0"/>
+              <w:autoSpaceDN w:val="0"/>
+              <w:adjustRightInd w:val="0"/>
+              <w:spacing w:line="480" w:lineRule="auto"/>
+              <w:rPr>
+                <w:rFonts w:ascii="Cambria" w:hAnsi="Cambria" w:cs="Helvetica"/>
+                <w:kern w:val="0"/>
+                <w:sz w:val="20"/>
+                <w:szCs w:val="20"/>
+                <w:lang w:val="en-GB"/>
+              </w:rPr>
+            </w:pPr>
+            <w:r>
+              <w:rPr>
+                <w:rFonts w:ascii="Cambria" w:hAnsi="Cambria" w:cs="Helvetica Neue"/>
+                <w:kern w:val="0"/>
+                <w:sz w:val="20"/>
+                <w:szCs w:val="20"/>
+                <w:lang w:val="en-GB"/>
+              </w:rPr>
+              <w:t>runtime_dashboard_summary_dataset_batch.png</w:t>
+            </w:r>
+          </w:p>
+        </w:tc>
+        <w:tc>
+          <w:tcPr>
+            <w:tcW w:w="4320" w:type="dxa"/>
+          </w:tcPr>
+          <w:p>
+            <w:pPr>
+              <w:autoSpaceDE w:val="0"/>
+              <w:autoSpaceDN w:val="0"/>
+              <w:adjustRightInd w:val="0"/>
+              <w:spacing w:line="480" w:lineRule="auto"/>
               <w:cnfStyle w:val="000000100000" w:firstRow="0" w:lastRow="0" w:firstColumn="0" w:lastColumn="0" w:oddVBand="0" w:evenVBand="0" w:oddHBand="1" w:evenHBand="0" w:firstRowFirstColumn="0" w:firstRowLastColumn="0" w:lastRowFirstColumn="0" w:lastRowLastColumn="0"/>
               <w:rPr>
-                <w:rFonts w:ascii="Cambria" w:hAnsi="Cambria"/>
-                <w:sz w:val="22"/>
-                <w:szCs w:val="22"/>
-              </w:rPr>
-            </w:pPr>
-            <w:r>
-              <w:rPr>
-                <w:rFonts w:ascii="Cambria" w:hAnsi="Cambria"/>
-                <w:sz w:val="22"/>
-                <w:szCs w:val="22"/>
-              </w:rPr>
-              <w:t>Overall middleware behaviour across all logs</w:t>
+                <w:rFonts w:ascii="Cambria" w:hAnsi="Cambria" w:cs="Helvetica"/>
+                <w:kern w:val="0"/>
+                <w:sz w:val="20"/>
+                <w:szCs w:val="20"/>
+                <w:lang w:val="en-GB"/>
+              </w:rPr>
+            </w:pPr>
+            <w:r>
+              <w:rPr>
+                <w:rFonts w:ascii="Cambria" w:hAnsi="Cambria" w:cs="Helvetica Neue"/>
+                <w:kern w:val="0"/>
+                <w:sz w:val="20"/>
+                <w:szCs w:val="20"/>
+                <w:lang w:val="en-GB"/>
+              </w:rPr>
+              <w:t>Batch-only deployment behaviour</w:t>
             </w:r>
           </w:p>
         </w:tc>
@@ -4279,53 +5555,63 @@
       <w:tr>
         <w:tc>
           <w:tcPr>
-            <w:cnfStyle w:val="001000000000" w:firstRow="0" w:lastRow="0" w:firstColumn="1" w:lastColumn="0" w:oddVBand="0" w:evenVBand="0" w:oddHBand="0" w:evenHBand="0" w:firstRowFirstColumn="0" w:firstRowLastColumn="0" w:lastRowFirstColumn="0" w:lastRowLastColumn="0"/>
-            <w:tcW w:w="0" w:type="auto"/>
-          </w:tcPr>
-          <w:p>
-            <w:pPr>
-              <w:spacing w:line="360" w:lineRule="auto"/>
-              <w:rPr>
-                <w:rFonts w:ascii="Cambria" w:hAnsi="Cambria"/>
-                <w:b w:val="0"/>
-                <w:bCs w:val="0"/>
-                <w:sz w:val="22"/>
-                <w:szCs w:val="22"/>
-              </w:rPr>
-            </w:pPr>
-            <w:r>
-              <w:rPr>
-                <w:rFonts w:ascii="Cambria" w:hAnsi="Cambria"/>
-                <w:b w:val="0"/>
-                <w:bCs w:val="0"/>
-                <w:sz w:val="22"/>
-                <w:szCs w:val="22"/>
-              </w:rPr>
-              <w:t>runtime_dashboard_summary_dataset_batch.png</w:t>
-            </w:r>
-          </w:p>
-        </w:tc>
-        <w:tc>
-          <w:tcPr>
-            <w:tcW w:w="4806" w:type="dxa"/>
-          </w:tcPr>
-          <w:p>
-            <w:pPr>
-              <w:spacing w:line="360" w:lineRule="auto"/>
+            <w:cnfStyle w:val="000010000000" w:firstRow="0" w:lastRow="0" w:firstColumn="0" w:lastColumn="0" w:oddVBand="1" w:evenVBand="0" w:oddHBand="0" w:evenHBand="0" w:firstRowFirstColumn="0" w:firstRowLastColumn="0" w:lastRowFirstColumn="0" w:lastRowLastColumn="0"/>
+            <w:tcW w:w="4428" w:type="dxa"/>
+          </w:tcPr>
+          <w:p>
+            <w:pPr>
+              <w:autoSpaceDE w:val="0"/>
+              <w:autoSpaceDN w:val="0"/>
+              <w:adjustRightInd w:val="0"/>
+              <w:spacing w:line="480" w:lineRule="auto"/>
+              <w:rPr>
+                <w:rFonts w:ascii="Cambria" w:hAnsi="Cambria" w:cs="Helvetica"/>
+                <w:kern w:val="0"/>
+                <w:sz w:val="20"/>
+                <w:szCs w:val="20"/>
+                <w:lang w:val="en-GB"/>
+              </w:rPr>
+            </w:pPr>
+            <w:r>
+              <w:rPr>
+                <w:rFonts w:ascii="Cambria" w:hAnsi="Cambria" w:cs="Helvetica Neue"/>
+                <w:kern w:val="0"/>
+                <w:sz w:val="20"/>
+                <w:szCs w:val="20"/>
+                <w:lang w:val="en-GB"/>
+              </w:rPr>
+              <w:t>dataset_batch_class_distribution.png</w:t>
+            </w:r>
+          </w:p>
+        </w:tc>
+        <w:tc>
+          <w:tcPr>
+            <w:tcW w:w="4320" w:type="dxa"/>
+          </w:tcPr>
+          <w:p>
+            <w:pPr>
+              <w:autoSpaceDE w:val="0"/>
+              <w:autoSpaceDN w:val="0"/>
+              <w:adjustRightInd w:val="0"/>
+              <w:spacing w:line="480" w:lineRule="auto"/>
               <w:cnfStyle w:val="000000000000" w:firstRow="0" w:lastRow="0" w:firstColumn="0" w:lastColumn="0" w:oddVBand="0" w:evenVBand="0" w:oddHBand="0" w:evenHBand="0" w:firstRowFirstColumn="0" w:firstRowLastColumn="0" w:lastRowFirstColumn="0" w:lastRowLastColumn="0"/>
               <w:rPr>
-                <w:rFonts w:ascii="Cambria" w:hAnsi="Cambria"/>
-                <w:sz w:val="22"/>
-                <w:szCs w:val="22"/>
-              </w:rPr>
-            </w:pPr>
-            <w:r>
-              <w:rPr>
-                <w:rFonts w:ascii="Cambria" w:hAnsi="Cambria"/>
-                <w:sz w:val="22"/>
-                <w:szCs w:val="22"/>
-              </w:rPr>
-              <w:t>Batch-only deployment behaviour</w:t>
+                <w:rFonts w:ascii="Cambria" w:hAnsi="Cambria" w:cs="Helvetica"/>
+                <w:kern w:val="0"/>
+                <w:sz w:val="20"/>
+                <w:szCs w:val="20"/>
+                <w:lang w:val="en-GB"/>
+              </w:rPr>
+            </w:pPr>
+            <w:r>
+              <w:rPr>
+                <w:rFonts w:ascii="Cambria" w:hAnsi="Cambria" w:cs="Helvetica Neue"/>
+                <w:kern w:val="0"/>
+                <w:sz w:val="20"/>
+                <w:szCs w:val="20"/>
+                <w:lang w:val="en-GB"/>
+              </w:rPr>
+              <w:t>Class balance in automated dataset runs</w:t>
             </w:r>
           </w:p>
         </w:tc>
@@ -4336,53 +5622,63 @@
         </w:trPr>
         <w:tc>
           <w:tcPr>
-            <w:cnfStyle w:val="001000000000" w:firstRow="0" w:lastRow="0" w:firstColumn="1" w:lastColumn="0" w:oddVBand="0" w:evenVBand="0" w:oddHBand="0" w:evenHBand="0" w:firstRowFirstColumn="0" w:firstRowLastColumn="0" w:lastRowFirstColumn="0" w:lastRowLastColumn="0"/>
-            <w:tcW w:w="0" w:type="auto"/>
-          </w:tcPr>
-          <w:p>
-            <w:pPr>
-              <w:spacing w:line="360" w:lineRule="auto"/>
-              <w:rPr>
-                <w:rFonts w:ascii="Cambria" w:hAnsi="Cambria"/>
-                <w:b w:val="0"/>
-                <w:bCs w:val="0"/>
-                <w:sz w:val="22"/>
-                <w:szCs w:val="22"/>
-              </w:rPr>
-            </w:pPr>
-            <w:r>
-              <w:rPr>
-                <w:rFonts w:ascii="Cambria" w:hAnsi="Cambria"/>
-                <w:b w:val="0"/>
-                <w:bCs w:val="0"/>
-                <w:sz w:val="22"/>
-                <w:szCs w:val="22"/>
-              </w:rPr>
-              <w:t>dataset_batch_class_distribution.png</w:t>
-            </w:r>
-          </w:p>
-        </w:tc>
-        <w:tc>
-          <w:tcPr>
-            <w:tcW w:w="4806" w:type="dxa"/>
-          </w:tcPr>
-          <w:p>
-            <w:pPr>
-              <w:spacing w:line="360" w:lineRule="auto"/>
+            <w:cnfStyle w:val="000010000000" w:firstRow="0" w:lastRow="0" w:firstColumn="0" w:lastColumn="0" w:oddVBand="1" w:evenVBand="0" w:oddHBand="0" w:evenHBand="0" w:firstRowFirstColumn="0" w:firstRowLastColumn="0" w:lastRowFirstColumn="0" w:lastRowLastColumn="0"/>
+            <w:tcW w:w="4428" w:type="dxa"/>
+          </w:tcPr>
+          <w:p>
+            <w:pPr>
+              <w:autoSpaceDE w:val="0"/>
+              <w:autoSpaceDN w:val="0"/>
+              <w:adjustRightInd w:val="0"/>
+              <w:spacing w:line="480" w:lineRule="auto"/>
+              <w:rPr>
+                <w:rFonts w:ascii="Cambria" w:hAnsi="Cambria" w:cs="Helvetica"/>
+                <w:kern w:val="0"/>
+                <w:sz w:val="20"/>
+                <w:szCs w:val="20"/>
+                <w:lang w:val="en-GB"/>
+              </w:rPr>
+            </w:pPr>
+            <w:r>
+              <w:rPr>
+                <w:rFonts w:ascii="Cambria" w:hAnsi="Cambria" w:cs="Helvetica Neue"/>
+                <w:kern w:val="0"/>
+                <w:sz w:val="20"/>
+                <w:szCs w:val="20"/>
+                <w:lang w:val="en-GB"/>
+              </w:rPr>
+              <w:t>dataset_batch_injection_type_distribution.png</w:t>
+            </w:r>
+          </w:p>
+        </w:tc>
+        <w:tc>
+          <w:tcPr>
+            <w:tcW w:w="4320" w:type="dxa"/>
+          </w:tcPr>
+          <w:p>
+            <w:pPr>
+              <w:autoSpaceDE w:val="0"/>
+              <w:autoSpaceDN w:val="0"/>
+              <w:adjustRightInd w:val="0"/>
+              <w:spacing w:line="480" w:lineRule="auto"/>
               <w:cnfStyle w:val="000000100000" w:firstRow="0" w:lastRow="0" w:firstColumn="0" w:lastColumn="0" w:oddVBand="0" w:evenVBand="0" w:oddHBand="1" w:evenHBand="0" w:firstRowFirstColumn="0" w:firstRowLastColumn="0" w:lastRowFirstColumn="0" w:lastRowLastColumn="0"/>
               <w:rPr>
-                <w:rFonts w:ascii="Cambria" w:hAnsi="Cambria"/>
-                <w:sz w:val="22"/>
-                <w:szCs w:val="22"/>
-              </w:rPr>
-            </w:pPr>
-            <w:r>
-              <w:rPr>
-                <w:rFonts w:ascii="Cambria" w:hAnsi="Cambria"/>
-                <w:sz w:val="22"/>
-                <w:szCs w:val="22"/>
-              </w:rPr>
-              <w:t>Class balance in automated dataset runs</w:t>
+                <w:rFonts w:ascii="Cambria" w:hAnsi="Cambria" w:cs="Helvetica"/>
+                <w:kern w:val="0"/>
+                <w:sz w:val="20"/>
+                <w:szCs w:val="20"/>
+                <w:lang w:val="en-GB"/>
+              </w:rPr>
+            </w:pPr>
+            <w:r>
+              <w:rPr>
+                <w:rFonts w:ascii="Cambria" w:hAnsi="Cambria" w:cs="Helvetica Neue"/>
+                <w:kern w:val="0"/>
+                <w:sz w:val="20"/>
+                <w:szCs w:val="20"/>
+                <w:lang w:val="en-GB"/>
+              </w:rPr>
+              <w:t>Distribution of injection families in batch runs</w:t>
             </w:r>
           </w:p>
         </w:tc>
@@ -4390,53 +5686,63 @@
       <w:tr>
         <w:tc>
           <w:tcPr>
-            <w:cnfStyle w:val="001000000000" w:firstRow="0" w:lastRow="0" w:firstColumn="1" w:lastColumn="0" w:oddVBand="0" w:evenVBand="0" w:oddHBand="0" w:evenHBand="0" w:firstRowFirstColumn="0" w:firstRowLastColumn="0" w:lastRowFirstColumn="0" w:lastRowLastColumn="0"/>
-            <w:tcW w:w="0" w:type="auto"/>
-          </w:tcPr>
-          <w:p>
-            <w:pPr>
-              <w:spacing w:line="360" w:lineRule="auto"/>
-              <w:rPr>
-                <w:rFonts w:ascii="Cambria" w:hAnsi="Cambria"/>
-                <w:b w:val="0"/>
-                <w:bCs w:val="0"/>
-                <w:sz w:val="22"/>
-                <w:szCs w:val="22"/>
-              </w:rPr>
-            </w:pPr>
-            <w:r>
-              <w:rPr>
-                <w:rFonts w:ascii="Cambria" w:hAnsi="Cambria"/>
-                <w:b w:val="0"/>
-                <w:bCs w:val="0"/>
-                <w:sz w:val="22"/>
-                <w:szCs w:val="22"/>
-              </w:rPr>
-              <w:t>dataset_batch_injection_type_distribution.png</w:t>
-            </w:r>
-          </w:p>
-        </w:tc>
-        <w:tc>
-          <w:tcPr>
-            <w:tcW w:w="4806" w:type="dxa"/>
-          </w:tcPr>
-          <w:p>
-            <w:pPr>
-              <w:spacing w:line="360" w:lineRule="auto"/>
+            <w:cnfStyle w:val="000010000000" w:firstRow="0" w:lastRow="0" w:firstColumn="0" w:lastColumn="0" w:oddVBand="1" w:evenVBand="0" w:oddHBand="0" w:evenHBand="0" w:firstRowFirstColumn="0" w:firstRowLastColumn="0" w:lastRowFirstColumn="0" w:lastRowLastColumn="0"/>
+            <w:tcW w:w="4428" w:type="dxa"/>
+          </w:tcPr>
+          <w:p>
+            <w:pPr>
+              <w:autoSpaceDE w:val="0"/>
+              <w:autoSpaceDN w:val="0"/>
+              <w:adjustRightInd w:val="0"/>
+              <w:spacing w:line="480" w:lineRule="auto"/>
+              <w:rPr>
+                <w:rFonts w:ascii="Cambria" w:hAnsi="Cambria" w:cs="Helvetica"/>
+                <w:kern w:val="0"/>
+                <w:sz w:val="20"/>
+                <w:szCs w:val="20"/>
+                <w:lang w:val="en-GB"/>
+              </w:rPr>
+            </w:pPr>
+            <w:r>
+              <w:rPr>
+                <w:rFonts w:ascii="Cambria" w:hAnsi="Cambria" w:cs="Helvetica Neue"/>
+                <w:kern w:val="0"/>
+                <w:sz w:val="20"/>
+                <w:szCs w:val="20"/>
+                <w:lang w:val="en-GB"/>
+              </w:rPr>
+              <w:t>dataset_batch_attack_type_distribution.png</w:t>
+            </w:r>
+          </w:p>
+        </w:tc>
+        <w:tc>
+          <w:tcPr>
+            <w:tcW w:w="4320" w:type="dxa"/>
+          </w:tcPr>
+          <w:p>
+            <w:pPr>
+              <w:autoSpaceDE w:val="0"/>
+              <w:autoSpaceDN w:val="0"/>
+              <w:adjustRightInd w:val="0"/>
+              <w:spacing w:line="480" w:lineRule="auto"/>
               <w:cnfStyle w:val="000000000000" w:firstRow="0" w:lastRow="0" w:firstColumn="0" w:lastColumn="0" w:oddVBand="0" w:evenVBand="0" w:oddHBand="0" w:evenHBand="0" w:firstRowFirstColumn="0" w:firstRowLastColumn="0" w:lastRowFirstColumn="0" w:lastRowLastColumn="0"/>
               <w:rPr>
-                <w:rFonts w:ascii="Cambria" w:hAnsi="Cambria"/>
-                <w:sz w:val="22"/>
-                <w:szCs w:val="22"/>
-              </w:rPr>
-            </w:pPr>
-            <w:r>
-              <w:rPr>
-                <w:rFonts w:ascii="Cambria" w:hAnsi="Cambria"/>
-                <w:sz w:val="22"/>
-                <w:szCs w:val="22"/>
-              </w:rPr>
-              <w:t>Distribution of injection families in batch runs</w:t>
+                <w:rFonts w:ascii="Cambria" w:hAnsi="Cambria" w:cs="Helvetica"/>
+                <w:kern w:val="0"/>
+                <w:sz w:val="20"/>
+                <w:szCs w:val="20"/>
+                <w:lang w:val="en-GB"/>
+              </w:rPr>
+            </w:pPr>
+            <w:r>
+              <w:rPr>
+                <w:rFonts w:ascii="Cambria" w:hAnsi="Cambria" w:cs="Helvetica Neue"/>
+                <w:kern w:val="0"/>
+                <w:sz w:val="20"/>
+                <w:szCs w:val="20"/>
+                <w:lang w:val="en-GB"/>
+              </w:rPr>
+              <w:t>Model-predicted attack type summary</w:t>
             </w:r>
           </w:p>
         </w:tc>
@@ -4447,53 +5753,63 @@
         </w:trPr>
         <w:tc>
           <w:tcPr>
-            <w:cnfStyle w:val="001000000000" w:firstRow="0" w:lastRow="0" w:firstColumn="1" w:lastColumn="0" w:oddVBand="0" w:evenVBand="0" w:oddHBand="0" w:evenHBand="0" w:firstRowFirstColumn="0" w:firstRowLastColumn="0" w:lastRowFirstColumn="0" w:lastRowLastColumn="0"/>
-            <w:tcW w:w="0" w:type="auto"/>
-          </w:tcPr>
-          <w:p>
-            <w:pPr>
-              <w:spacing w:line="360" w:lineRule="auto"/>
-              <w:rPr>
-                <w:rFonts w:ascii="Cambria" w:hAnsi="Cambria"/>
-                <w:b w:val="0"/>
-                <w:bCs w:val="0"/>
-                <w:sz w:val="22"/>
-                <w:szCs w:val="22"/>
-              </w:rPr>
-            </w:pPr>
-            <w:r>
-              <w:rPr>
-                <w:rFonts w:ascii="Cambria" w:hAnsi="Cambria"/>
-                <w:b w:val="0"/>
-                <w:bCs w:val="0"/>
-                <w:sz w:val="22"/>
-                <w:szCs w:val="22"/>
-              </w:rPr>
-              <w:t>dataset_batch_attack_type_distribution.png</w:t>
-            </w:r>
-          </w:p>
-        </w:tc>
-        <w:tc>
-          <w:tcPr>
-            <w:tcW w:w="4806" w:type="dxa"/>
-          </w:tcPr>
-          <w:p>
-            <w:pPr>
-              <w:spacing w:line="360" w:lineRule="auto"/>
+            <w:cnfStyle w:val="000010000000" w:firstRow="0" w:lastRow="0" w:firstColumn="0" w:lastColumn="0" w:oddVBand="1" w:evenVBand="0" w:oddHBand="0" w:evenHBand="0" w:firstRowFirstColumn="0" w:firstRowLastColumn="0" w:lastRowFirstColumn="0" w:lastRowLastColumn="0"/>
+            <w:tcW w:w="4428" w:type="dxa"/>
+          </w:tcPr>
+          <w:p>
+            <w:pPr>
+              <w:autoSpaceDE w:val="0"/>
+              <w:autoSpaceDN w:val="0"/>
+              <w:adjustRightInd w:val="0"/>
+              <w:spacing w:line="480" w:lineRule="auto"/>
+              <w:rPr>
+                <w:rFonts w:ascii="Cambria" w:hAnsi="Cambria" w:cs="Helvetica"/>
+                <w:kern w:val="0"/>
+                <w:sz w:val="20"/>
+                <w:szCs w:val="20"/>
+                <w:lang w:val="en-GB"/>
+              </w:rPr>
+            </w:pPr>
+            <w:r>
+              <w:rPr>
+                <w:rFonts w:ascii="Cambria" w:hAnsi="Cambria" w:cs="Helvetica Neue"/>
+                <w:kern w:val="0"/>
+                <w:sz w:val="20"/>
+                <w:szCs w:val="20"/>
+                <w:lang w:val="en-GB"/>
+              </w:rPr>
+              <w:t>dataset_batch_block_allow_distribution.png</w:t>
+            </w:r>
+          </w:p>
+        </w:tc>
+        <w:tc>
+          <w:tcPr>
+            <w:tcW w:w="4320" w:type="dxa"/>
+          </w:tcPr>
+          <w:p>
+            <w:pPr>
+              <w:autoSpaceDE w:val="0"/>
+              <w:autoSpaceDN w:val="0"/>
+              <w:adjustRightInd w:val="0"/>
+              <w:spacing w:line="480" w:lineRule="auto"/>
               <w:cnfStyle w:val="000000100000" w:firstRow="0" w:lastRow="0" w:firstColumn="0" w:lastColumn="0" w:oddVBand="0" w:evenVBand="0" w:oddHBand="1" w:evenHBand="0" w:firstRowFirstColumn="0" w:firstRowLastColumn="0" w:lastRowFirstColumn="0" w:lastRowLastColumn="0"/>
               <w:rPr>
-                <w:rFonts w:ascii="Cambria" w:hAnsi="Cambria"/>
-                <w:sz w:val="22"/>
-                <w:szCs w:val="22"/>
-              </w:rPr>
-            </w:pPr>
-            <w:r>
-              <w:rPr>
-                <w:rFonts w:ascii="Cambria" w:hAnsi="Cambria"/>
-                <w:sz w:val="22"/>
-                <w:szCs w:val="22"/>
-              </w:rPr>
-              <w:t>Model-predicted attack type summary</w:t>
+                <w:rFonts w:ascii="Cambria" w:hAnsi="Cambria" w:cs="Helvetica"/>
+                <w:kern w:val="0"/>
+                <w:sz w:val="20"/>
+                <w:szCs w:val="20"/>
+                <w:lang w:val="en-GB"/>
+              </w:rPr>
+            </w:pPr>
+            <w:r>
+              <w:rPr>
+                <w:rFonts w:ascii="Cambria" w:hAnsi="Cambria" w:cs="Helvetica Neue"/>
+                <w:kern w:val="0"/>
+                <w:sz w:val="20"/>
+                <w:szCs w:val="20"/>
+                <w:lang w:val="en-GB"/>
+              </w:rPr>
+              <w:t>Middleware allow/block behaviour</w:t>
             </w:r>
           </w:p>
         </w:tc>
@@ -4501,53 +5817,63 @@
       <w:tr>
         <w:tc>
           <w:tcPr>
-            <w:cnfStyle w:val="001000000000" w:firstRow="0" w:lastRow="0" w:firstColumn="1" w:lastColumn="0" w:oddVBand="0" w:evenVBand="0" w:oddHBand="0" w:evenHBand="0" w:firstRowFirstColumn="0" w:firstRowLastColumn="0" w:lastRowFirstColumn="0" w:lastRowLastColumn="0"/>
-            <w:tcW w:w="0" w:type="auto"/>
-          </w:tcPr>
-          <w:p>
-            <w:pPr>
-              <w:spacing w:line="360" w:lineRule="auto"/>
-              <w:rPr>
-                <w:rFonts w:ascii="Cambria" w:hAnsi="Cambria"/>
-                <w:b w:val="0"/>
-                <w:bCs w:val="0"/>
-                <w:sz w:val="22"/>
-                <w:szCs w:val="22"/>
-              </w:rPr>
-            </w:pPr>
-            <w:r>
-              <w:rPr>
-                <w:rFonts w:ascii="Cambria" w:hAnsi="Cambria"/>
-                <w:b w:val="0"/>
-                <w:bCs w:val="0"/>
-                <w:sz w:val="22"/>
-                <w:szCs w:val="22"/>
-              </w:rPr>
-              <w:t>dataset_batch_block_allow_distribution.png</w:t>
-            </w:r>
-          </w:p>
-        </w:tc>
-        <w:tc>
-          <w:tcPr>
-            <w:tcW w:w="4806" w:type="dxa"/>
-          </w:tcPr>
-          <w:p>
-            <w:pPr>
-              <w:spacing w:line="360" w:lineRule="auto"/>
+            <w:cnfStyle w:val="000010000000" w:firstRow="0" w:lastRow="0" w:firstColumn="0" w:lastColumn="0" w:oddVBand="1" w:evenVBand="0" w:oddHBand="0" w:evenHBand="0" w:firstRowFirstColumn="0" w:firstRowLastColumn="0" w:lastRowFirstColumn="0" w:lastRowLastColumn="0"/>
+            <w:tcW w:w="4428" w:type="dxa"/>
+          </w:tcPr>
+          <w:p>
+            <w:pPr>
+              <w:autoSpaceDE w:val="0"/>
+              <w:autoSpaceDN w:val="0"/>
+              <w:adjustRightInd w:val="0"/>
+              <w:spacing w:line="480" w:lineRule="auto"/>
+              <w:rPr>
+                <w:rFonts w:ascii="Cambria" w:hAnsi="Cambria" w:cs="Helvetica"/>
+                <w:kern w:val="0"/>
+                <w:sz w:val="20"/>
+                <w:szCs w:val="20"/>
+                <w:lang w:val="en-GB"/>
+              </w:rPr>
+            </w:pPr>
+            <w:r>
+              <w:rPr>
+                <w:rFonts w:ascii="Cambria" w:hAnsi="Cambria" w:cs="Helvetica Neue"/>
+                <w:kern w:val="0"/>
+                <w:sz w:val="20"/>
+                <w:szCs w:val="20"/>
+                <w:lang w:val="en-GB"/>
+              </w:rPr>
+              <w:t>dataset_batch_sample_size_behaviour.png</w:t>
+            </w:r>
+          </w:p>
+        </w:tc>
+        <w:tc>
+          <w:tcPr>
+            <w:tcW w:w="4320" w:type="dxa"/>
+          </w:tcPr>
+          <w:p>
+            <w:pPr>
+              <w:autoSpaceDE w:val="0"/>
+              <w:autoSpaceDN w:val="0"/>
+              <w:adjustRightInd w:val="0"/>
+              <w:spacing w:line="480" w:lineRule="auto"/>
               <w:cnfStyle w:val="000000000000" w:firstRow="0" w:lastRow="0" w:firstColumn="0" w:lastColumn="0" w:oddVBand="0" w:evenVBand="0" w:oddHBand="0" w:evenHBand="0" w:firstRowFirstColumn="0" w:firstRowLastColumn="0" w:lastRowFirstColumn="0" w:lastRowLastColumn="0"/>
               <w:rPr>
-                <w:rFonts w:ascii="Cambria" w:hAnsi="Cambria"/>
-                <w:sz w:val="22"/>
-                <w:szCs w:val="22"/>
-              </w:rPr>
-            </w:pPr>
-            <w:r>
-              <w:rPr>
-                <w:rFonts w:ascii="Cambria" w:hAnsi="Cambria"/>
-                <w:sz w:val="22"/>
-                <w:szCs w:val="22"/>
-              </w:rPr>
-              <w:t>Middleware allow/block behaviour</w:t>
+                <w:rFonts w:ascii="Cambria" w:hAnsi="Cambria" w:cs="Helvetica"/>
+                <w:kern w:val="0"/>
+                <w:sz w:val="20"/>
+                <w:szCs w:val="20"/>
+                <w:lang w:val="en-GB"/>
+              </w:rPr>
+            </w:pPr>
+            <w:r>
+              <w:rPr>
+                <w:rFonts w:ascii="Cambria" w:hAnsi="Cambria" w:cs="Helvetica Neue"/>
+                <w:kern w:val="0"/>
+                <w:sz w:val="20"/>
+                <w:szCs w:val="20"/>
+                <w:lang w:val="en-GB"/>
+              </w:rPr>
+              <w:t>Batch performance across sample sizes</w:t>
             </w:r>
           </w:p>
         </w:tc>
@@ -4558,53 +5884,521 @@
         </w:trPr>
         <w:tc>
           <w:tcPr>
-            <w:cnfStyle w:val="001000000000" w:firstRow="0" w:lastRow="0" w:firstColumn="1" w:lastColumn="0" w:oddVBand="0" w:evenVBand="0" w:oddHBand="0" w:evenHBand="0" w:firstRowFirstColumn="0" w:firstRowLastColumn="0" w:lastRowFirstColumn="0" w:lastRowLastColumn="0"/>
-            <w:tcW w:w="0" w:type="auto"/>
-          </w:tcPr>
-          <w:p>
-            <w:pPr>
-              <w:spacing w:line="360" w:lineRule="auto"/>
-              <w:rPr>
-                <w:rFonts w:ascii="Cambria" w:hAnsi="Cambria"/>
-                <w:b w:val="0"/>
-                <w:bCs w:val="0"/>
-                <w:sz w:val="22"/>
-                <w:szCs w:val="22"/>
-              </w:rPr>
-            </w:pPr>
-            <w:r>
-              <w:rPr>
-                <w:rFonts w:ascii="Cambria" w:hAnsi="Cambria"/>
-                <w:b w:val="0"/>
-                <w:bCs w:val="0"/>
-                <w:sz w:val="22"/>
-                <w:szCs w:val="22"/>
-              </w:rPr>
-              <w:t>dataset_batch_sample_size_behaviour.png</w:t>
-            </w:r>
-          </w:p>
-        </w:tc>
-        <w:tc>
-          <w:tcPr>
-            <w:tcW w:w="4806" w:type="dxa"/>
-          </w:tcPr>
-          <w:p>
-            <w:pPr>
-              <w:spacing w:line="360" w:lineRule="auto"/>
+            <w:cnfStyle w:val="000010000000" w:firstRow="0" w:lastRow="0" w:firstColumn="0" w:lastColumn="0" w:oddVBand="1" w:evenVBand="0" w:oddHBand="0" w:evenHBand="0" w:firstRowFirstColumn="0" w:firstRowLastColumn="0" w:lastRowFirstColumn="0" w:lastRowLastColumn="0"/>
+            <w:tcW w:w="4428" w:type="dxa"/>
+          </w:tcPr>
+          <w:p>
+            <w:pPr>
+              <w:autoSpaceDE w:val="0"/>
+              <w:autoSpaceDN w:val="0"/>
+              <w:adjustRightInd w:val="0"/>
+              <w:spacing w:line="480" w:lineRule="auto"/>
+              <w:rPr>
+                <w:rFonts w:ascii="Cambria" w:hAnsi="Cambria" w:cs="Helvetica"/>
+                <w:kern w:val="0"/>
+                <w:sz w:val="20"/>
+                <w:szCs w:val="20"/>
+                <w:lang w:val="en-GB"/>
+              </w:rPr>
+            </w:pPr>
+            <w:r>
+              <w:rPr>
+                <w:rFonts w:ascii="Cambria" w:hAnsi="Cambria" w:cs="Helvetica Neue"/>
+                <w:kern w:val="0"/>
+                <w:sz w:val="20"/>
+                <w:szCs w:val="20"/>
+                <w:lang w:val="en-GB"/>
+              </w:rPr>
+              <w:t>route_level_testing_summary.csv</w:t>
+            </w:r>
+          </w:p>
+        </w:tc>
+        <w:tc>
+          <w:tcPr>
+            <w:tcW w:w="4320" w:type="dxa"/>
+          </w:tcPr>
+          <w:p>
+            <w:pPr>
+              <w:autoSpaceDE w:val="0"/>
+              <w:autoSpaceDN w:val="0"/>
+              <w:adjustRightInd w:val="0"/>
+              <w:spacing w:line="480" w:lineRule="auto"/>
               <w:cnfStyle w:val="000000100000" w:firstRow="0" w:lastRow="0" w:firstColumn="0" w:lastColumn="0" w:oddVBand="0" w:evenVBand="0" w:oddHBand="1" w:evenHBand="0" w:firstRowFirstColumn="0" w:firstRowLastColumn="0" w:lastRowFirstColumn="0" w:lastRowLastColumn="0"/>
               <w:rPr>
-                <w:rFonts w:ascii="Cambria" w:hAnsi="Cambria"/>
-                <w:sz w:val="22"/>
-                <w:szCs w:val="22"/>
-              </w:rPr>
-            </w:pPr>
-            <w:r>
-              <w:rPr>
-                <w:rFonts w:ascii="Cambria" w:hAnsi="Cambria"/>
-                <w:sz w:val="22"/>
-                <w:szCs w:val="22"/>
-              </w:rPr>
-              <w:t>Batch performance across sample sizes</w:t>
+                <w:rFonts w:ascii="Cambria" w:hAnsi="Cambria" w:cs="Helvetica"/>
+                <w:kern w:val="0"/>
+                <w:sz w:val="20"/>
+                <w:szCs w:val="20"/>
+                <w:lang w:val="en-GB"/>
+              </w:rPr>
+            </w:pPr>
+            <w:r>
+              <w:rPr>
+                <w:rFonts w:ascii="Cambria" w:hAnsi="Cambria" w:cs="Helvetica Neue"/>
+                <w:kern w:val="0"/>
+                <w:sz w:val="20"/>
+                <w:szCs w:val="20"/>
+                <w:lang w:val="en-GB"/>
+              </w:rPr>
+              <w:t>Route-level request and block/allow summary</w:t>
+            </w:r>
+          </w:p>
+        </w:tc>
+      </w:tr>
+      <w:tr>
+        <w:tc>
+          <w:tcPr>
+            <w:cnfStyle w:val="000010000000" w:firstRow="0" w:lastRow="0" w:firstColumn="0" w:lastColumn="0" w:oddVBand="1" w:evenVBand="0" w:oddHBand="0" w:evenHBand="0" w:firstRowFirstColumn="0" w:firstRowLastColumn="0" w:lastRowFirstColumn="0" w:lastRowLastColumn="0"/>
+            <w:tcW w:w="4428" w:type="dxa"/>
+          </w:tcPr>
+          <w:p>
+            <w:pPr>
+              <w:autoSpaceDE w:val="0"/>
+              <w:autoSpaceDN w:val="0"/>
+              <w:adjustRightInd w:val="0"/>
+              <w:spacing w:line="480" w:lineRule="auto"/>
+              <w:rPr>
+                <w:rFonts w:ascii="Cambria" w:hAnsi="Cambria" w:cs="Helvetica"/>
+                <w:kern w:val="0"/>
+                <w:sz w:val="20"/>
+                <w:szCs w:val="20"/>
+                <w:lang w:val="en-GB"/>
+              </w:rPr>
+            </w:pPr>
+            <w:r>
+              <w:rPr>
+                <w:rFonts w:ascii="Cambria" w:hAnsi="Cambria" w:cs="Helvetica Neue"/>
+                <w:kern w:val="0"/>
+                <w:sz w:val="20"/>
+                <w:szCs w:val="20"/>
+                <w:lang w:val="en-GB"/>
+              </w:rPr>
+              <w:t>attack_type_attribution_summary.csv</w:t>
+            </w:r>
+          </w:p>
+        </w:tc>
+        <w:tc>
+          <w:tcPr>
+            <w:tcW w:w="4320" w:type="dxa"/>
+          </w:tcPr>
+          <w:p>
+            <w:pPr>
+              <w:autoSpaceDE w:val="0"/>
+              <w:autoSpaceDN w:val="0"/>
+              <w:adjustRightInd w:val="0"/>
+              <w:spacing w:line="480" w:lineRule="auto"/>
+              <w:cnfStyle w:val="000000000000" w:firstRow="0" w:lastRow="0" w:firstColumn="0" w:lastColumn="0" w:oddVBand="0" w:evenVBand="0" w:oddHBand="0" w:evenHBand="0" w:firstRowFirstColumn="0" w:firstRowLastColumn="0" w:lastRowFirstColumn="0" w:lastRowLastColumn="0"/>
+              <w:rPr>
+                <w:rFonts w:ascii="Cambria" w:hAnsi="Cambria" w:cs="Helvetica"/>
+                <w:kern w:val="0"/>
+                <w:sz w:val="20"/>
+                <w:szCs w:val="20"/>
+                <w:lang w:val="en-GB"/>
+              </w:rPr>
+            </w:pPr>
+            <w:r>
+              <w:rPr>
+                <w:rFonts w:ascii="Cambria" w:hAnsi="Cambria" w:cs="Helvetica Neue"/>
+                <w:kern w:val="0"/>
+                <w:sz w:val="20"/>
+                <w:szCs w:val="20"/>
+                <w:lang w:val="en-GB"/>
+              </w:rPr>
+              <w:t>Summary of inferred attack types from logs</w:t>
+            </w:r>
+          </w:p>
+        </w:tc>
+      </w:tr>
+      <w:tr>
+        <w:trPr>
+          <w:cnfStyle w:val="000000100000" w:firstRow="0" w:lastRow="0" w:firstColumn="0" w:lastColumn="0" w:oddVBand="0" w:evenVBand="0" w:oddHBand="1" w:evenHBand="0" w:firstRowFirstColumn="0" w:firstRowLastColumn="0" w:lastRowFirstColumn="0" w:lastRowLastColumn="0"/>
+        </w:trPr>
+        <w:tc>
+          <w:tcPr>
+            <w:cnfStyle w:val="000010000000" w:firstRow="0" w:lastRow="0" w:firstColumn="0" w:lastColumn="0" w:oddVBand="1" w:evenVBand="0" w:oddHBand="0" w:evenHBand="0" w:firstRowFirstColumn="0" w:firstRowLastColumn="0" w:lastRowFirstColumn="0" w:lastRowLastColumn="0"/>
+            <w:tcW w:w="4428" w:type="dxa"/>
+          </w:tcPr>
+          <w:p>
+            <w:pPr>
+              <w:autoSpaceDE w:val="0"/>
+              <w:autoSpaceDN w:val="0"/>
+              <w:adjustRightInd w:val="0"/>
+              <w:spacing w:line="480" w:lineRule="auto"/>
+              <w:rPr>
+                <w:rFonts w:ascii="Cambria" w:hAnsi="Cambria" w:cs="Helvetica"/>
+                <w:kern w:val="0"/>
+                <w:sz w:val="20"/>
+                <w:szCs w:val="20"/>
+                <w:lang w:val="en-GB"/>
+              </w:rPr>
+            </w:pPr>
+            <w:r>
+              <w:rPr>
+                <w:rFonts w:ascii="Cambria" w:hAnsi="Cambria" w:cs="Helvetica Neue"/>
+                <w:kern w:val="0"/>
+                <w:sz w:val="20"/>
+                <w:szCs w:val="20"/>
+                <w:lang w:val="en-GB"/>
+              </w:rPr>
+              <w:t>threshold_sensitivity_analysis.csv.png</w:t>
+            </w:r>
+          </w:p>
+        </w:tc>
+        <w:tc>
+          <w:tcPr>
+            <w:tcW w:w="4320" w:type="dxa"/>
+          </w:tcPr>
+          <w:p>
+            <w:pPr>
+              <w:autoSpaceDE w:val="0"/>
+              <w:autoSpaceDN w:val="0"/>
+              <w:adjustRightInd w:val="0"/>
+              <w:spacing w:line="480" w:lineRule="auto"/>
+              <w:cnfStyle w:val="000000100000" w:firstRow="0" w:lastRow="0" w:firstColumn="0" w:lastColumn="0" w:oddVBand="0" w:evenVBand="0" w:oddHBand="1" w:evenHBand="0" w:firstRowFirstColumn="0" w:firstRowLastColumn="0" w:lastRowFirstColumn="0" w:lastRowLastColumn="0"/>
+              <w:rPr>
+                <w:rFonts w:ascii="Cambria" w:hAnsi="Cambria" w:cs="Helvetica"/>
+                <w:kern w:val="0"/>
+                <w:sz w:val="20"/>
+                <w:szCs w:val="20"/>
+                <w:lang w:val="en-GB"/>
+              </w:rPr>
+            </w:pPr>
+            <w:r>
+              <w:rPr>
+                <w:rFonts w:ascii="Cambria" w:hAnsi="Cambria" w:cs="Helvetica Neue"/>
+                <w:kern w:val="0"/>
+                <w:sz w:val="20"/>
+                <w:szCs w:val="20"/>
+                <w:lang w:val="en-GB"/>
+              </w:rPr>
+              <w:t>Shows how decisions vary across thresholds</w:t>
+            </w:r>
+          </w:p>
+        </w:tc>
+      </w:tr>
+      <w:tr>
+        <w:tc>
+          <w:tcPr>
+            <w:cnfStyle w:val="000010000000" w:firstRow="0" w:lastRow="0" w:firstColumn="0" w:lastColumn="0" w:oddVBand="1" w:evenVBand="0" w:oddHBand="0" w:evenHBand="0" w:firstRowFirstColumn="0" w:firstRowLastColumn="0" w:lastRowFirstColumn="0" w:lastRowLastColumn="0"/>
+            <w:tcW w:w="4428" w:type="dxa"/>
+          </w:tcPr>
+          <w:p>
+            <w:pPr>
+              <w:autoSpaceDE w:val="0"/>
+              <w:autoSpaceDN w:val="0"/>
+              <w:adjustRightInd w:val="0"/>
+              <w:spacing w:line="480" w:lineRule="auto"/>
+              <w:rPr>
+                <w:rFonts w:ascii="Cambria" w:hAnsi="Cambria" w:cs="Helvetica"/>
+                <w:kern w:val="0"/>
+                <w:sz w:val="20"/>
+                <w:szCs w:val="20"/>
+                <w:lang w:val="en-GB"/>
+              </w:rPr>
+            </w:pPr>
+            <w:r>
+              <w:rPr>
+                <w:rFonts w:ascii="Cambria" w:hAnsi="Cambria" w:cs="Helvetica Neue"/>
+                <w:kern w:val="0"/>
+                <w:sz w:val="20"/>
+                <w:szCs w:val="20"/>
+                <w:lang w:val="en-GB"/>
+              </w:rPr>
+              <w:t>route_block_allow_frequency.csv.png</w:t>
+            </w:r>
+          </w:p>
+        </w:tc>
+        <w:tc>
+          <w:tcPr>
+            <w:tcW w:w="4320" w:type="dxa"/>
+          </w:tcPr>
+          <w:p>
+            <w:pPr>
+              <w:autoSpaceDE w:val="0"/>
+              <w:autoSpaceDN w:val="0"/>
+              <w:adjustRightInd w:val="0"/>
+              <w:spacing w:line="480" w:lineRule="auto"/>
+              <w:cnfStyle w:val="000000000000" w:firstRow="0" w:lastRow="0" w:firstColumn="0" w:lastColumn="0" w:oddVBand="0" w:evenVBand="0" w:oddHBand="0" w:evenHBand="0" w:firstRowFirstColumn="0" w:firstRowLastColumn="0" w:lastRowFirstColumn="0" w:lastRowLastColumn="0"/>
+              <w:rPr>
+                <w:rFonts w:ascii="Cambria" w:hAnsi="Cambria" w:cs="Helvetica"/>
+                <w:kern w:val="0"/>
+                <w:sz w:val="20"/>
+                <w:szCs w:val="20"/>
+                <w:lang w:val="en-GB"/>
+              </w:rPr>
+            </w:pPr>
+            <w:r>
+              <w:rPr>
+                <w:rFonts w:ascii="Cambria" w:hAnsi="Cambria" w:cs="Helvetica Neue"/>
+                <w:kern w:val="0"/>
+                <w:sz w:val="20"/>
+                <w:szCs w:val="20"/>
+                <w:lang w:val="en-GB"/>
+              </w:rPr>
+              <w:t>Route-level allow/block frequency analysis</w:t>
+            </w:r>
+          </w:p>
+        </w:tc>
+      </w:tr>
+      <w:tr>
+        <w:trPr>
+          <w:cnfStyle w:val="000000100000" w:firstRow="0" w:lastRow="0" w:firstColumn="0" w:lastColumn="0" w:oddVBand="0" w:evenVBand="0" w:oddHBand="1" w:evenHBand="0" w:firstRowFirstColumn="0" w:firstRowLastColumn="0" w:lastRowFirstColumn="0" w:lastRowLastColumn="0"/>
+        </w:trPr>
+        <w:tc>
+          <w:tcPr>
+            <w:cnfStyle w:val="000010000000" w:firstRow="0" w:lastRow="0" w:firstColumn="0" w:lastColumn="0" w:oddVBand="1" w:evenVBand="0" w:oddHBand="0" w:evenHBand="0" w:firstRowFirstColumn="0" w:firstRowLastColumn="0" w:lastRowFirstColumn="0" w:lastRowLastColumn="0"/>
+            <w:tcW w:w="4428" w:type="dxa"/>
+          </w:tcPr>
+          <w:p>
+            <w:pPr>
+              <w:autoSpaceDE w:val="0"/>
+              <w:autoSpaceDN w:val="0"/>
+              <w:adjustRightInd w:val="0"/>
+              <w:spacing w:line="480" w:lineRule="auto"/>
+              <w:rPr>
+                <w:rFonts w:ascii="Cambria" w:hAnsi="Cambria" w:cs="Helvetica"/>
+                <w:kern w:val="0"/>
+                <w:sz w:val="20"/>
+                <w:szCs w:val="20"/>
+                <w:lang w:val="en-GB"/>
+              </w:rPr>
+            </w:pPr>
+            <w:r>
+              <w:rPr>
+                <w:rFonts w:ascii="Cambria" w:hAnsi="Cambria" w:cs="Helvetica Neue"/>
+                <w:kern w:val="0"/>
+                <w:sz w:val="20"/>
+                <w:szCs w:val="20"/>
+                <w:lang w:val="en-GB"/>
+              </w:rPr>
+              <w:t>attack_family_precision.csv.png</w:t>
+            </w:r>
+          </w:p>
+        </w:tc>
+        <w:tc>
+          <w:tcPr>
+            <w:tcW w:w="4320" w:type="dxa"/>
+          </w:tcPr>
+          <w:p>
+            <w:pPr>
+              <w:autoSpaceDE w:val="0"/>
+              <w:autoSpaceDN w:val="0"/>
+              <w:adjustRightInd w:val="0"/>
+              <w:spacing w:line="480" w:lineRule="auto"/>
+              <w:cnfStyle w:val="000000100000" w:firstRow="0" w:lastRow="0" w:firstColumn="0" w:lastColumn="0" w:oddVBand="0" w:evenVBand="0" w:oddHBand="1" w:evenHBand="0" w:firstRowFirstColumn="0" w:firstRowLastColumn="0" w:lastRowFirstColumn="0" w:lastRowLastColumn="0"/>
+              <w:rPr>
+                <w:rFonts w:ascii="Cambria" w:hAnsi="Cambria" w:cs="Helvetica"/>
+                <w:kern w:val="0"/>
+                <w:sz w:val="20"/>
+                <w:szCs w:val="20"/>
+                <w:lang w:val="en-GB"/>
+              </w:rPr>
+            </w:pPr>
+            <w:r>
+              <w:rPr>
+                <w:rFonts w:ascii="Cambria" w:hAnsi="Cambria" w:cs="Helvetica Neue"/>
+                <w:kern w:val="0"/>
+                <w:sz w:val="20"/>
+                <w:szCs w:val="20"/>
+                <w:lang w:val="en-GB"/>
+              </w:rPr>
+              <w:t>Precision of attack-family recognition</w:t>
+            </w:r>
+          </w:p>
+        </w:tc>
+      </w:tr>
+      <w:tr>
+        <w:tc>
+          <w:tcPr>
+            <w:cnfStyle w:val="000010000000" w:firstRow="0" w:lastRow="0" w:firstColumn="0" w:lastColumn="0" w:oddVBand="1" w:evenVBand="0" w:oddHBand="0" w:evenHBand="0" w:firstRowFirstColumn="0" w:firstRowLastColumn="0" w:lastRowFirstColumn="0" w:lastRowLastColumn="0"/>
+            <w:tcW w:w="4428" w:type="dxa"/>
+          </w:tcPr>
+          <w:p>
+            <w:pPr>
+              <w:autoSpaceDE w:val="0"/>
+              <w:autoSpaceDN w:val="0"/>
+              <w:adjustRightInd w:val="0"/>
+              <w:spacing w:line="480" w:lineRule="auto"/>
+              <w:rPr>
+                <w:rFonts w:ascii="Cambria" w:hAnsi="Cambria" w:cs="Helvetica"/>
+                <w:kern w:val="0"/>
+                <w:sz w:val="20"/>
+                <w:szCs w:val="20"/>
+                <w:lang w:val="en-GB"/>
+              </w:rPr>
+            </w:pPr>
+            <w:r>
+              <w:rPr>
+                <w:rFonts w:ascii="Cambria" w:hAnsi="Cambria" w:cs="Helvetica Neue"/>
+                <w:kern w:val="0"/>
+                <w:sz w:val="20"/>
+                <w:szCs w:val="20"/>
+                <w:lang w:val="en-GB"/>
+              </w:rPr>
+              <w:t>unknown_attack_error_analysis.csv.png</w:t>
+            </w:r>
+          </w:p>
+        </w:tc>
+        <w:tc>
+          <w:tcPr>
+            <w:tcW w:w="4320" w:type="dxa"/>
+          </w:tcPr>
+          <w:p>
+            <w:pPr>
+              <w:autoSpaceDE w:val="0"/>
+              <w:autoSpaceDN w:val="0"/>
+              <w:adjustRightInd w:val="0"/>
+              <w:spacing w:line="480" w:lineRule="auto"/>
+              <w:cnfStyle w:val="000000000000" w:firstRow="0" w:lastRow="0" w:firstColumn="0" w:lastColumn="0" w:oddVBand="0" w:evenVBand="0" w:oddHBand="0" w:evenHBand="0" w:firstRowFirstColumn="0" w:firstRowLastColumn="0" w:lastRowFirstColumn="0" w:lastRowLastColumn="0"/>
+              <w:rPr>
+                <w:rFonts w:ascii="Cambria" w:hAnsi="Cambria" w:cs="Helvetica"/>
+                <w:kern w:val="0"/>
+                <w:sz w:val="20"/>
+                <w:szCs w:val="20"/>
+                <w:lang w:val="en-GB"/>
+              </w:rPr>
+            </w:pPr>
+            <w:r>
+              <w:rPr>
+                <w:rFonts w:ascii="Cambria" w:hAnsi="Cambria" w:cs="Helvetica Neue"/>
+                <w:kern w:val="0"/>
+                <w:sz w:val="20"/>
+                <w:szCs w:val="20"/>
+                <w:lang w:val="en-GB"/>
+              </w:rPr>
+              <w:t>Error analysis for Unknown attack labels</w:t>
+            </w:r>
+          </w:p>
+        </w:tc>
+      </w:tr>
+      <w:tr>
+        <w:trPr>
+          <w:cnfStyle w:val="000000100000" w:firstRow="0" w:lastRow="0" w:firstColumn="0" w:lastColumn="0" w:oddVBand="0" w:evenVBand="0" w:oddHBand="1" w:evenHBand="0" w:firstRowFirstColumn="0" w:firstRowLastColumn="0" w:lastRowFirstColumn="0" w:lastRowLastColumn="0"/>
+        </w:trPr>
+        <w:tc>
+          <w:tcPr>
+            <w:cnfStyle w:val="000010000000" w:firstRow="0" w:lastRow="0" w:firstColumn="0" w:lastColumn="0" w:oddVBand="1" w:evenVBand="0" w:oddHBand="0" w:evenHBand="0" w:firstRowFirstColumn="0" w:firstRowLastColumn="0" w:lastRowFirstColumn="0" w:lastRowLastColumn="0"/>
+            <w:tcW w:w="4428" w:type="dxa"/>
+          </w:tcPr>
+          <w:p>
+            <w:pPr>
+              <w:autoSpaceDE w:val="0"/>
+              <w:autoSpaceDN w:val="0"/>
+              <w:adjustRightInd w:val="0"/>
+              <w:spacing w:line="480" w:lineRule="auto"/>
+              <w:rPr>
+                <w:rFonts w:ascii="Cambria" w:hAnsi="Cambria" w:cs="Helvetica"/>
+                <w:kern w:val="0"/>
+                <w:sz w:val="20"/>
+                <w:szCs w:val="20"/>
+                <w:lang w:val="en-GB"/>
+              </w:rPr>
+            </w:pPr>
+            <w:r>
+              <w:rPr>
+                <w:rFonts w:ascii="Cambria" w:hAnsi="Cambria" w:cs="Helvetica Neue"/>
+                <w:kern w:val="0"/>
+                <w:sz w:val="20"/>
+                <w:szCs w:val="20"/>
+                <w:lang w:val="en-GB"/>
+              </w:rPr>
+              <w:t>random_forest_feature_importance.csv.png</w:t>
+            </w:r>
+          </w:p>
+        </w:tc>
+        <w:tc>
+          <w:tcPr>
+            <w:tcW w:w="4320" w:type="dxa"/>
+          </w:tcPr>
+          <w:p>
+            <w:pPr>
+              <w:autoSpaceDE w:val="0"/>
+              <w:autoSpaceDN w:val="0"/>
+              <w:adjustRightInd w:val="0"/>
+              <w:spacing w:line="480" w:lineRule="auto"/>
+              <w:cnfStyle w:val="000000100000" w:firstRow="0" w:lastRow="0" w:firstColumn="0" w:lastColumn="0" w:oddVBand="0" w:evenVBand="0" w:oddHBand="1" w:evenHBand="0" w:firstRowFirstColumn="0" w:firstRowLastColumn="0" w:lastRowFirstColumn="0" w:lastRowLastColumn="0"/>
+              <w:rPr>
+                <w:rFonts w:ascii="Cambria" w:hAnsi="Cambria" w:cs="Helvetica"/>
+                <w:kern w:val="0"/>
+                <w:sz w:val="20"/>
+                <w:szCs w:val="20"/>
+                <w:lang w:val="en-GB"/>
+              </w:rPr>
+            </w:pPr>
+            <w:r>
+              <w:rPr>
+                <w:rFonts w:ascii="Cambria" w:hAnsi="Cambria" w:cs="Helvetica Neue"/>
+                <w:kern w:val="0"/>
+                <w:sz w:val="20"/>
+                <w:szCs w:val="20"/>
+                <w:lang w:val="en-GB"/>
+              </w:rPr>
+              <w:t>Explains the most influential model features</w:t>
+            </w:r>
+          </w:p>
+        </w:tc>
+      </w:tr>
+      <w:tr>
+        <w:tc>
+          <w:tcPr>
+            <w:cnfStyle w:val="000010000000" w:firstRow="0" w:lastRow="0" w:firstColumn="0" w:lastColumn="0" w:oddVBand="1" w:evenVBand="0" w:oddHBand="0" w:evenHBand="0" w:firstRowFirstColumn="0" w:firstRowLastColumn="0" w:lastRowFirstColumn="0" w:lastRowLastColumn="0"/>
+            <w:tcW w:w="4428" w:type="dxa"/>
+          </w:tcPr>
+          <w:p>
+            <w:pPr>
+              <w:autoSpaceDE w:val="0"/>
+              <w:autoSpaceDN w:val="0"/>
+              <w:adjustRightInd w:val="0"/>
+              <w:spacing w:line="480" w:lineRule="auto"/>
+              <w:rPr>
+                <w:rFonts w:ascii="Cambria" w:hAnsi="Cambria" w:cs="Helvetica"/>
+                <w:kern w:val="0"/>
+                <w:sz w:val="20"/>
+                <w:szCs w:val="20"/>
+                <w:lang w:val="en-GB"/>
+              </w:rPr>
+            </w:pPr>
+            <w:r>
+              <w:rPr>
+                <w:rFonts w:ascii="Cambria" w:hAnsi="Cambria" w:cs="Helvetica Neue"/>
+                <w:kern w:val="0"/>
+                <w:sz w:val="20"/>
+                <w:szCs w:val="20"/>
+                <w:lang w:val="en-GB"/>
+              </w:rPr>
+              <w:lastRenderedPageBreak/>
+              <w:t>inference_latency_summary.csv.png</w:t>
+            </w:r>
+          </w:p>
+        </w:tc>
+        <w:tc>
+          <w:tcPr>
+            <w:tcW w:w="4320" w:type="dxa"/>
+          </w:tcPr>
+          <w:p>
+            <w:pPr>
+              <w:autoSpaceDE w:val="0"/>
+              <w:autoSpaceDN w:val="0"/>
+              <w:adjustRightInd w:val="0"/>
+              <w:spacing w:line="480" w:lineRule="auto"/>
+              <w:cnfStyle w:val="000000000000" w:firstRow="0" w:lastRow="0" w:firstColumn="0" w:lastColumn="0" w:oddVBand="0" w:evenVBand="0" w:oddHBand="0" w:evenHBand="0" w:firstRowFirstColumn="0" w:firstRowLastColumn="0" w:lastRowFirstColumn="0" w:lastRowLastColumn="0"/>
+              <w:rPr>
+                <w:rFonts w:ascii="Cambria" w:hAnsi="Cambria" w:cs="Helvetica Neue"/>
+                <w:kern w:val="0"/>
+                <w:sz w:val="20"/>
+                <w:szCs w:val="20"/>
+                <w:lang w:val="en-GB"/>
+              </w:rPr>
+            </w:pPr>
+            <w:r>
+              <w:rPr>
+                <w:rFonts w:ascii="Cambria" w:hAnsi="Cambria" w:cs="Helvetica Neue"/>
+                <w:kern w:val="0"/>
+                <w:sz w:val="20"/>
+                <w:szCs w:val="20"/>
+                <w:lang w:val="en-GB"/>
+              </w:rPr>
+              <w:t>Measures request and route latency</w:t>
             </w:r>
           </w:p>
         </w:tc>
@@ -4615,8 +6409,8 @@
         <w:spacing w:line="360" w:lineRule="auto"/>
         <w:rPr>
           <w:rFonts w:ascii="Cambria" w:hAnsi="Cambria"/>
-          <w:sz w:val="22"/>
-          <w:szCs w:val="22"/>
+          <w:sz w:val="20"/>
+          <w:szCs w:val="20"/>
         </w:rPr>
       </w:pPr>
     </w:p>
@@ -4639,7 +6433,597 @@
           <w:sz w:val="22"/>
           <w:szCs w:val="22"/>
         </w:rPr>
-        <w:t>A.13 Troubleshooting Notes</w:t>
+        <w:t>A.1</w:t>
+      </w:r>
+      <w:r>
+        <w:rPr>
+          <w:rFonts w:ascii="Cambria" w:hAnsi="Cambria"/>
+          <w:b/>
+          <w:bCs/>
+          <w:sz w:val="22"/>
+          <w:szCs w:val="22"/>
+        </w:rPr>
+        <w:t>3</w:t>
+      </w:r>
+      <w:r>
+        <w:rPr>
+          <w:rFonts w:ascii="Cambria" w:hAnsi="Cambria"/>
+          <w:b/>
+          <w:bCs/>
+          <w:sz w:val="22"/>
+          <w:szCs w:val="22"/>
+        </w:rPr>
+        <w:t xml:space="preserve"> Smoke-Test and Report-Regeneration Script</w:t>
+      </w:r>
+    </w:p>
+    <w:p>
+      <w:pPr>
+        <w:spacing w:line="360" w:lineRule="auto"/>
+        <w:rPr>
+          <w:rFonts w:ascii="Cambria" w:hAnsi="Cambria"/>
+          <w:b/>
+          <w:bCs/>
+          <w:sz w:val="22"/>
+          <w:szCs w:val="22"/>
+        </w:rPr>
+      </w:pPr>
+      <w:r>
+        <w:rPr>
+          <w:rFonts w:ascii="Cambria" w:hAnsi="Cambria"/>
+          <w:b/>
+          <w:bCs/>
+          <w:sz w:val="22"/>
+          <w:szCs w:val="22"/>
+        </w:rPr>
+        <w:t>Purpose</w:t>
+      </w:r>
+    </w:p>
+    <w:p>
+      <w:pPr>
+        <w:spacing w:line="360" w:lineRule="auto"/>
+        <w:rPr>
+          <w:rFonts w:ascii="Cambria" w:hAnsi="Cambria"/>
+          <w:sz w:val="22"/>
+          <w:szCs w:val="22"/>
+        </w:rPr>
+      </w:pPr>
+      <w:r>
+        <w:rPr>
+          <w:rFonts w:ascii="Cambria" w:hAnsi="Cambria"/>
+          <w:sz w:val="22"/>
+          <w:szCs w:val="22"/>
+        </w:rPr>
+        <w:t>The smoke-test script is used to generate controlled runtime traffic, refresh the middleware logs, and regenerate the latency-based dissertation outputs.</w:t>
+      </w:r>
+    </w:p>
+    <w:p>
+      <w:pPr>
+        <w:spacing w:line="360" w:lineRule="auto"/>
+        <w:rPr>
+          <w:rFonts w:ascii="Cambria" w:hAnsi="Cambria"/>
+          <w:b/>
+          <w:bCs/>
+          <w:sz w:val="22"/>
+          <w:szCs w:val="22"/>
+        </w:rPr>
+      </w:pPr>
+      <w:r>
+        <w:rPr>
+          <w:rFonts w:ascii="Cambria" w:hAnsi="Cambria"/>
+          <w:b/>
+          <w:bCs/>
+          <w:sz w:val="22"/>
+          <w:szCs w:val="22"/>
+        </w:rPr>
+        <w:t>Script file</w:t>
+      </w:r>
+    </w:p>
+    <w:p>
+      <w:pPr>
+        <w:spacing w:line="360" w:lineRule="auto"/>
+        <w:rPr>
+          <w:rFonts w:ascii="Cambria" w:hAnsi="Cambria"/>
+          <w:sz w:val="22"/>
+          <w:szCs w:val="22"/>
+        </w:rPr>
+      </w:pPr>
+      <w:r>
+        <w:rPr>
+          <w:rFonts w:ascii="Cambria" w:hAnsi="Cambria"/>
+          <w:sz w:val="22"/>
+          <w:szCs w:val="22"/>
+        </w:rPr>
+        <w:t>smoke_test_and_regenerate_latency.sh</w:t>
+      </w:r>
+    </w:p>
+    <w:p>
+      <w:pPr>
+        <w:spacing w:line="360" w:lineRule="auto"/>
+        <w:rPr>
+          <w:rFonts w:ascii="Cambria" w:hAnsi="Cambria"/>
+          <w:b/>
+          <w:bCs/>
+          <w:sz w:val="22"/>
+          <w:szCs w:val="22"/>
+        </w:rPr>
+      </w:pPr>
+      <w:r>
+        <w:rPr>
+          <w:rFonts w:ascii="Cambria" w:hAnsi="Cambria"/>
+          <w:b/>
+          <w:bCs/>
+          <w:sz w:val="22"/>
+          <w:szCs w:val="22"/>
+        </w:rPr>
+        <w:t>What it does</w:t>
+      </w:r>
+    </w:p>
+    <w:p>
+      <w:pPr>
+        <w:pStyle w:val="ListParagraph"/>
+        <w:numPr>
+          <w:ilvl w:val="0"/>
+          <w:numId w:val="6"/>
+        </w:numPr>
+        <w:spacing w:line="360" w:lineRule="auto"/>
+        <w:rPr>
+          <w:rFonts w:ascii="Cambria" w:hAnsi="Cambria"/>
+          <w:sz w:val="22"/>
+          <w:szCs w:val="22"/>
+        </w:rPr>
+      </w:pPr>
+      <w:r>
+        <w:rPr>
+          <w:rFonts w:ascii="Cambria" w:hAnsi="Cambria"/>
+          <w:sz w:val="22"/>
+          <w:szCs w:val="22"/>
+        </w:rPr>
+        <w:t>checks whether the API server is reachable</w:t>
+      </w:r>
+    </w:p>
+    <w:p>
+      <w:pPr>
+        <w:pStyle w:val="ListParagraph"/>
+        <w:numPr>
+          <w:ilvl w:val="0"/>
+          <w:numId w:val="6"/>
+        </w:numPr>
+        <w:spacing w:line="360" w:lineRule="auto"/>
+        <w:rPr>
+          <w:rFonts w:ascii="Cambria" w:hAnsi="Cambria"/>
+          <w:sz w:val="22"/>
+          <w:szCs w:val="22"/>
+        </w:rPr>
+      </w:pPr>
+      <w:r>
+        <w:rPr>
+          <w:rFonts w:ascii="Cambria" w:hAnsi="Cambria"/>
+          <w:sz w:val="22"/>
+          <w:szCs w:val="22"/>
+        </w:rPr>
+        <w:t>sends a random mix of benign and malicious requests</w:t>
+      </w:r>
+    </w:p>
+    <w:p>
+      <w:pPr>
+        <w:pStyle w:val="ListParagraph"/>
+        <w:numPr>
+          <w:ilvl w:val="0"/>
+          <w:numId w:val="6"/>
+        </w:numPr>
+        <w:spacing w:line="360" w:lineRule="auto"/>
+        <w:rPr>
+          <w:rFonts w:ascii="Cambria" w:hAnsi="Cambria"/>
+          <w:sz w:val="22"/>
+          <w:szCs w:val="22"/>
+        </w:rPr>
+      </w:pPr>
+      <w:r>
+        <w:rPr>
+          <w:rFonts w:ascii="Cambria" w:hAnsi="Cambria"/>
+          <w:sz w:val="22"/>
+          <w:szCs w:val="22"/>
+        </w:rPr>
+        <w:t>waits random intervals between requests</w:t>
+      </w:r>
+    </w:p>
+    <w:p>
+      <w:pPr>
+        <w:pStyle w:val="ListParagraph"/>
+        <w:numPr>
+          <w:ilvl w:val="0"/>
+          <w:numId w:val="6"/>
+        </w:numPr>
+        <w:spacing w:line="360" w:lineRule="auto"/>
+        <w:rPr>
+          <w:rFonts w:ascii="Cambria" w:hAnsi="Cambria"/>
+          <w:sz w:val="22"/>
+          <w:szCs w:val="22"/>
+        </w:rPr>
+      </w:pPr>
+      <w:r>
+        <w:rPr>
+          <w:rFonts w:ascii="Cambria" w:hAnsi="Cambria"/>
+          <w:sz w:val="22"/>
+          <w:szCs w:val="22"/>
+        </w:rPr>
+        <w:t>hits dataset_batch_detect once per run</w:t>
+      </w:r>
+    </w:p>
+    <w:p>
+      <w:pPr>
+        <w:pStyle w:val="ListParagraph"/>
+        <w:numPr>
+          <w:ilvl w:val="0"/>
+          <w:numId w:val="6"/>
+        </w:numPr>
+        <w:spacing w:line="360" w:lineRule="auto"/>
+        <w:rPr>
+          <w:rFonts w:ascii="Cambria" w:hAnsi="Cambria"/>
+          <w:sz w:val="22"/>
+          <w:szCs w:val="22"/>
+        </w:rPr>
+      </w:pPr>
+      <w:r>
+        <w:rPr>
+          <w:rFonts w:ascii="Cambria" w:hAnsi="Cambria"/>
+          <w:sz w:val="22"/>
+          <w:szCs w:val="22"/>
+        </w:rPr>
+        <w:t>calls the report generator script</w:t>
+      </w:r>
+    </w:p>
+    <w:p>
+      <w:pPr>
+        <w:pStyle w:val="ListParagraph"/>
+        <w:numPr>
+          <w:ilvl w:val="0"/>
+          <w:numId w:val="6"/>
+        </w:numPr>
+        <w:spacing w:line="360" w:lineRule="auto"/>
+        <w:rPr>
+          <w:rFonts w:ascii="Cambria" w:hAnsi="Cambria"/>
+          <w:sz w:val="22"/>
+          <w:szCs w:val="22"/>
+        </w:rPr>
+      </w:pPr>
+      <w:r>
+        <w:rPr>
+          <w:rFonts w:ascii="Cambria" w:hAnsi="Cambria"/>
+          <w:sz w:val="22"/>
+          <w:szCs w:val="22"/>
+        </w:rPr>
+        <w:t>regenerates inference_latency_summary.csv and inference_latency_summary.png</w:t>
+      </w:r>
+    </w:p>
+    <w:p>
+      <w:pPr>
+        <w:spacing w:line="360" w:lineRule="auto"/>
+        <w:rPr>
+          <w:rFonts w:ascii="Cambria" w:hAnsi="Cambria"/>
+          <w:b/>
+          <w:bCs/>
+          <w:sz w:val="22"/>
+          <w:szCs w:val="22"/>
+        </w:rPr>
+      </w:pPr>
+      <w:r>
+        <w:rPr>
+          <w:rFonts w:ascii="Cambria" w:hAnsi="Cambria"/>
+          <w:b/>
+          <w:bCs/>
+          <w:sz w:val="22"/>
+          <w:szCs w:val="22"/>
+        </w:rPr>
+        <w:t>How to run it</w:t>
+      </w:r>
+    </w:p>
+    <w:p>
+      <w:pPr>
+        <w:spacing w:line="360" w:lineRule="auto"/>
+        <w:rPr>
+          <w:rFonts w:ascii="Cambria" w:hAnsi="Cambria"/>
+          <w:sz w:val="22"/>
+          <w:szCs w:val="22"/>
+        </w:rPr>
+      </w:pPr>
+      <w:r>
+        <w:rPr>
+          <w:rFonts w:ascii="Cambria" w:hAnsi="Cambria"/>
+          <w:sz w:val="22"/>
+          <w:szCs w:val="22"/>
+        </w:rPr>
+        <w:t>./smoke_test_and_regenerate_latency.sh</w:t>
+      </w:r>
+    </w:p>
+    <w:p>
+      <w:pPr>
+        <w:spacing w:line="360" w:lineRule="auto"/>
+        <w:rPr>
+          <w:rFonts w:ascii="Cambria" w:hAnsi="Cambria"/>
+          <w:b/>
+          <w:bCs/>
+          <w:sz w:val="22"/>
+          <w:szCs w:val="22"/>
+        </w:rPr>
+      </w:pPr>
+      <w:r>
+        <w:rPr>
+          <w:rFonts w:ascii="Cambria" w:hAnsi="Cambria"/>
+          <w:b/>
+          <w:bCs/>
+          <w:sz w:val="22"/>
+          <w:szCs w:val="22"/>
+        </w:rPr>
+        <w:t>Optional environment variables</w:t>
+      </w:r>
+    </w:p>
+    <w:p>
+      <w:pPr>
+        <w:pStyle w:val="ListParagraph"/>
+        <w:numPr>
+          <w:ilvl w:val="0"/>
+          <w:numId w:val="7"/>
+        </w:numPr>
+        <w:spacing w:line="360" w:lineRule="auto"/>
+        <w:rPr>
+          <w:rFonts w:ascii="Cambria" w:hAnsi="Cambria"/>
+          <w:sz w:val="22"/>
+          <w:szCs w:val="22"/>
+        </w:rPr>
+      </w:pPr>
+      <w:r>
+        <w:rPr>
+          <w:rFonts w:ascii="Cambria" w:hAnsi="Cambria"/>
+          <w:sz w:val="22"/>
+          <w:szCs w:val="22"/>
+        </w:rPr>
+        <w:t>BASE_URL</w:t>
+      </w:r>
+    </w:p>
+    <w:p>
+      <w:pPr>
+        <w:pStyle w:val="ListParagraph"/>
+        <w:numPr>
+          <w:ilvl w:val="0"/>
+          <w:numId w:val="7"/>
+        </w:numPr>
+        <w:spacing w:line="360" w:lineRule="auto"/>
+        <w:rPr>
+          <w:rFonts w:ascii="Cambria" w:hAnsi="Cambria"/>
+          <w:sz w:val="22"/>
+          <w:szCs w:val="22"/>
+        </w:rPr>
+      </w:pPr>
+      <w:r>
+        <w:rPr>
+          <w:rFonts w:ascii="Cambria" w:hAnsi="Cambria"/>
+          <w:sz w:val="22"/>
+          <w:szCs w:val="22"/>
+        </w:rPr>
+        <w:t>RANDOM_REQUESTS</w:t>
+      </w:r>
+    </w:p>
+    <w:p>
+      <w:pPr>
+        <w:pStyle w:val="ListParagraph"/>
+        <w:numPr>
+          <w:ilvl w:val="0"/>
+          <w:numId w:val="7"/>
+        </w:numPr>
+        <w:spacing w:line="360" w:lineRule="auto"/>
+        <w:rPr>
+          <w:rFonts w:ascii="Cambria" w:hAnsi="Cambria"/>
+          <w:sz w:val="22"/>
+          <w:szCs w:val="22"/>
+        </w:rPr>
+      </w:pPr>
+      <w:r>
+        <w:rPr>
+          <w:rFonts w:ascii="Cambria" w:hAnsi="Cambria"/>
+          <w:sz w:val="22"/>
+          <w:szCs w:val="22"/>
+        </w:rPr>
+        <w:t>SLEEP_MIN</w:t>
+      </w:r>
+    </w:p>
+    <w:p>
+      <w:pPr>
+        <w:pStyle w:val="ListParagraph"/>
+        <w:numPr>
+          <w:ilvl w:val="0"/>
+          <w:numId w:val="7"/>
+        </w:numPr>
+        <w:spacing w:line="360" w:lineRule="auto"/>
+        <w:rPr>
+          <w:rFonts w:ascii="Cambria" w:hAnsi="Cambria"/>
+          <w:sz w:val="22"/>
+          <w:szCs w:val="22"/>
+        </w:rPr>
+      </w:pPr>
+      <w:r>
+        <w:rPr>
+          <w:rFonts w:ascii="Cambria" w:hAnsi="Cambria"/>
+          <w:sz w:val="22"/>
+          <w:szCs w:val="22"/>
+        </w:rPr>
+        <w:t>SLEEP_MAX</w:t>
+      </w:r>
+    </w:p>
+    <w:p>
+      <w:pPr>
+        <w:pStyle w:val="ListParagraph"/>
+        <w:numPr>
+          <w:ilvl w:val="0"/>
+          <w:numId w:val="7"/>
+        </w:numPr>
+        <w:spacing w:line="360" w:lineRule="auto"/>
+        <w:rPr>
+          <w:rFonts w:ascii="Cambria" w:hAnsi="Cambria"/>
+          <w:sz w:val="22"/>
+          <w:szCs w:val="22"/>
+        </w:rPr>
+      </w:pPr>
+      <w:r>
+        <w:rPr>
+          <w:rFonts w:ascii="Cambria" w:hAnsi="Cambria"/>
+          <w:sz w:val="22"/>
+          <w:szCs w:val="22"/>
+        </w:rPr>
+        <w:t>DATASET_BATCH_SAMPLE_SIZE</w:t>
+      </w:r>
+    </w:p>
+    <w:p>
+      <w:pPr>
+        <w:pStyle w:val="ListParagraph"/>
+        <w:numPr>
+          <w:ilvl w:val="0"/>
+          <w:numId w:val="7"/>
+        </w:numPr>
+        <w:spacing w:line="360" w:lineRule="auto"/>
+        <w:rPr>
+          <w:rFonts w:ascii="Cambria" w:hAnsi="Cambria"/>
+          <w:sz w:val="22"/>
+          <w:szCs w:val="22"/>
+        </w:rPr>
+      </w:pPr>
+      <w:r>
+        <w:rPr>
+          <w:rFonts w:ascii="Cambria" w:hAnsi="Cambria"/>
+          <w:sz w:val="22"/>
+          <w:szCs w:val="22"/>
+        </w:rPr>
+        <w:t>PLOT_ENV</w:t>
+      </w:r>
+    </w:p>
+    <w:p>
+      <w:pPr>
+        <w:pStyle w:val="ListParagraph"/>
+        <w:numPr>
+          <w:ilvl w:val="0"/>
+          <w:numId w:val="7"/>
+        </w:numPr>
+        <w:spacing w:line="360" w:lineRule="auto"/>
+        <w:rPr>
+          <w:rFonts w:ascii="Cambria" w:hAnsi="Cambria"/>
+          <w:sz w:val="22"/>
+          <w:szCs w:val="22"/>
+        </w:rPr>
+      </w:pPr>
+      <w:r>
+        <w:rPr>
+          <w:rFonts w:ascii="Cambria" w:hAnsi="Cambria"/>
+          <w:sz w:val="22"/>
+          <w:szCs w:val="22"/>
+        </w:rPr>
+        <w:t>PYTHON_BIN</w:t>
+      </w:r>
+    </w:p>
+    <w:p>
+      <w:pPr>
+        <w:spacing w:line="360" w:lineRule="auto"/>
+        <w:rPr>
+          <w:rFonts w:ascii="Cambria" w:hAnsi="Cambria"/>
+          <w:b/>
+          <w:bCs/>
+          <w:sz w:val="22"/>
+          <w:szCs w:val="22"/>
+        </w:rPr>
+      </w:pPr>
+      <w:r>
+        <w:rPr>
+          <w:rFonts w:ascii="Cambria" w:hAnsi="Cambria"/>
+          <w:b/>
+          <w:bCs/>
+          <w:sz w:val="22"/>
+          <w:szCs w:val="22"/>
+        </w:rPr>
+        <w:t>Example</w:t>
+      </w:r>
+    </w:p>
+    <w:p>
+      <w:pPr>
+        <w:spacing w:line="240" w:lineRule="auto"/>
+        <w:rPr>
+          <w:rFonts w:ascii="Consolas" w:hAnsi="Consolas" w:cs="Consolas"/>
+          <w:sz w:val="18"/>
+          <w:szCs w:val="18"/>
+        </w:rPr>
+      </w:pPr>
+      <w:r>
+        <w:rPr>
+          <w:rFonts w:ascii="Consolas" w:hAnsi="Consolas" w:cs="Consolas"/>
+          <w:sz w:val="18"/>
+          <w:szCs w:val="18"/>
+        </w:rPr>
+        <w:t>RANDOM_REQUESTS=40 DATASET_BATCH_SAMPLE_SIZE=300 ./smoke_test_and_regenerate_latency.sh</w:t>
+      </w:r>
+    </w:p>
+    <w:p>
+      <w:pPr>
+        <w:spacing w:line="360" w:lineRule="auto"/>
+        <w:rPr>
+          <w:rFonts w:ascii="Cambria" w:hAnsi="Cambria"/>
+          <w:b/>
+          <w:bCs/>
+          <w:sz w:val="22"/>
+          <w:szCs w:val="22"/>
+        </w:rPr>
+      </w:pPr>
+    </w:p>
+    <w:p>
+      <w:pPr>
+        <w:spacing w:line="360" w:lineRule="auto"/>
+        <w:rPr>
+          <w:rFonts w:ascii="Cambria" w:hAnsi="Cambria"/>
+          <w:b/>
+          <w:bCs/>
+          <w:sz w:val="22"/>
+          <w:szCs w:val="22"/>
+        </w:rPr>
+      </w:pPr>
+    </w:p>
+    <w:p>
+      <w:pPr>
+        <w:spacing w:line="360" w:lineRule="auto"/>
+        <w:rPr>
+          <w:rFonts w:ascii="Cambria" w:hAnsi="Cambria"/>
+          <w:b/>
+          <w:bCs/>
+          <w:sz w:val="22"/>
+          <w:szCs w:val="22"/>
+        </w:rPr>
+      </w:pPr>
+      <w:r>
+        <w:rPr>
+          <w:rFonts w:ascii="Cambria" w:hAnsi="Cambria"/>
+          <w:b/>
+          <w:bCs/>
+          <w:sz w:val="22"/>
+          <w:szCs w:val="22"/>
+        </w:rPr>
+        <w:lastRenderedPageBreak/>
+        <w:t>A.1</w:t>
+      </w:r>
+      <w:r>
+        <w:rPr>
+          <w:rFonts w:ascii="Cambria" w:hAnsi="Cambria"/>
+          <w:b/>
+          <w:bCs/>
+          <w:sz w:val="22"/>
+          <w:szCs w:val="22"/>
+        </w:rPr>
+        <w:t>4</w:t>
+      </w:r>
+      <w:r>
+        <w:rPr>
+          <w:rFonts w:ascii="Cambria" w:hAnsi="Cambria"/>
+          <w:b/>
+          <w:bCs/>
+          <w:sz w:val="22"/>
+          <w:szCs w:val="22"/>
+        </w:rPr>
+        <w:t xml:space="preserve"> Troubleshooting Notes</w:t>
       </w:r>
     </w:p>
     <w:p>
@@ -4907,6 +7291,119 @@
     </w:lvl>
   </w:abstractNum>
   <w:abstractNum w:abstractNumId="2" w15:restartNumberingAfterBreak="0">
+    <w:nsid w:val="1EF01B83"/>
+    <w:multiLevelType w:val="hybridMultilevel"/>
+    <w:tmpl w:val="2BD03D22"/>
+    <w:lvl w:ilvl="0" w:tplc="08090001">
+      <w:start w:val="1"/>
+      <w:numFmt w:val="bullet"/>
+      <w:lvlText w:val=""/>
+      <w:lvlJc w:val="left"/>
+      <w:pPr>
+        <w:ind w:left="720" w:hanging="360"/>
+      </w:pPr>
+      <w:rPr>
+        <w:rFonts w:ascii="Symbol" w:hAnsi="Symbol" w:hint="default"/>
+      </w:rPr>
+    </w:lvl>
+    <w:lvl w:ilvl="1" w:tplc="08090003" w:tentative="1">
+      <w:start w:val="1"/>
+      <w:numFmt w:val="bullet"/>
+      <w:lvlText w:val="o"/>
+      <w:lvlJc w:val="left"/>
+      <w:pPr>
+        <w:ind w:left="1440" w:hanging="360"/>
+      </w:pPr>
+      <w:rPr>
+        <w:rFonts w:ascii="Courier New" w:hAnsi="Courier New" w:cs="Courier New" w:hint="default"/>
+      </w:rPr>
+    </w:lvl>
+    <w:lvl w:ilvl="2" w:tplc="08090005" w:tentative="1">
+      <w:start w:val="1"/>
+      <w:numFmt w:val="bullet"/>
+      <w:lvlText w:val=""/>
+      <w:lvlJc w:val="left"/>
+      <w:pPr>
+        <w:ind w:left="2160" w:hanging="360"/>
+      </w:pPr>
+      <w:rPr>
+        <w:rFonts w:ascii="Wingdings" w:hAnsi="Wingdings" w:hint="default"/>
+      </w:rPr>
+    </w:lvl>
+    <w:lvl w:ilvl="3" w:tplc="08090001" w:tentative="1">
+      <w:start w:val="1"/>
+      <w:numFmt w:val="bullet"/>
+      <w:lvlText w:val=""/>
+      <w:lvlJc w:val="left"/>
+      <w:pPr>
+        <w:ind w:left="2880" w:hanging="360"/>
+      </w:pPr>
+      <w:rPr>
+        <w:rFonts w:ascii="Symbol" w:hAnsi="Symbol" w:hint="default"/>
+      </w:rPr>
+    </w:lvl>
+    <w:lvl w:ilvl="4" w:tplc="08090003" w:tentative="1">
+      <w:start w:val="1"/>
+      <w:numFmt w:val="bullet"/>
+      <w:lvlText w:val="o"/>
+      <w:lvlJc w:val="left"/>
+      <w:pPr>
+        <w:ind w:left="3600" w:hanging="360"/>
+      </w:pPr>
+      <w:rPr>
+        <w:rFonts w:ascii="Courier New" w:hAnsi="Courier New" w:cs="Courier New" w:hint="default"/>
+      </w:rPr>
+    </w:lvl>
+    <w:lvl w:ilvl="5" w:tplc="08090005" w:tentative="1">
+      <w:start w:val="1"/>
+      <w:numFmt w:val="bullet"/>
+      <w:lvlText w:val=""/>
+      <w:lvlJc w:val="left"/>
+      <w:pPr>
+        <w:ind w:left="4320" w:hanging="360"/>
+      </w:pPr>
+      <w:rPr>
+        <w:rFonts w:ascii="Wingdings" w:hAnsi="Wingdings" w:hint="default"/>
+      </w:rPr>
+    </w:lvl>
+    <w:lvl w:ilvl="6" w:tplc="08090001" w:tentative="1">
+      <w:start w:val="1"/>
+      <w:numFmt w:val="bullet"/>
+      <w:lvlText w:val=""/>
+      <w:lvlJc w:val="left"/>
+      <w:pPr>
+        <w:ind w:left="5040" w:hanging="360"/>
+      </w:pPr>
+      <w:rPr>
+        <w:rFonts w:ascii="Symbol" w:hAnsi="Symbol" w:hint="default"/>
+      </w:rPr>
+    </w:lvl>
+    <w:lvl w:ilvl="7" w:tplc="08090003" w:tentative="1">
+      <w:start w:val="1"/>
+      <w:numFmt w:val="bullet"/>
+      <w:lvlText w:val="o"/>
+      <w:lvlJc w:val="left"/>
+      <w:pPr>
+        <w:ind w:left="5760" w:hanging="360"/>
+      </w:pPr>
+      <w:rPr>
+        <w:rFonts w:ascii="Courier New" w:hAnsi="Courier New" w:cs="Courier New" w:hint="default"/>
+      </w:rPr>
+    </w:lvl>
+    <w:lvl w:ilvl="8" w:tplc="08090005" w:tentative="1">
+      <w:start w:val="1"/>
+      <w:numFmt w:val="bullet"/>
+      <w:lvlText w:val=""/>
+      <w:lvlJc w:val="left"/>
+      <w:pPr>
+        <w:ind w:left="6480" w:hanging="360"/>
+      </w:pPr>
+      <w:rPr>
+        <w:rFonts w:ascii="Wingdings" w:hAnsi="Wingdings" w:hint="default"/>
+      </w:rPr>
+    </w:lvl>
+  </w:abstractNum>
+  <w:abstractNum w:abstractNumId="3" w15:restartNumberingAfterBreak="0">
     <w:nsid w:val="2DDA4D41"/>
     <w:multiLevelType w:val="hybridMultilevel"/>
     <w:tmpl w:val="ED16EC14"/>
@@ -4990,6 +7487,345 @@
       <w:pPr>
         <w:ind w:left="6480" w:hanging="180"/>
       </w:pPr>
+    </w:lvl>
+  </w:abstractNum>
+  <w:abstractNum w:abstractNumId="4" w15:restartNumberingAfterBreak="0">
+    <w:nsid w:val="42073DA4"/>
+    <w:multiLevelType w:val="hybridMultilevel"/>
+    <w:tmpl w:val="E93C453C"/>
+    <w:lvl w:ilvl="0" w:tplc="08090001">
+      <w:start w:val="1"/>
+      <w:numFmt w:val="bullet"/>
+      <w:lvlText w:val=""/>
+      <w:lvlJc w:val="left"/>
+      <w:pPr>
+        <w:ind w:left="720" w:hanging="360"/>
+      </w:pPr>
+      <w:rPr>
+        <w:rFonts w:ascii="Symbol" w:hAnsi="Symbol" w:hint="default"/>
+      </w:rPr>
+    </w:lvl>
+    <w:lvl w:ilvl="1" w:tplc="08090003" w:tentative="1">
+      <w:start w:val="1"/>
+      <w:numFmt w:val="bullet"/>
+      <w:lvlText w:val="o"/>
+      <w:lvlJc w:val="left"/>
+      <w:pPr>
+        <w:ind w:left="1440" w:hanging="360"/>
+      </w:pPr>
+      <w:rPr>
+        <w:rFonts w:ascii="Courier New" w:hAnsi="Courier New" w:cs="Courier New" w:hint="default"/>
+      </w:rPr>
+    </w:lvl>
+    <w:lvl w:ilvl="2" w:tplc="08090005" w:tentative="1">
+      <w:start w:val="1"/>
+      <w:numFmt w:val="bullet"/>
+      <w:lvlText w:val=""/>
+      <w:lvlJc w:val="left"/>
+      <w:pPr>
+        <w:ind w:left="2160" w:hanging="360"/>
+      </w:pPr>
+      <w:rPr>
+        <w:rFonts w:ascii="Wingdings" w:hAnsi="Wingdings" w:hint="default"/>
+      </w:rPr>
+    </w:lvl>
+    <w:lvl w:ilvl="3" w:tplc="08090001" w:tentative="1">
+      <w:start w:val="1"/>
+      <w:numFmt w:val="bullet"/>
+      <w:lvlText w:val=""/>
+      <w:lvlJc w:val="left"/>
+      <w:pPr>
+        <w:ind w:left="2880" w:hanging="360"/>
+      </w:pPr>
+      <w:rPr>
+        <w:rFonts w:ascii="Symbol" w:hAnsi="Symbol" w:hint="default"/>
+      </w:rPr>
+    </w:lvl>
+    <w:lvl w:ilvl="4" w:tplc="08090003" w:tentative="1">
+      <w:start w:val="1"/>
+      <w:numFmt w:val="bullet"/>
+      <w:lvlText w:val="o"/>
+      <w:lvlJc w:val="left"/>
+      <w:pPr>
+        <w:ind w:left="3600" w:hanging="360"/>
+      </w:pPr>
+      <w:rPr>
+        <w:rFonts w:ascii="Courier New" w:hAnsi="Courier New" w:cs="Courier New" w:hint="default"/>
+      </w:rPr>
+    </w:lvl>
+    <w:lvl w:ilvl="5" w:tplc="08090005" w:tentative="1">
+      <w:start w:val="1"/>
+      <w:numFmt w:val="bullet"/>
+      <w:lvlText w:val=""/>
+      <w:lvlJc w:val="left"/>
+      <w:pPr>
+        <w:ind w:left="4320" w:hanging="360"/>
+      </w:pPr>
+      <w:rPr>
+        <w:rFonts w:ascii="Wingdings" w:hAnsi="Wingdings" w:hint="default"/>
+      </w:rPr>
+    </w:lvl>
+    <w:lvl w:ilvl="6" w:tplc="08090001" w:tentative="1">
+      <w:start w:val="1"/>
+      <w:numFmt w:val="bullet"/>
+      <w:lvlText w:val=""/>
+      <w:lvlJc w:val="left"/>
+      <w:pPr>
+        <w:ind w:left="5040" w:hanging="360"/>
+      </w:pPr>
+      <w:rPr>
+        <w:rFonts w:ascii="Symbol" w:hAnsi="Symbol" w:hint="default"/>
+      </w:rPr>
+    </w:lvl>
+    <w:lvl w:ilvl="7" w:tplc="08090003" w:tentative="1">
+      <w:start w:val="1"/>
+      <w:numFmt w:val="bullet"/>
+      <w:lvlText w:val="o"/>
+      <w:lvlJc w:val="left"/>
+      <w:pPr>
+        <w:ind w:left="5760" w:hanging="360"/>
+      </w:pPr>
+      <w:rPr>
+        <w:rFonts w:ascii="Courier New" w:hAnsi="Courier New" w:cs="Courier New" w:hint="default"/>
+      </w:rPr>
+    </w:lvl>
+    <w:lvl w:ilvl="8" w:tplc="08090005" w:tentative="1">
+      <w:start w:val="1"/>
+      <w:numFmt w:val="bullet"/>
+      <w:lvlText w:val=""/>
+      <w:lvlJc w:val="left"/>
+      <w:pPr>
+        <w:ind w:left="6480" w:hanging="360"/>
+      </w:pPr>
+      <w:rPr>
+        <w:rFonts w:ascii="Wingdings" w:hAnsi="Wingdings" w:hint="default"/>
+      </w:rPr>
+    </w:lvl>
+  </w:abstractNum>
+  <w:abstractNum w:abstractNumId="5" w15:restartNumberingAfterBreak="0">
+    <w:nsid w:val="45731F17"/>
+    <w:multiLevelType w:val="hybridMultilevel"/>
+    <w:tmpl w:val="E4C0171A"/>
+    <w:lvl w:ilvl="0" w:tplc="08090001">
+      <w:start w:val="1"/>
+      <w:numFmt w:val="bullet"/>
+      <w:lvlText w:val=""/>
+      <w:lvlJc w:val="left"/>
+      <w:pPr>
+        <w:ind w:left="720" w:hanging="360"/>
+      </w:pPr>
+      <w:rPr>
+        <w:rFonts w:ascii="Symbol" w:hAnsi="Symbol" w:hint="default"/>
+      </w:rPr>
+    </w:lvl>
+    <w:lvl w:ilvl="1" w:tplc="08090003" w:tentative="1">
+      <w:start w:val="1"/>
+      <w:numFmt w:val="bullet"/>
+      <w:lvlText w:val="o"/>
+      <w:lvlJc w:val="left"/>
+      <w:pPr>
+        <w:ind w:left="1440" w:hanging="360"/>
+      </w:pPr>
+      <w:rPr>
+        <w:rFonts w:ascii="Courier New" w:hAnsi="Courier New" w:cs="Courier New" w:hint="default"/>
+      </w:rPr>
+    </w:lvl>
+    <w:lvl w:ilvl="2" w:tplc="08090005" w:tentative="1">
+      <w:start w:val="1"/>
+      <w:numFmt w:val="bullet"/>
+      <w:lvlText w:val=""/>
+      <w:lvlJc w:val="left"/>
+      <w:pPr>
+        <w:ind w:left="2160" w:hanging="360"/>
+      </w:pPr>
+      <w:rPr>
+        <w:rFonts w:ascii="Wingdings" w:hAnsi="Wingdings" w:hint="default"/>
+      </w:rPr>
+    </w:lvl>
+    <w:lvl w:ilvl="3" w:tplc="08090001" w:tentative="1">
+      <w:start w:val="1"/>
+      <w:numFmt w:val="bullet"/>
+      <w:lvlText w:val=""/>
+      <w:lvlJc w:val="left"/>
+      <w:pPr>
+        <w:ind w:left="2880" w:hanging="360"/>
+      </w:pPr>
+      <w:rPr>
+        <w:rFonts w:ascii="Symbol" w:hAnsi="Symbol" w:hint="default"/>
+      </w:rPr>
+    </w:lvl>
+    <w:lvl w:ilvl="4" w:tplc="08090003" w:tentative="1">
+      <w:start w:val="1"/>
+      <w:numFmt w:val="bullet"/>
+      <w:lvlText w:val="o"/>
+      <w:lvlJc w:val="left"/>
+      <w:pPr>
+        <w:ind w:left="3600" w:hanging="360"/>
+      </w:pPr>
+      <w:rPr>
+        <w:rFonts w:ascii="Courier New" w:hAnsi="Courier New" w:cs="Courier New" w:hint="default"/>
+      </w:rPr>
+    </w:lvl>
+    <w:lvl w:ilvl="5" w:tplc="08090005" w:tentative="1">
+      <w:start w:val="1"/>
+      <w:numFmt w:val="bullet"/>
+      <w:lvlText w:val=""/>
+      <w:lvlJc w:val="left"/>
+      <w:pPr>
+        <w:ind w:left="4320" w:hanging="360"/>
+      </w:pPr>
+      <w:rPr>
+        <w:rFonts w:ascii="Wingdings" w:hAnsi="Wingdings" w:hint="default"/>
+      </w:rPr>
+    </w:lvl>
+    <w:lvl w:ilvl="6" w:tplc="08090001" w:tentative="1">
+      <w:start w:val="1"/>
+      <w:numFmt w:val="bullet"/>
+      <w:lvlText w:val=""/>
+      <w:lvlJc w:val="left"/>
+      <w:pPr>
+        <w:ind w:left="5040" w:hanging="360"/>
+      </w:pPr>
+      <w:rPr>
+        <w:rFonts w:ascii="Symbol" w:hAnsi="Symbol" w:hint="default"/>
+      </w:rPr>
+    </w:lvl>
+    <w:lvl w:ilvl="7" w:tplc="08090003" w:tentative="1">
+      <w:start w:val="1"/>
+      <w:numFmt w:val="bullet"/>
+      <w:lvlText w:val="o"/>
+      <w:lvlJc w:val="left"/>
+      <w:pPr>
+        <w:ind w:left="5760" w:hanging="360"/>
+      </w:pPr>
+      <w:rPr>
+        <w:rFonts w:ascii="Courier New" w:hAnsi="Courier New" w:cs="Courier New" w:hint="default"/>
+      </w:rPr>
+    </w:lvl>
+    <w:lvl w:ilvl="8" w:tplc="08090005" w:tentative="1">
+      <w:start w:val="1"/>
+      <w:numFmt w:val="bullet"/>
+      <w:lvlText w:val=""/>
+      <w:lvlJc w:val="left"/>
+      <w:pPr>
+        <w:ind w:left="6480" w:hanging="360"/>
+      </w:pPr>
+      <w:rPr>
+        <w:rFonts w:ascii="Wingdings" w:hAnsi="Wingdings" w:hint="default"/>
+      </w:rPr>
+    </w:lvl>
+  </w:abstractNum>
+  <w:abstractNum w:abstractNumId="6" w15:restartNumberingAfterBreak="0">
+    <w:nsid w:val="5EB64228"/>
+    <w:multiLevelType w:val="hybridMultilevel"/>
+    <w:tmpl w:val="26A620F0"/>
+    <w:lvl w:ilvl="0" w:tplc="08090001">
+      <w:start w:val="1"/>
+      <w:numFmt w:val="bullet"/>
+      <w:lvlText w:val=""/>
+      <w:lvlJc w:val="left"/>
+      <w:pPr>
+        <w:ind w:left="720" w:hanging="360"/>
+      </w:pPr>
+      <w:rPr>
+        <w:rFonts w:ascii="Symbol" w:hAnsi="Symbol" w:hint="default"/>
+      </w:rPr>
+    </w:lvl>
+    <w:lvl w:ilvl="1" w:tplc="08090003" w:tentative="1">
+      <w:start w:val="1"/>
+      <w:numFmt w:val="bullet"/>
+      <w:lvlText w:val="o"/>
+      <w:lvlJc w:val="left"/>
+      <w:pPr>
+        <w:ind w:left="1440" w:hanging="360"/>
+      </w:pPr>
+      <w:rPr>
+        <w:rFonts w:ascii="Courier New" w:hAnsi="Courier New" w:cs="Courier New" w:hint="default"/>
+      </w:rPr>
+    </w:lvl>
+    <w:lvl w:ilvl="2" w:tplc="08090005" w:tentative="1">
+      <w:start w:val="1"/>
+      <w:numFmt w:val="bullet"/>
+      <w:lvlText w:val=""/>
+      <w:lvlJc w:val="left"/>
+      <w:pPr>
+        <w:ind w:left="2160" w:hanging="360"/>
+      </w:pPr>
+      <w:rPr>
+        <w:rFonts w:ascii="Wingdings" w:hAnsi="Wingdings" w:hint="default"/>
+      </w:rPr>
+    </w:lvl>
+    <w:lvl w:ilvl="3" w:tplc="08090001" w:tentative="1">
+      <w:start w:val="1"/>
+      <w:numFmt w:val="bullet"/>
+      <w:lvlText w:val=""/>
+      <w:lvlJc w:val="left"/>
+      <w:pPr>
+        <w:ind w:left="2880" w:hanging="360"/>
+      </w:pPr>
+      <w:rPr>
+        <w:rFonts w:ascii="Symbol" w:hAnsi="Symbol" w:hint="default"/>
+      </w:rPr>
+    </w:lvl>
+    <w:lvl w:ilvl="4" w:tplc="08090003" w:tentative="1">
+      <w:start w:val="1"/>
+      <w:numFmt w:val="bullet"/>
+      <w:lvlText w:val="o"/>
+      <w:lvlJc w:val="left"/>
+      <w:pPr>
+        <w:ind w:left="3600" w:hanging="360"/>
+      </w:pPr>
+      <w:rPr>
+        <w:rFonts w:ascii="Courier New" w:hAnsi="Courier New" w:cs="Courier New" w:hint="default"/>
+      </w:rPr>
+    </w:lvl>
+    <w:lvl w:ilvl="5" w:tplc="08090005" w:tentative="1">
+      <w:start w:val="1"/>
+      <w:numFmt w:val="bullet"/>
+      <w:lvlText w:val=""/>
+      <w:lvlJc w:val="left"/>
+      <w:pPr>
+        <w:ind w:left="4320" w:hanging="360"/>
+      </w:pPr>
+      <w:rPr>
+        <w:rFonts w:ascii="Wingdings" w:hAnsi="Wingdings" w:hint="default"/>
+      </w:rPr>
+    </w:lvl>
+    <w:lvl w:ilvl="6" w:tplc="08090001" w:tentative="1">
+      <w:start w:val="1"/>
+      <w:numFmt w:val="bullet"/>
+      <w:lvlText w:val=""/>
+      <w:lvlJc w:val="left"/>
+      <w:pPr>
+        <w:ind w:left="5040" w:hanging="360"/>
+      </w:pPr>
+      <w:rPr>
+        <w:rFonts w:ascii="Symbol" w:hAnsi="Symbol" w:hint="default"/>
+      </w:rPr>
+    </w:lvl>
+    <w:lvl w:ilvl="7" w:tplc="08090003" w:tentative="1">
+      <w:start w:val="1"/>
+      <w:numFmt w:val="bullet"/>
+      <w:lvlText w:val="o"/>
+      <w:lvlJc w:val="left"/>
+      <w:pPr>
+        <w:ind w:left="5760" w:hanging="360"/>
+      </w:pPr>
+      <w:rPr>
+        <w:rFonts w:ascii="Courier New" w:hAnsi="Courier New" w:cs="Courier New" w:hint="default"/>
+      </w:rPr>
+    </w:lvl>
+    <w:lvl w:ilvl="8" w:tplc="08090005" w:tentative="1">
+      <w:start w:val="1"/>
+      <w:numFmt w:val="bullet"/>
+      <w:lvlText w:val=""/>
+      <w:lvlJc w:val="left"/>
+      <w:pPr>
+        <w:ind w:left="6480" w:hanging="360"/>
+      </w:pPr>
+      <w:rPr>
+        <w:rFonts w:ascii="Wingdings" w:hAnsi="Wingdings" w:hint="default"/>
+      </w:rPr>
     </w:lvl>
   </w:abstractNum>
   <w:num w:numId="1" w16cid:durableId="1849368761">
@@ -4999,7 +7835,19 @@
     <w:abstractNumId w:val="0"/>
   </w:num>
   <w:num w:numId="3" w16cid:durableId="1813331075">
+    <w:abstractNumId w:val="3"/>
+  </w:num>
+  <w:num w:numId="4" w16cid:durableId="1149446024">
+    <w:abstractNumId w:val="4"/>
+  </w:num>
+  <w:num w:numId="5" w16cid:durableId="310912634">
+    <w:abstractNumId w:val="5"/>
+  </w:num>
+  <w:num w:numId="6" w16cid:durableId="921723337">
     <w:abstractNumId w:val="2"/>
+  </w:num>
+  <w:num w:numId="7" w16cid:durableId="134220672">
+    <w:abstractNumId w:val="6"/>
   </w:num>
 </w:numbering>
 </file>
@@ -5804,6 +8652,11 @@
       </w:tcPr>
     </w:tblStylePr>
   </w:style>
+  <w:style w:type="character" w:customStyle="1" w:styleId="inlinemarkdownx0d1c75">
+    <w:name w:val="_inlinemarkdown_x0d1c_75"/>
+    <w:basedOn w:val="DefaultParagraphFont"/>
+    <w:rsid w:val="00BB6E34"/>
+  </w:style>
 </w:styles>
 </file>
 
